--- a/弱點檢測工具.docx
+++ b/弱點檢測工具.docx
@@ -7980,1978 +7980,4532 @@
         <w:rPr>
           <w:rFonts w:ascii="微軟正黑體" w:eastAsia="微軟正黑體" w:hAnsi="微軟正黑體" w:hint="eastAsia"/>
         </w:rPr>
-        <w:t>最安全且有效的方法是建立一個「故意留有漏洞的實驗環境」（Vulnerable Lab）。千萬不要直接掃描未經授權</w:t>
-      </w:r>
+        <w:t>最安全且有效的方法是建立一個「故意留有漏洞的實驗環境」（Vulnerable Lab）。千萬不要直接掃描未經授權的公開網站，以免觸法或造成對方的困擾。</w:t>
+      </w:r>
+    </w:p>
+    <w:p>
+      <w:pPr>
+        <w:adjustRightInd w:val="0"/>
+        <w:snapToGrid w:val="0"/>
+        <w:rPr>
+          <w:rFonts w:ascii="微軟正黑體" w:eastAsia="微軟正黑體" w:hAnsi="微軟正黑體"/>
+        </w:rPr>
+      </w:pPr>
+    </w:p>
+    <w:p>
+      <w:pPr>
+        <w:adjustRightInd w:val="0"/>
+        <w:snapToGrid w:val="0"/>
+        <w:rPr>
+          <w:rFonts w:ascii="微軟正黑體" w:eastAsia="微軟正黑體" w:hAnsi="微軟正黑體"/>
+        </w:rPr>
+      </w:pPr>
+      <w:r>
+        <w:rPr>
+          <w:rFonts w:ascii="微軟正黑體" w:eastAsia="微軟正黑體" w:hAnsi="微軟正黑體" w:hint="eastAsia"/>
+        </w:rPr>
+        <w:t xml:space="preserve">準備一個使用 </w:t>
+      </w:r>
+      <w:proofErr w:type="spellStart"/>
+      <w:r>
+        <w:rPr>
+          <w:rFonts w:ascii="微軟正黑體" w:eastAsia="微軟正黑體" w:hAnsi="微軟正黑體" w:hint="eastAsia"/>
+        </w:rPr>
+        <w:t>FastAPI</w:t>
+      </w:r>
+      <w:proofErr w:type="spellEnd"/>
+      <w:r>
+        <w:rPr>
+          <w:rFonts w:ascii="微軟正黑體" w:eastAsia="微軟正黑體" w:hAnsi="微軟正黑體" w:hint="eastAsia"/>
+        </w:rPr>
+        <w:t xml:space="preserve"> 撰寫的測試環境腳本。</w:t>
+      </w:r>
+    </w:p>
+    <w:p>
+      <w:pPr>
+        <w:adjustRightInd w:val="0"/>
+        <w:snapToGrid w:val="0"/>
+        <w:rPr>
+          <w:rFonts w:ascii="微軟正黑體" w:eastAsia="微軟正黑體" w:hAnsi="微軟正黑體"/>
+        </w:rPr>
+      </w:pPr>
+      <w:r>
+        <w:rPr>
+          <w:rFonts w:ascii="微軟正黑體" w:eastAsia="微軟正黑體" w:hAnsi="微軟正黑體" w:hint="eastAsia"/>
+        </w:rPr>
+        <w:t>這個腳本會啟動一個本機網頁伺服器，並刻意在表單中留下 SQL 注入與 XSS 漏洞，讓剛寫好的 crawler.py 可以成功偵測到它們。</w:t>
+      </w:r>
+    </w:p>
+    <w:p>
+      <w:pPr>
+        <w:adjustRightInd w:val="0"/>
+        <w:snapToGrid w:val="0"/>
+        <w:rPr>
+          <w:rFonts w:ascii="微軟正黑體" w:eastAsia="微軟正黑體" w:hAnsi="微軟正黑體"/>
+        </w:rPr>
+      </w:pPr>
+    </w:p>
+    <w:p>
+      <w:pPr>
+        <w:adjustRightInd w:val="0"/>
+        <w:snapToGrid w:val="0"/>
+        <w:rPr>
+          <w:rFonts w:ascii="微軟正黑體" w:eastAsia="微軟正黑體" w:hAnsi="微軟正黑體"/>
+        </w:rPr>
+      </w:pPr>
+      <w:r>
+        <w:rPr>
+          <w:rFonts w:ascii="微軟正黑體" w:eastAsia="微軟正黑體" w:hAnsi="微軟正黑體" w:hint="eastAsia"/>
+        </w:rPr>
+        <w:t>第一步：安裝環境測試所需套件</w:t>
+      </w:r>
+    </w:p>
+    <w:p>
+      <w:pPr>
+        <w:adjustRightInd w:val="0"/>
+        <w:snapToGrid w:val="0"/>
+        <w:rPr>
+          <w:rFonts w:ascii="微軟正黑體" w:eastAsia="微軟正黑體" w:hAnsi="微軟正黑體"/>
+        </w:rPr>
+      </w:pPr>
+      <w:r>
+        <w:rPr>
+          <w:rFonts w:ascii="微軟正黑體" w:eastAsia="微軟正黑體" w:hAnsi="微軟正黑體" w:hint="eastAsia"/>
+        </w:rPr>
+        <w:t>請在終端機執行以下指令，安裝啟動測試環境所需的套件：</w:t>
+      </w:r>
+    </w:p>
+    <w:p>
+      <w:pPr>
+        <w:adjustRightInd w:val="0"/>
+        <w:snapToGrid w:val="0"/>
+        <w:rPr>
+          <w:rFonts w:ascii="微軟正黑體" w:eastAsia="微軟正黑體" w:hAnsi="微軟正黑體"/>
+        </w:rPr>
+      </w:pPr>
+    </w:p>
+    <w:p>
+      <w:pPr>
+        <w:adjustRightInd w:val="0"/>
+        <w:snapToGrid w:val="0"/>
+        <w:rPr>
+          <w:rFonts w:ascii="微軟正黑體" w:eastAsia="微軟正黑體" w:hAnsi="微軟正黑體"/>
+        </w:rPr>
+      </w:pPr>
+      <w:proofErr w:type="gramStart"/>
+      <w:r>
+        <w:rPr>
+          <w:rFonts w:ascii="微軟正黑體" w:eastAsia="微軟正黑體" w:hAnsi="微軟正黑體"/>
+        </w:rPr>
+        <w:t>pip</w:t>
+      </w:r>
+      <w:proofErr w:type="gramEnd"/>
+      <w:r>
+        <w:rPr>
+          <w:rFonts w:ascii="微軟正黑體" w:eastAsia="微軟正黑體" w:hAnsi="微軟正黑體"/>
+        </w:rPr>
+        <w:t xml:space="preserve"> install </w:t>
+      </w:r>
+      <w:proofErr w:type="spellStart"/>
+      <w:r>
+        <w:rPr>
+          <w:rFonts w:ascii="微軟正黑體" w:eastAsia="微軟正黑體" w:hAnsi="微軟正黑體"/>
+        </w:rPr>
+        <w:t>fastapi</w:t>
+      </w:r>
+      <w:proofErr w:type="spellEnd"/>
+      <w:r>
+        <w:rPr>
+          <w:rFonts w:ascii="微軟正黑體" w:eastAsia="微軟正黑體" w:hAnsi="微軟正黑體"/>
+        </w:rPr>
+        <w:t xml:space="preserve"> </w:t>
+      </w:r>
+      <w:proofErr w:type="spellStart"/>
+      <w:r>
+        <w:rPr>
+          <w:rFonts w:ascii="微軟正黑體" w:eastAsia="微軟正黑體" w:hAnsi="微軟正黑體"/>
+        </w:rPr>
+        <w:t>uvicorn</w:t>
+      </w:r>
+      <w:proofErr w:type="spellEnd"/>
+    </w:p>
+    <w:p>
+      <w:pPr>
+        <w:adjustRightInd w:val="0"/>
+        <w:snapToGrid w:val="0"/>
+        <w:rPr>
+          <w:rFonts w:ascii="微軟正黑體" w:eastAsia="微軟正黑體" w:hAnsi="微軟正黑體"/>
+        </w:rPr>
+      </w:pPr>
+    </w:p>
+    <w:p>
+      <w:pPr>
+        <w:adjustRightInd w:val="0"/>
+        <w:snapToGrid w:val="0"/>
+        <w:rPr>
+          <w:rFonts w:ascii="微軟正黑體" w:eastAsia="微軟正黑體" w:hAnsi="微軟正黑體"/>
+        </w:rPr>
+      </w:pPr>
+      <w:r>
+        <w:rPr>
+          <w:rFonts w:ascii="微軟正黑體" w:eastAsia="微軟正黑體" w:hAnsi="微軟正黑體" w:hint="eastAsia"/>
+        </w:rPr>
+        <w:t>第二步：建立測試環境腳本 (vulnerable_lab.</w:t>
+      </w:r>
+      <w:proofErr w:type="gramStart"/>
+      <w:r>
+        <w:rPr>
+          <w:rFonts w:ascii="微軟正黑體" w:eastAsia="微軟正黑體" w:hAnsi="微軟正黑體" w:hint="eastAsia"/>
+        </w:rPr>
+        <w:t>py</w:t>
+      </w:r>
+      <w:proofErr w:type="gramEnd"/>
+      <w:r>
+        <w:rPr>
+          <w:rFonts w:ascii="微軟正黑體" w:eastAsia="微軟正黑體" w:hAnsi="微軟正黑體" w:hint="eastAsia"/>
+        </w:rPr>
+        <w:t>)</w:t>
+      </w:r>
+    </w:p>
+    <w:p>
+      <w:pPr>
+        <w:adjustRightInd w:val="0"/>
+        <w:snapToGrid w:val="0"/>
+        <w:rPr>
+          <w:rFonts w:ascii="微軟正黑體" w:eastAsia="微軟正黑體" w:hAnsi="微軟正黑體"/>
+        </w:rPr>
+      </w:pPr>
+      <w:r>
+        <w:rPr>
+          <w:rFonts w:ascii="微軟正黑體" w:eastAsia="微軟正黑體" w:hAnsi="微軟正黑體" w:hint="eastAsia"/>
+        </w:rPr>
+        <w:t>這段程式碼會模擬一個有漏洞的登入頁面與搜尋頁面。</w:t>
+      </w:r>
+    </w:p>
+    <w:p>
+      <w:pPr>
+        <w:adjustRightInd w:val="0"/>
+        <w:snapToGrid w:val="0"/>
+        <w:rPr>
+          <w:rFonts w:ascii="微軟正黑體" w:eastAsia="微軟正黑體" w:hAnsi="微軟正黑體"/>
+        </w:rPr>
+      </w:pPr>
+    </w:p>
+    <w:p>
+      <w:pPr>
+        <w:adjustRightInd w:val="0"/>
+        <w:snapToGrid w:val="0"/>
+        <w:rPr>
+          <w:rFonts w:ascii="微軟正黑體" w:eastAsia="微軟正黑體" w:hAnsi="微軟正黑體"/>
+        </w:rPr>
+      </w:pPr>
+      <w:r>
+        <w:rPr>
+          <w:rFonts w:ascii="微軟正黑體" w:eastAsia="微軟正黑體" w:hAnsi="微軟正黑體"/>
+        </w:rPr>
+        <w:t>Python</w:t>
+      </w:r>
+    </w:p>
+    <w:p>
+      <w:pPr>
+        <w:adjustRightInd w:val="0"/>
+        <w:snapToGrid w:val="0"/>
+        <w:rPr>
+          <w:rFonts w:ascii="微軟正黑體" w:eastAsia="微軟正黑體" w:hAnsi="微軟正黑體"/>
+        </w:rPr>
+      </w:pPr>
+      <w:proofErr w:type="gramStart"/>
+      <w:r>
+        <w:rPr>
+          <w:rFonts w:ascii="微軟正黑體" w:eastAsia="微軟正黑體" w:hAnsi="微軟正黑體"/>
+        </w:rPr>
+        <w:t>from</w:t>
+      </w:r>
+      <w:proofErr w:type="gramEnd"/>
+      <w:r>
+        <w:rPr>
+          <w:rFonts w:ascii="微軟正黑體" w:eastAsia="微軟正黑體" w:hAnsi="微軟正黑體"/>
+        </w:rPr>
+        <w:t xml:space="preserve"> </w:t>
+      </w:r>
+      <w:proofErr w:type="spellStart"/>
+      <w:r>
+        <w:rPr>
+          <w:rFonts w:ascii="微軟正黑體" w:eastAsia="微軟正黑體" w:hAnsi="微軟正黑體"/>
+        </w:rPr>
+        <w:t>fastapi</w:t>
+      </w:r>
+      <w:proofErr w:type="spellEnd"/>
+      <w:r>
+        <w:rPr>
+          <w:rFonts w:ascii="微軟正黑體" w:eastAsia="微軟正黑體" w:hAnsi="微軟正黑體"/>
+        </w:rPr>
+        <w:t xml:space="preserve"> import </w:t>
+      </w:r>
+      <w:proofErr w:type="spellStart"/>
+      <w:r>
+        <w:rPr>
+          <w:rFonts w:ascii="微軟正黑體" w:eastAsia="微軟正黑體" w:hAnsi="微軟正黑體"/>
+        </w:rPr>
+        <w:t>FastAPI</w:t>
+      </w:r>
+      <w:proofErr w:type="spellEnd"/>
+      <w:r>
+        <w:rPr>
+          <w:rFonts w:ascii="微軟正黑體" w:eastAsia="微軟正黑體" w:hAnsi="微軟正黑體"/>
+        </w:rPr>
+        <w:t>, Form, Request</w:t>
+      </w:r>
+    </w:p>
+    <w:p>
+      <w:pPr>
+        <w:adjustRightInd w:val="0"/>
+        <w:snapToGrid w:val="0"/>
+        <w:rPr>
+          <w:rFonts w:ascii="微軟正黑體" w:eastAsia="微軟正黑體" w:hAnsi="微軟正黑體"/>
+        </w:rPr>
+      </w:pPr>
+      <w:proofErr w:type="gramStart"/>
+      <w:r>
+        <w:rPr>
+          <w:rFonts w:ascii="微軟正黑體" w:eastAsia="微軟正黑體" w:hAnsi="微軟正黑體"/>
+        </w:rPr>
+        <w:t>from</w:t>
+      </w:r>
+      <w:proofErr w:type="gramEnd"/>
+      <w:r>
+        <w:rPr>
+          <w:rFonts w:ascii="微軟正黑體" w:eastAsia="微軟正黑體" w:hAnsi="微軟正黑體"/>
+        </w:rPr>
+        <w:t xml:space="preserve"> </w:t>
+      </w:r>
+      <w:proofErr w:type="spellStart"/>
+      <w:r>
+        <w:rPr>
+          <w:rFonts w:ascii="微軟正黑體" w:eastAsia="微軟正黑體" w:hAnsi="微軟正黑體"/>
+        </w:rPr>
+        <w:t>fastapi.responses</w:t>
+      </w:r>
+      <w:proofErr w:type="spellEnd"/>
+      <w:r>
+        <w:rPr>
+          <w:rFonts w:ascii="微軟正黑體" w:eastAsia="微軟正黑體" w:hAnsi="微軟正黑體"/>
+        </w:rPr>
+        <w:t xml:space="preserve"> import </w:t>
+      </w:r>
+      <w:proofErr w:type="spellStart"/>
+      <w:r>
+        <w:rPr>
+          <w:rFonts w:ascii="微軟正黑體" w:eastAsia="微軟正黑體" w:hAnsi="微軟正黑體"/>
+        </w:rPr>
+        <w:t>HTMLResponse</w:t>
+      </w:r>
+      <w:proofErr w:type="spellEnd"/>
+    </w:p>
+    <w:p>
+      <w:pPr>
+        <w:adjustRightInd w:val="0"/>
+        <w:snapToGrid w:val="0"/>
+        <w:rPr>
+          <w:rFonts w:ascii="微軟正黑體" w:eastAsia="微軟正黑體" w:hAnsi="微軟正黑體"/>
+        </w:rPr>
+      </w:pPr>
+    </w:p>
+    <w:p>
+      <w:pPr>
+        <w:adjustRightInd w:val="0"/>
+        <w:snapToGrid w:val="0"/>
+        <w:rPr>
+          <w:rFonts w:ascii="微軟正黑體" w:eastAsia="微軟正黑體" w:hAnsi="微軟正黑體"/>
+        </w:rPr>
+      </w:pPr>
+      <w:proofErr w:type="gramStart"/>
+      <w:r>
+        <w:rPr>
+          <w:rFonts w:ascii="微軟正黑體" w:eastAsia="微軟正黑體" w:hAnsi="微軟正黑體"/>
+        </w:rPr>
+        <w:t>app</w:t>
+      </w:r>
+      <w:proofErr w:type="gramEnd"/>
+      <w:r>
+        <w:rPr>
+          <w:rFonts w:ascii="微軟正黑體" w:eastAsia="微軟正黑體" w:hAnsi="微軟正黑體"/>
+        </w:rPr>
+        <w:t xml:space="preserve"> = </w:t>
+      </w:r>
+      <w:proofErr w:type="spellStart"/>
+      <w:r>
+        <w:rPr>
+          <w:rFonts w:ascii="微軟正黑體" w:eastAsia="微軟正黑體" w:hAnsi="微軟正黑體"/>
+        </w:rPr>
+        <w:t>FastAPI</w:t>
+      </w:r>
+      <w:proofErr w:type="spellEnd"/>
+      <w:r>
+        <w:rPr>
+          <w:rFonts w:ascii="微軟正黑體" w:eastAsia="微軟正黑體" w:hAnsi="微軟正黑體"/>
+        </w:rPr>
+        <w:t>()</w:t>
+      </w:r>
+    </w:p>
+    <w:p>
+      <w:pPr>
+        <w:adjustRightInd w:val="0"/>
+        <w:snapToGrid w:val="0"/>
+        <w:rPr>
+          <w:rFonts w:ascii="微軟正黑體" w:eastAsia="微軟正黑體" w:hAnsi="微軟正黑體"/>
+        </w:rPr>
+      </w:pPr>
+    </w:p>
+    <w:p>
+      <w:pPr>
+        <w:adjustRightInd w:val="0"/>
+        <w:snapToGrid w:val="0"/>
+        <w:rPr>
+          <w:rFonts w:ascii="微軟正黑體" w:eastAsia="微軟正黑體" w:hAnsi="微軟正黑體"/>
+        </w:rPr>
+      </w:pPr>
+      <w:r>
+        <w:rPr>
+          <w:rFonts w:ascii="微軟正黑體" w:eastAsia="微軟正黑體" w:hAnsi="微軟正黑體" w:hint="eastAsia"/>
+        </w:rPr>
+        <w:t># 模擬一個簡單的 HTML 頁面，包含兩個有漏洞的表單</w:t>
+      </w:r>
+    </w:p>
+    <w:p>
+      <w:pPr>
+        <w:adjustRightInd w:val="0"/>
+        <w:snapToGrid w:val="0"/>
+        <w:rPr>
+          <w:rFonts w:ascii="微軟正黑體" w:eastAsia="微軟正黑體" w:hAnsi="微軟正黑體"/>
+        </w:rPr>
+      </w:pPr>
+      <w:proofErr w:type="gramStart"/>
+      <w:r>
+        <w:rPr>
+          <w:rFonts w:ascii="微軟正黑體" w:eastAsia="微軟正黑體" w:hAnsi="微軟正黑體"/>
+        </w:rPr>
+        <w:t>@</w:t>
+      </w:r>
+      <w:proofErr w:type="spellStart"/>
+      <w:r>
+        <w:rPr>
+          <w:rFonts w:ascii="微軟正黑體" w:eastAsia="微軟正黑體" w:hAnsi="微軟正黑體"/>
+        </w:rPr>
+        <w:t>app.get</w:t>
+      </w:r>
+      <w:proofErr w:type="spellEnd"/>
+      <w:r>
+        <w:rPr>
+          <w:rFonts w:ascii="微軟正黑體" w:eastAsia="微軟正黑體" w:hAnsi="微軟正黑體"/>
+        </w:rPr>
+        <w:t>(</w:t>
+      </w:r>
+      <w:proofErr w:type="gramEnd"/>
+      <w:r>
+        <w:rPr>
+          <w:rFonts w:ascii="微軟正黑體" w:eastAsia="微軟正黑體" w:hAnsi="微軟正黑體"/>
+        </w:rPr>
+        <w:t xml:space="preserve">"/", </w:t>
+      </w:r>
+      <w:proofErr w:type="spellStart"/>
+      <w:r>
+        <w:rPr>
+          <w:rFonts w:ascii="微軟正黑體" w:eastAsia="微軟正黑體" w:hAnsi="微軟正黑體"/>
+        </w:rPr>
+        <w:t>response_class</w:t>
+      </w:r>
+      <w:proofErr w:type="spellEnd"/>
+      <w:r>
+        <w:rPr>
+          <w:rFonts w:ascii="微軟正黑體" w:eastAsia="微軟正黑體" w:hAnsi="微軟正黑體"/>
+        </w:rPr>
+        <w:t>=</w:t>
+      </w:r>
+      <w:proofErr w:type="spellStart"/>
+      <w:r>
+        <w:rPr>
+          <w:rFonts w:ascii="微軟正黑體" w:eastAsia="微軟正黑體" w:hAnsi="微軟正黑體"/>
+        </w:rPr>
+        <w:t>HTMLResponse</w:t>
+      </w:r>
+      <w:proofErr w:type="spellEnd"/>
+      <w:r>
+        <w:rPr>
+          <w:rFonts w:ascii="微軟正黑體" w:eastAsia="微軟正黑體" w:hAnsi="微軟正黑體"/>
+        </w:rPr>
+        <w:t>)</w:t>
+      </w:r>
+    </w:p>
+    <w:p>
+      <w:pPr>
+        <w:adjustRightInd w:val="0"/>
+        <w:snapToGrid w:val="0"/>
+        <w:rPr>
+          <w:rFonts w:ascii="微軟正黑體" w:eastAsia="微軟正黑體" w:hAnsi="微軟正黑體"/>
+        </w:rPr>
+      </w:pPr>
+      <w:proofErr w:type="spellStart"/>
+      <w:proofErr w:type="gramStart"/>
+      <w:r>
+        <w:rPr>
+          <w:rFonts w:ascii="微軟正黑體" w:eastAsia="微軟正黑體" w:hAnsi="微軟正黑體"/>
+        </w:rPr>
+        <w:t>async</w:t>
+      </w:r>
+      <w:proofErr w:type="spellEnd"/>
+      <w:proofErr w:type="gramEnd"/>
+      <w:r>
+        <w:rPr>
+          <w:rFonts w:ascii="微軟正黑體" w:eastAsia="微軟正黑體" w:hAnsi="微軟正黑體"/>
+        </w:rPr>
+        <w:t xml:space="preserve"> </w:t>
+      </w:r>
+      <w:proofErr w:type="spellStart"/>
+      <w:r>
+        <w:rPr>
+          <w:rFonts w:ascii="微軟正黑體" w:eastAsia="微軟正黑體" w:hAnsi="微軟正黑體"/>
+        </w:rPr>
+        <w:t>def</w:t>
+      </w:r>
+      <w:proofErr w:type="spellEnd"/>
+      <w:r>
+        <w:rPr>
+          <w:rFonts w:ascii="微軟正黑體" w:eastAsia="微軟正黑體" w:hAnsi="微軟正黑體"/>
+        </w:rPr>
+        <w:t xml:space="preserve"> index():</w:t>
+      </w:r>
+    </w:p>
+    <w:p>
+      <w:pPr>
+        <w:adjustRightInd w:val="0"/>
+        <w:snapToGrid w:val="0"/>
+        <w:rPr>
+          <w:rFonts w:ascii="微軟正黑體" w:eastAsia="微軟正黑體" w:hAnsi="微軟正黑體"/>
+        </w:rPr>
+      </w:pPr>
+      <w:r>
+        <w:rPr>
+          <w:rFonts w:ascii="微軟正黑體" w:eastAsia="微軟正黑體" w:hAnsi="微軟正黑體"/>
+        </w:rPr>
+        <w:t xml:space="preserve">    </w:t>
+      </w:r>
+      <w:proofErr w:type="gramStart"/>
+      <w:r>
+        <w:rPr>
+          <w:rFonts w:ascii="微軟正黑體" w:eastAsia="微軟正黑體" w:hAnsi="微軟正黑體"/>
+        </w:rPr>
+        <w:t>return</w:t>
+      </w:r>
+      <w:proofErr w:type="gramEnd"/>
+      <w:r>
+        <w:rPr>
+          <w:rFonts w:ascii="微軟正黑體" w:eastAsia="微軟正黑體" w:hAnsi="微軟正黑體"/>
+        </w:rPr>
+        <w:t xml:space="preserve"> """</w:t>
+      </w:r>
+    </w:p>
+    <w:p>
+      <w:pPr>
+        <w:adjustRightInd w:val="0"/>
+        <w:snapToGrid w:val="0"/>
+        <w:rPr>
+          <w:rFonts w:ascii="微軟正黑體" w:eastAsia="微軟正黑體" w:hAnsi="微軟正黑體"/>
+        </w:rPr>
+      </w:pPr>
+      <w:r>
+        <w:rPr>
+          <w:rFonts w:ascii="微軟正黑體" w:eastAsia="微軟正黑體" w:hAnsi="微軟正黑體"/>
+        </w:rPr>
+        <w:t xml:space="preserve">    &lt;</w:t>
+      </w:r>
+      <w:proofErr w:type="gramStart"/>
+      <w:r>
+        <w:rPr>
+          <w:rFonts w:ascii="微軟正黑體" w:eastAsia="微軟正黑體" w:hAnsi="微軟正黑體"/>
+        </w:rPr>
+        <w:t>html</w:t>
+      </w:r>
+      <w:proofErr w:type="gramEnd"/>
+      <w:r>
+        <w:rPr>
+          <w:rFonts w:ascii="微軟正黑體" w:eastAsia="微軟正黑體" w:hAnsi="微軟正黑體"/>
+        </w:rPr>
+        <w:t>&gt;</w:t>
+      </w:r>
+    </w:p>
+    <w:p>
+      <w:pPr>
+        <w:adjustRightInd w:val="0"/>
+        <w:snapToGrid w:val="0"/>
+        <w:rPr>
+          <w:rFonts w:ascii="微軟正黑體" w:eastAsia="微軟正黑體" w:hAnsi="微軟正黑體"/>
+        </w:rPr>
+      </w:pPr>
+      <w:r>
+        <w:rPr>
+          <w:rFonts w:ascii="微軟正黑體" w:eastAsia="微軟正黑體" w:hAnsi="微軟正黑體"/>
+        </w:rPr>
+        <w:t xml:space="preserve">        &lt;</w:t>
+      </w:r>
+      <w:proofErr w:type="gramStart"/>
+      <w:r>
+        <w:rPr>
+          <w:rFonts w:ascii="微軟正黑體" w:eastAsia="微軟正黑體" w:hAnsi="微軟正黑體"/>
+        </w:rPr>
+        <w:t>head</w:t>
+      </w:r>
+      <w:proofErr w:type="gramEnd"/>
+      <w:r>
+        <w:rPr>
+          <w:rFonts w:ascii="微軟正黑體" w:eastAsia="微軟正黑體" w:hAnsi="微軟正黑體"/>
+        </w:rPr>
+        <w:t>&gt;&lt;title&gt;Vulnerable Lab&lt;/title&gt;&lt;/head&gt;</w:t>
+      </w:r>
+    </w:p>
+    <w:p>
+      <w:pPr>
+        <w:adjustRightInd w:val="0"/>
+        <w:snapToGrid w:val="0"/>
+        <w:rPr>
+          <w:rFonts w:ascii="微軟正黑體" w:eastAsia="微軟正黑體" w:hAnsi="微軟正黑體"/>
+        </w:rPr>
+      </w:pPr>
+      <w:r>
+        <w:rPr>
+          <w:rFonts w:ascii="微軟正黑體" w:eastAsia="微軟正黑體" w:hAnsi="微軟正黑體"/>
+        </w:rPr>
+        <w:t xml:space="preserve">        &lt;</w:t>
+      </w:r>
+      <w:proofErr w:type="gramStart"/>
+      <w:r>
+        <w:rPr>
+          <w:rFonts w:ascii="微軟正黑體" w:eastAsia="微軟正黑體" w:hAnsi="微軟正黑體"/>
+        </w:rPr>
+        <w:t>body</w:t>
+      </w:r>
+      <w:proofErr w:type="gramEnd"/>
+      <w:r>
+        <w:rPr>
+          <w:rFonts w:ascii="微軟正黑體" w:eastAsia="微軟正黑體" w:hAnsi="微軟正黑體"/>
+        </w:rPr>
+        <w:t>&gt;</w:t>
+      </w:r>
+    </w:p>
+    <w:p>
+      <w:pPr>
+        <w:adjustRightInd w:val="0"/>
+        <w:snapToGrid w:val="0"/>
+        <w:rPr>
+          <w:rFonts w:ascii="微軟正黑體" w:eastAsia="微軟正黑體" w:hAnsi="微軟正黑體"/>
+        </w:rPr>
+      </w:pPr>
+      <w:r>
+        <w:rPr>
+          <w:rFonts w:ascii="微軟正黑體" w:eastAsia="微軟正黑體" w:hAnsi="微軟正黑體" w:hint="eastAsia"/>
+        </w:rPr>
+        <w:t xml:space="preserve">            &lt;h1&gt;弱點測試實驗室&lt;/h1&gt;</w:t>
+      </w:r>
+    </w:p>
+    <w:p>
+      <w:pPr>
+        <w:adjustRightInd w:val="0"/>
+        <w:snapToGrid w:val="0"/>
+        <w:rPr>
+          <w:rFonts w:ascii="微軟正黑體" w:eastAsia="微軟正黑體" w:hAnsi="微軟正黑體"/>
+        </w:rPr>
+      </w:pPr>
+      <w:r>
+        <w:rPr>
+          <w:rFonts w:ascii="微軟正黑體" w:eastAsia="微軟正黑體" w:hAnsi="微軟正黑體"/>
+        </w:rPr>
+        <w:t xml:space="preserve">            </w:t>
+      </w:r>
+    </w:p>
+    <w:p>
+      <w:pPr>
+        <w:adjustRightInd w:val="0"/>
+        <w:snapToGrid w:val="0"/>
+        <w:rPr>
+          <w:rFonts w:ascii="微軟正黑體" w:eastAsia="微軟正黑體" w:hAnsi="微軟正黑體"/>
+        </w:rPr>
+      </w:pPr>
+      <w:r>
+        <w:rPr>
+          <w:rFonts w:ascii="微軟正黑體" w:eastAsia="微軟正黑體" w:hAnsi="微軟正黑體" w:hint="eastAsia"/>
+        </w:rPr>
+        <w:t xml:space="preserve">            </w:t>
+      </w:r>
+      <w:proofErr w:type="gramStart"/>
+      <w:r>
+        <w:rPr>
+          <w:rFonts w:ascii="微軟正黑體" w:eastAsia="微軟正黑體" w:hAnsi="微軟正黑體" w:hint="eastAsia"/>
+        </w:rPr>
+        <w:t>&lt;!--</w:t>
+      </w:r>
+      <w:proofErr w:type="gramEnd"/>
+      <w:r>
+        <w:rPr>
+          <w:rFonts w:ascii="微軟正黑體" w:eastAsia="微軟正黑體" w:hAnsi="微軟正黑體" w:hint="eastAsia"/>
+        </w:rPr>
+        <w:t xml:space="preserve"> 模擬 SQL 注入漏洞的表單 --&gt;</w:t>
+      </w:r>
+    </w:p>
+    <w:p>
+      <w:pPr>
+        <w:adjustRightInd w:val="0"/>
+        <w:snapToGrid w:val="0"/>
+        <w:rPr>
+          <w:rFonts w:ascii="微軟正黑體" w:eastAsia="微軟正黑體" w:hAnsi="微軟正黑體"/>
+        </w:rPr>
+      </w:pPr>
+      <w:r>
+        <w:rPr>
+          <w:rFonts w:ascii="微軟正黑體" w:eastAsia="微軟正黑體" w:hAnsi="微軟正黑體"/>
+        </w:rPr>
+        <w:t xml:space="preserve">            &lt;div style="border: 1px solid black; padding: 10px; margin-</w:t>
+      </w:r>
+      <w:r>
+        <w:rPr>
+          <w:rFonts w:ascii="微軟正黑體" w:eastAsia="微軟正黑體" w:hAnsi="微軟正黑體"/>
+        </w:rPr>
+        <w:lastRenderedPageBreak/>
+        <w:t xml:space="preserve">bottom: </w:t>
+      </w:r>
+      <w:proofErr w:type="gramStart"/>
+      <w:r>
+        <w:rPr>
+          <w:rFonts w:ascii="微軟正黑體" w:eastAsia="微軟正黑體" w:hAnsi="微軟正黑體"/>
+        </w:rPr>
+        <w:t>20px;</w:t>
+      </w:r>
+      <w:proofErr w:type="gramEnd"/>
+      <w:r>
+        <w:rPr>
+          <w:rFonts w:ascii="微軟正黑體" w:eastAsia="微軟正黑體" w:hAnsi="微軟正黑體"/>
+        </w:rPr>
+        <w:t>"&gt;</w:t>
+      </w:r>
+    </w:p>
+    <w:p>
+      <w:pPr>
+        <w:adjustRightInd w:val="0"/>
+        <w:snapToGrid w:val="0"/>
+        <w:rPr>
+          <w:rFonts w:ascii="微軟正黑體" w:eastAsia="微軟正黑體" w:hAnsi="微軟正黑體"/>
+        </w:rPr>
+      </w:pPr>
+      <w:r>
+        <w:rPr>
+          <w:rFonts w:ascii="微軟正黑體" w:eastAsia="微軟正黑體" w:hAnsi="微軟正黑體" w:hint="eastAsia"/>
+        </w:rPr>
+        <w:t xml:space="preserve">                &lt;h3&gt;測試 1: 登入頁面 (SQL Injection 測試)&lt;/h3&gt;</w:t>
+      </w:r>
+    </w:p>
+    <w:p>
+      <w:pPr>
+        <w:adjustRightInd w:val="0"/>
+        <w:snapToGrid w:val="0"/>
+        <w:rPr>
+          <w:rFonts w:ascii="微軟正黑體" w:eastAsia="微軟正黑體" w:hAnsi="微軟正黑體"/>
+        </w:rPr>
+      </w:pPr>
+      <w:r>
+        <w:rPr>
+          <w:rFonts w:ascii="微軟正黑體" w:eastAsia="微軟正黑體" w:hAnsi="微軟正黑體"/>
+        </w:rPr>
+        <w:t xml:space="preserve">                &lt;form action="/login" method="post"&gt;</w:t>
+      </w:r>
+    </w:p>
+    <w:p>
+      <w:pPr>
+        <w:adjustRightInd w:val="0"/>
+        <w:snapToGrid w:val="0"/>
+        <w:rPr>
+          <w:rFonts w:ascii="微軟正黑體" w:eastAsia="微軟正黑體" w:hAnsi="微軟正黑體"/>
+        </w:rPr>
+      </w:pPr>
+      <w:r>
+        <w:rPr>
+          <w:rFonts w:ascii="微軟正黑體" w:eastAsia="微軟正黑體" w:hAnsi="微軟正黑體" w:hint="eastAsia"/>
+        </w:rPr>
+        <w:t xml:space="preserve">                    帳號: &lt;input type="text" name="username"&gt;&lt;</w:t>
+      </w:r>
+      <w:proofErr w:type="spellStart"/>
+      <w:r>
+        <w:rPr>
+          <w:rFonts w:ascii="微軟正黑體" w:eastAsia="微軟正黑體" w:hAnsi="微軟正黑體" w:hint="eastAsia"/>
+        </w:rPr>
+        <w:t>br</w:t>
+      </w:r>
+      <w:proofErr w:type="spellEnd"/>
+      <w:r>
+        <w:rPr>
+          <w:rFonts w:ascii="微軟正黑體" w:eastAsia="微軟正黑體" w:hAnsi="微軟正黑體" w:hint="eastAsia"/>
+        </w:rPr>
+        <w:t>&gt;</w:t>
+      </w:r>
+    </w:p>
+    <w:p>
+      <w:pPr>
+        <w:adjustRightInd w:val="0"/>
+        <w:snapToGrid w:val="0"/>
+        <w:rPr>
+          <w:rFonts w:ascii="微軟正黑體" w:eastAsia="微軟正黑體" w:hAnsi="微軟正黑體"/>
+        </w:rPr>
+      </w:pPr>
+      <w:r>
+        <w:rPr>
+          <w:rFonts w:ascii="微軟正黑體" w:eastAsia="微軟正黑體" w:hAnsi="微軟正黑體" w:hint="eastAsia"/>
+        </w:rPr>
+        <w:t xml:space="preserve">                    密碼: &lt;input type="password" name="password"&gt;&lt;</w:t>
+      </w:r>
+      <w:proofErr w:type="spellStart"/>
+      <w:r>
+        <w:rPr>
+          <w:rFonts w:ascii="微軟正黑體" w:eastAsia="微軟正黑體" w:hAnsi="微軟正黑體" w:hint="eastAsia"/>
+        </w:rPr>
+        <w:t>br</w:t>
+      </w:r>
+      <w:proofErr w:type="spellEnd"/>
+      <w:r>
+        <w:rPr>
+          <w:rFonts w:ascii="微軟正黑體" w:eastAsia="微軟正黑體" w:hAnsi="微軟正黑體" w:hint="eastAsia"/>
+        </w:rPr>
+        <w:t>&gt;</w:t>
+      </w:r>
+    </w:p>
+    <w:p>
+      <w:pPr>
+        <w:adjustRightInd w:val="0"/>
+        <w:snapToGrid w:val="0"/>
+        <w:rPr>
+          <w:rFonts w:ascii="微軟正黑體" w:eastAsia="微軟正黑體" w:hAnsi="微軟正黑體"/>
+        </w:rPr>
+      </w:pPr>
+      <w:r>
+        <w:rPr>
+          <w:rFonts w:ascii="微軟正黑體" w:eastAsia="微軟正黑體" w:hAnsi="微軟正黑體" w:hint="eastAsia"/>
+        </w:rPr>
+        <w:t xml:space="preserve">                    &lt;input type="submit" value="登入"&gt;</w:t>
+      </w:r>
+    </w:p>
+    <w:p>
+      <w:pPr>
+        <w:adjustRightInd w:val="0"/>
+        <w:snapToGrid w:val="0"/>
+        <w:rPr>
+          <w:rFonts w:ascii="微軟正黑體" w:eastAsia="微軟正黑體" w:hAnsi="微軟正黑體"/>
+        </w:rPr>
+      </w:pPr>
+      <w:r>
+        <w:rPr>
+          <w:rFonts w:ascii="微軟正黑體" w:eastAsia="微軟正黑體" w:hAnsi="微軟正黑體"/>
+        </w:rPr>
+        <w:t xml:space="preserve">                &lt;/form&gt;</w:t>
+      </w:r>
+    </w:p>
+    <w:p>
+      <w:pPr>
+        <w:adjustRightInd w:val="0"/>
+        <w:snapToGrid w:val="0"/>
+        <w:rPr>
+          <w:rFonts w:ascii="微軟正黑體" w:eastAsia="微軟正黑體" w:hAnsi="微軟正黑體"/>
+        </w:rPr>
+      </w:pPr>
+      <w:r>
+        <w:rPr>
+          <w:rFonts w:ascii="微軟正黑體" w:eastAsia="微軟正黑體" w:hAnsi="微軟正黑體"/>
+        </w:rPr>
+        <w:t xml:space="preserve">            &lt;/div&gt;</w:t>
+      </w:r>
+    </w:p>
+    <w:p>
+      <w:pPr>
+        <w:adjustRightInd w:val="0"/>
+        <w:snapToGrid w:val="0"/>
+        <w:rPr>
+          <w:rFonts w:ascii="微軟正黑體" w:eastAsia="微軟正黑體" w:hAnsi="微軟正黑體"/>
+        </w:rPr>
+      </w:pPr>
+    </w:p>
+    <w:p>
+      <w:pPr>
+        <w:adjustRightInd w:val="0"/>
+        <w:snapToGrid w:val="0"/>
+        <w:rPr>
+          <w:rFonts w:ascii="微軟正黑體" w:eastAsia="微軟正黑體" w:hAnsi="微軟正黑體"/>
+        </w:rPr>
+      </w:pPr>
+      <w:r>
+        <w:rPr>
+          <w:rFonts w:ascii="微軟正黑體" w:eastAsia="微軟正黑體" w:hAnsi="微軟正黑體" w:hint="eastAsia"/>
+        </w:rPr>
+        <w:t xml:space="preserve">            </w:t>
+      </w:r>
+      <w:proofErr w:type="gramStart"/>
+      <w:r>
+        <w:rPr>
+          <w:rFonts w:ascii="微軟正黑體" w:eastAsia="微軟正黑體" w:hAnsi="微軟正黑體" w:hint="eastAsia"/>
+        </w:rPr>
+        <w:t>&lt;!--</w:t>
+      </w:r>
+      <w:proofErr w:type="gramEnd"/>
+      <w:r>
+        <w:rPr>
+          <w:rFonts w:ascii="微軟正黑體" w:eastAsia="微軟正黑體" w:hAnsi="微軟正黑體" w:hint="eastAsia"/>
+        </w:rPr>
+        <w:t xml:space="preserve"> 模擬 XSS 漏洞的表單 --&gt;</w:t>
+      </w:r>
+    </w:p>
+    <w:p>
+      <w:pPr>
+        <w:adjustRightInd w:val="0"/>
+        <w:snapToGrid w:val="0"/>
+        <w:rPr>
+          <w:rFonts w:ascii="微軟正黑體" w:eastAsia="微軟正黑體" w:hAnsi="微軟正黑體"/>
+        </w:rPr>
+      </w:pPr>
+      <w:r>
+        <w:rPr>
+          <w:rFonts w:ascii="微軟正黑體" w:eastAsia="微軟正黑體" w:hAnsi="微軟正黑體"/>
+        </w:rPr>
+        <w:t xml:space="preserve">            &lt;div style="border: 1px solid black; padding: </w:t>
+      </w:r>
+      <w:proofErr w:type="gramStart"/>
+      <w:r>
+        <w:rPr>
+          <w:rFonts w:ascii="微軟正黑體" w:eastAsia="微軟正黑體" w:hAnsi="微軟正黑體"/>
+        </w:rPr>
+        <w:t>10px;</w:t>
+      </w:r>
+      <w:proofErr w:type="gramEnd"/>
+      <w:r>
+        <w:rPr>
+          <w:rFonts w:ascii="微軟正黑體" w:eastAsia="微軟正黑體" w:hAnsi="微軟正黑體"/>
+        </w:rPr>
+        <w:t>"&gt;</w:t>
+      </w:r>
+    </w:p>
+    <w:p>
+      <w:pPr>
+        <w:adjustRightInd w:val="0"/>
+        <w:snapToGrid w:val="0"/>
+        <w:rPr>
+          <w:rFonts w:ascii="微軟正黑體" w:eastAsia="微軟正黑體" w:hAnsi="微軟正黑體"/>
+        </w:rPr>
+      </w:pPr>
+      <w:r>
+        <w:rPr>
+          <w:rFonts w:ascii="微軟正黑體" w:eastAsia="微軟正黑體" w:hAnsi="微軟正黑體" w:hint="eastAsia"/>
+        </w:rPr>
+        <w:t xml:space="preserve">                &lt;h3&gt;測試 2: 搜尋功能 (XSS 測試)&lt;/h3&gt;</w:t>
+      </w:r>
+    </w:p>
+    <w:p>
+      <w:pPr>
+        <w:adjustRightInd w:val="0"/>
+        <w:snapToGrid w:val="0"/>
+        <w:rPr>
+          <w:rFonts w:ascii="微軟正黑體" w:eastAsia="微軟正黑體" w:hAnsi="微軟正黑體"/>
+        </w:rPr>
+      </w:pPr>
+      <w:r>
+        <w:rPr>
+          <w:rFonts w:ascii="微軟正黑體" w:eastAsia="微軟正黑體" w:hAnsi="微軟正黑體"/>
+        </w:rPr>
+        <w:t xml:space="preserve">                &lt;form action="/search" method="get"&gt;</w:t>
+      </w:r>
+    </w:p>
+    <w:p>
+      <w:pPr>
+        <w:adjustRightInd w:val="0"/>
+        <w:snapToGrid w:val="0"/>
+        <w:rPr>
+          <w:rFonts w:ascii="微軟正黑體" w:eastAsia="微軟正黑體" w:hAnsi="微軟正黑體"/>
+        </w:rPr>
+      </w:pPr>
+      <w:r>
+        <w:rPr>
+          <w:rFonts w:ascii="微軟正黑體" w:eastAsia="微軟正黑體" w:hAnsi="微軟正黑體" w:hint="eastAsia"/>
+        </w:rPr>
+        <w:t xml:space="preserve">                    關鍵字: &lt;input type="text" name="q"&gt;</w:t>
+      </w:r>
+    </w:p>
+    <w:p>
+      <w:pPr>
+        <w:adjustRightInd w:val="0"/>
+        <w:snapToGrid w:val="0"/>
+        <w:rPr>
+          <w:rFonts w:ascii="微軟正黑體" w:eastAsia="微軟正黑體" w:hAnsi="微軟正黑體"/>
+        </w:rPr>
+      </w:pPr>
+      <w:r>
+        <w:rPr>
+          <w:rFonts w:ascii="微軟正黑體" w:eastAsia="微軟正黑體" w:hAnsi="微軟正黑體" w:hint="eastAsia"/>
+        </w:rPr>
+        <w:t xml:space="preserve">                    &lt;input type="submit" value="搜尋"&gt;</w:t>
+      </w:r>
+    </w:p>
+    <w:p>
+      <w:pPr>
+        <w:adjustRightInd w:val="0"/>
+        <w:snapToGrid w:val="0"/>
+        <w:rPr>
+          <w:rFonts w:ascii="微軟正黑體" w:eastAsia="微軟正黑體" w:hAnsi="微軟正黑體"/>
+        </w:rPr>
+      </w:pPr>
+      <w:r>
+        <w:rPr>
+          <w:rFonts w:ascii="微軟正黑體" w:eastAsia="微軟正黑體" w:hAnsi="微軟正黑體"/>
+        </w:rPr>
+        <w:t xml:space="preserve">                &lt;/form&gt;</w:t>
+      </w:r>
+    </w:p>
+    <w:p>
+      <w:pPr>
+        <w:adjustRightInd w:val="0"/>
+        <w:snapToGrid w:val="0"/>
+        <w:rPr>
+          <w:rFonts w:ascii="微軟正黑體" w:eastAsia="微軟正黑體" w:hAnsi="微軟正黑體"/>
+        </w:rPr>
+      </w:pPr>
+      <w:r>
+        <w:rPr>
+          <w:rFonts w:ascii="微軟正黑體" w:eastAsia="微軟正黑體" w:hAnsi="微軟正黑體"/>
+        </w:rPr>
+        <w:t xml:space="preserve">            &lt;/div&gt;</w:t>
+      </w:r>
+    </w:p>
+    <w:p>
+      <w:pPr>
+        <w:adjustRightInd w:val="0"/>
+        <w:snapToGrid w:val="0"/>
+        <w:rPr>
+          <w:rFonts w:ascii="微軟正黑體" w:eastAsia="微軟正黑體" w:hAnsi="微軟正黑體"/>
+        </w:rPr>
+      </w:pPr>
+      <w:r>
+        <w:rPr>
+          <w:rFonts w:ascii="微軟正黑體" w:eastAsia="微軟正黑體" w:hAnsi="微軟正黑體"/>
+        </w:rPr>
+        <w:t xml:space="preserve">        &lt;/body&gt;</w:t>
+      </w:r>
+    </w:p>
+    <w:p>
+      <w:pPr>
+        <w:adjustRightInd w:val="0"/>
+        <w:snapToGrid w:val="0"/>
+        <w:rPr>
+          <w:rFonts w:ascii="微軟正黑體" w:eastAsia="微軟正黑體" w:hAnsi="微軟正黑體"/>
+        </w:rPr>
+      </w:pPr>
+      <w:r>
+        <w:rPr>
+          <w:rFonts w:ascii="微軟正黑體" w:eastAsia="微軟正黑體" w:hAnsi="微軟正黑體"/>
+        </w:rPr>
+        <w:t xml:space="preserve">    &lt;/html&gt;</w:t>
+      </w:r>
+    </w:p>
+    <w:p>
+      <w:pPr>
+        <w:adjustRightInd w:val="0"/>
+        <w:snapToGrid w:val="0"/>
+        <w:rPr>
+          <w:rFonts w:ascii="微軟正黑體" w:eastAsia="微軟正黑體" w:hAnsi="微軟正黑體"/>
+        </w:rPr>
+      </w:pPr>
+      <w:r>
+        <w:rPr>
+          <w:rFonts w:ascii="微軟正黑體" w:eastAsia="微軟正黑體" w:hAnsi="微軟正黑體"/>
+        </w:rPr>
+        <w:t xml:space="preserve">    """</w:t>
+      </w:r>
+    </w:p>
+    <w:p>
+      <w:pPr>
+        <w:adjustRightInd w:val="0"/>
+        <w:snapToGrid w:val="0"/>
+        <w:rPr>
+          <w:rFonts w:ascii="微軟正黑體" w:eastAsia="微軟正黑體" w:hAnsi="微軟正黑體"/>
+        </w:rPr>
+      </w:pPr>
+    </w:p>
+    <w:p>
+      <w:pPr>
+        <w:adjustRightInd w:val="0"/>
+        <w:snapToGrid w:val="0"/>
+        <w:rPr>
+          <w:rFonts w:ascii="微軟正黑體" w:eastAsia="微軟正黑體" w:hAnsi="微軟正黑體"/>
+        </w:rPr>
+      </w:pPr>
+      <w:r>
+        <w:rPr>
+          <w:rFonts w:ascii="微軟正黑體" w:eastAsia="微軟正黑體" w:hAnsi="微軟正黑體" w:hint="eastAsia"/>
+        </w:rPr>
+        <w:t># 測試 1 的後端：當收到特定字串時回傳 SQL 錯誤訊息</w:t>
+      </w:r>
+    </w:p>
+    <w:p>
+      <w:pPr>
+        <w:adjustRightInd w:val="0"/>
+        <w:snapToGrid w:val="0"/>
+        <w:rPr>
+          <w:rFonts w:ascii="微軟正黑體" w:eastAsia="微軟正黑體" w:hAnsi="微軟正黑體"/>
+        </w:rPr>
+      </w:pPr>
+      <w:proofErr w:type="gramStart"/>
+      <w:r>
+        <w:rPr>
+          <w:rFonts w:ascii="微軟正黑體" w:eastAsia="微軟正黑體" w:hAnsi="微軟正黑體"/>
+        </w:rPr>
+        <w:t>@</w:t>
+      </w:r>
+      <w:proofErr w:type="spellStart"/>
+      <w:r>
+        <w:rPr>
+          <w:rFonts w:ascii="微軟正黑體" w:eastAsia="微軟正黑體" w:hAnsi="微軟正黑體"/>
+        </w:rPr>
+        <w:t>app.post</w:t>
+      </w:r>
+      <w:proofErr w:type="spellEnd"/>
+      <w:r>
+        <w:rPr>
+          <w:rFonts w:ascii="微軟正黑體" w:eastAsia="微軟正黑體" w:hAnsi="微軟正黑體"/>
+        </w:rPr>
+        <w:t>(</w:t>
+      </w:r>
+      <w:proofErr w:type="gramEnd"/>
+      <w:r>
+        <w:rPr>
+          <w:rFonts w:ascii="微軟正黑體" w:eastAsia="微軟正黑體" w:hAnsi="微軟正黑體"/>
+        </w:rPr>
+        <w:t>"/login")</w:t>
+      </w:r>
+    </w:p>
+    <w:p>
+      <w:pPr>
+        <w:adjustRightInd w:val="0"/>
+        <w:snapToGrid w:val="0"/>
+        <w:rPr>
+          <w:rFonts w:ascii="微軟正黑體" w:eastAsia="微軟正黑體" w:hAnsi="微軟正黑體"/>
+        </w:rPr>
+      </w:pPr>
+      <w:proofErr w:type="spellStart"/>
+      <w:proofErr w:type="gramStart"/>
+      <w:r>
+        <w:rPr>
+          <w:rFonts w:ascii="微軟正黑體" w:eastAsia="微軟正黑體" w:hAnsi="微軟正黑體"/>
+        </w:rPr>
+        <w:t>async</w:t>
+      </w:r>
+      <w:proofErr w:type="spellEnd"/>
+      <w:proofErr w:type="gramEnd"/>
+      <w:r>
+        <w:rPr>
+          <w:rFonts w:ascii="微軟正黑體" w:eastAsia="微軟正黑體" w:hAnsi="微軟正黑體"/>
+        </w:rPr>
+        <w:t xml:space="preserve"> </w:t>
+      </w:r>
+      <w:proofErr w:type="spellStart"/>
+      <w:r>
+        <w:rPr>
+          <w:rFonts w:ascii="微軟正黑體" w:eastAsia="微軟正黑體" w:hAnsi="微軟正黑體"/>
+        </w:rPr>
+        <w:t>def</w:t>
+      </w:r>
+      <w:proofErr w:type="spellEnd"/>
+      <w:r>
+        <w:rPr>
+          <w:rFonts w:ascii="微軟正黑體" w:eastAsia="微軟正黑體" w:hAnsi="微軟正黑體"/>
+        </w:rPr>
+        <w:t xml:space="preserve"> login(username: </w:t>
+      </w:r>
+      <w:proofErr w:type="spellStart"/>
+      <w:r>
+        <w:rPr>
+          <w:rFonts w:ascii="微軟正黑體" w:eastAsia="微軟正黑體" w:hAnsi="微軟正黑體"/>
+        </w:rPr>
+        <w:t>str</w:t>
+      </w:r>
+      <w:proofErr w:type="spellEnd"/>
+      <w:r>
+        <w:rPr>
+          <w:rFonts w:ascii="微軟正黑體" w:eastAsia="微軟正黑體" w:hAnsi="微軟正黑體"/>
+        </w:rPr>
+        <w:t xml:space="preserve"> = Form(...), password: </w:t>
+      </w:r>
+      <w:proofErr w:type="spellStart"/>
+      <w:r>
+        <w:rPr>
+          <w:rFonts w:ascii="微軟正黑體" w:eastAsia="微軟正黑體" w:hAnsi="微軟正黑體"/>
+        </w:rPr>
+        <w:t>str</w:t>
+      </w:r>
+      <w:proofErr w:type="spellEnd"/>
+      <w:r>
+        <w:rPr>
+          <w:rFonts w:ascii="微軟正黑體" w:eastAsia="微軟正黑體" w:hAnsi="微軟正黑體"/>
+        </w:rPr>
+        <w:t xml:space="preserve"> = Form(...)):</w:t>
+      </w:r>
+    </w:p>
+    <w:p>
+      <w:pPr>
+        <w:adjustRightInd w:val="0"/>
+        <w:snapToGrid w:val="0"/>
+        <w:rPr>
+          <w:rFonts w:ascii="微軟正黑體" w:eastAsia="微軟正黑體" w:hAnsi="微軟正黑體"/>
+        </w:rPr>
+      </w:pPr>
+      <w:r>
+        <w:rPr>
+          <w:rFonts w:ascii="微軟正黑體" w:eastAsia="微軟正黑體" w:hAnsi="微軟正黑體" w:hint="eastAsia"/>
+        </w:rPr>
+        <w:t xml:space="preserve">    # 故意偵測單引號，並回傳資料庫錯誤訊息，讓掃描器偵測</w:t>
+      </w:r>
+    </w:p>
+    <w:p>
+      <w:pPr>
+        <w:adjustRightInd w:val="0"/>
+        <w:snapToGrid w:val="0"/>
+        <w:rPr>
+          <w:rFonts w:ascii="微軟正黑體" w:eastAsia="微軟正黑體" w:hAnsi="微軟正黑體"/>
+        </w:rPr>
+      </w:pPr>
+      <w:r>
+        <w:rPr>
+          <w:rFonts w:ascii="微軟正黑體" w:eastAsia="微軟正黑體" w:hAnsi="微軟正黑體"/>
+        </w:rPr>
+        <w:t xml:space="preserve">    if "'" in username or "'" in password:</w:t>
+      </w:r>
+    </w:p>
+    <w:p>
+      <w:pPr>
+        <w:adjustRightInd w:val="0"/>
+        <w:snapToGrid w:val="0"/>
+        <w:rPr>
+          <w:rFonts w:ascii="微軟正黑體" w:eastAsia="微軟正黑體" w:hAnsi="微軟正黑體"/>
+        </w:rPr>
+      </w:pPr>
+      <w:r>
+        <w:rPr>
+          <w:rFonts w:ascii="微軟正黑體" w:eastAsia="微軟正黑體" w:hAnsi="微軟正黑體"/>
+        </w:rPr>
+        <w:t xml:space="preserve">        </w:t>
+      </w:r>
+      <w:proofErr w:type="gramStart"/>
+      <w:r>
+        <w:rPr>
+          <w:rFonts w:ascii="微軟正黑體" w:eastAsia="微軟正黑體" w:hAnsi="微軟正黑體"/>
+        </w:rPr>
+        <w:t>return</w:t>
+      </w:r>
+      <w:proofErr w:type="gramEnd"/>
+      <w:r>
+        <w:rPr>
+          <w:rFonts w:ascii="微軟正黑體" w:eastAsia="微軟正黑體" w:hAnsi="微軟正黑體"/>
+        </w:rPr>
+        <w:t xml:space="preserve"> </w:t>
+      </w:r>
+      <w:proofErr w:type="spellStart"/>
+      <w:r>
+        <w:rPr>
+          <w:rFonts w:ascii="微軟正黑體" w:eastAsia="微軟正黑體" w:hAnsi="微軟正黑體"/>
+        </w:rPr>
+        <w:t>HTMLResponse</w:t>
+      </w:r>
+      <w:proofErr w:type="spellEnd"/>
+      <w:r>
+        <w:rPr>
+          <w:rFonts w:ascii="微軟正黑體" w:eastAsia="微軟正黑體" w:hAnsi="微軟正黑體"/>
+        </w:rPr>
+        <w:t xml:space="preserve">(content="Internal Server Error: You have an error in your SQL syntax; check the manual that corresponds to your MySQL server version", </w:t>
+      </w:r>
+      <w:proofErr w:type="spellStart"/>
+      <w:r>
+        <w:rPr>
+          <w:rFonts w:ascii="微軟正黑體" w:eastAsia="微軟正黑體" w:hAnsi="微軟正黑體"/>
+        </w:rPr>
+        <w:t>status_code</w:t>
+      </w:r>
+      <w:proofErr w:type="spellEnd"/>
+      <w:r>
+        <w:rPr>
+          <w:rFonts w:ascii="微軟正黑體" w:eastAsia="微軟正黑體" w:hAnsi="微軟正黑體"/>
+        </w:rPr>
+        <w:t>=500)</w:t>
+      </w:r>
+    </w:p>
+    <w:p>
+      <w:pPr>
+        <w:adjustRightInd w:val="0"/>
+        <w:snapToGrid w:val="0"/>
+        <w:rPr>
+          <w:rFonts w:ascii="微軟正黑體" w:eastAsia="微軟正黑體" w:hAnsi="微軟正黑體"/>
+        </w:rPr>
+      </w:pPr>
+      <w:r>
+        <w:rPr>
+          <w:rFonts w:ascii="微軟正黑體" w:eastAsia="微軟正黑體" w:hAnsi="微軟正黑體"/>
+        </w:rPr>
+        <w:t xml:space="preserve">    </w:t>
+      </w:r>
+      <w:proofErr w:type="gramStart"/>
+      <w:r>
+        <w:rPr>
+          <w:rFonts w:ascii="微軟正黑體" w:eastAsia="微軟正黑體" w:hAnsi="微軟正黑體"/>
+        </w:rPr>
+        <w:t>return</w:t>
+      </w:r>
+      <w:proofErr w:type="gramEnd"/>
+      <w:r>
+        <w:rPr>
+          <w:rFonts w:ascii="微軟正黑體" w:eastAsia="微軟正黑體" w:hAnsi="微軟正黑體"/>
+        </w:rPr>
+        <w:t xml:space="preserve"> {"message": "Login Failed"}</w:t>
+      </w:r>
+    </w:p>
+    <w:p>
+      <w:pPr>
+        <w:adjustRightInd w:val="0"/>
+        <w:snapToGrid w:val="0"/>
+        <w:rPr>
+          <w:rFonts w:ascii="微軟正黑體" w:eastAsia="微軟正黑體" w:hAnsi="微軟正黑體"/>
+        </w:rPr>
+      </w:pPr>
+    </w:p>
+    <w:p>
+      <w:pPr>
+        <w:adjustRightInd w:val="0"/>
+        <w:snapToGrid w:val="0"/>
+        <w:rPr>
+          <w:rFonts w:ascii="微軟正黑體" w:eastAsia="微軟正黑體" w:hAnsi="微軟正黑體"/>
+        </w:rPr>
+      </w:pPr>
+      <w:r>
+        <w:rPr>
+          <w:rFonts w:ascii="微軟正黑體" w:eastAsia="微軟正黑體" w:hAnsi="微軟正黑體" w:hint="eastAsia"/>
+        </w:rPr>
+        <w:t># 測試 2 的後端：將輸入直接反射回頁面（XSS 典型特徵）</w:t>
+      </w:r>
+    </w:p>
+    <w:p>
+      <w:pPr>
+        <w:adjustRightInd w:val="0"/>
+        <w:snapToGrid w:val="0"/>
+        <w:rPr>
+          <w:rFonts w:ascii="微軟正黑體" w:eastAsia="微軟正黑體" w:hAnsi="微軟正黑體"/>
+        </w:rPr>
+      </w:pPr>
+      <w:proofErr w:type="gramStart"/>
+      <w:r>
+        <w:rPr>
+          <w:rFonts w:ascii="微軟正黑體" w:eastAsia="微軟正黑體" w:hAnsi="微軟正黑體"/>
+        </w:rPr>
+        <w:lastRenderedPageBreak/>
+        <w:t>@</w:t>
+      </w:r>
+      <w:proofErr w:type="spellStart"/>
+      <w:r>
+        <w:rPr>
+          <w:rFonts w:ascii="微軟正黑體" w:eastAsia="微軟正黑體" w:hAnsi="微軟正黑體"/>
+        </w:rPr>
+        <w:t>app.get</w:t>
+      </w:r>
+      <w:proofErr w:type="spellEnd"/>
+      <w:r>
+        <w:rPr>
+          <w:rFonts w:ascii="微軟正黑體" w:eastAsia="微軟正黑體" w:hAnsi="微軟正黑體"/>
+        </w:rPr>
+        <w:t>(</w:t>
+      </w:r>
+      <w:proofErr w:type="gramEnd"/>
+      <w:r>
+        <w:rPr>
+          <w:rFonts w:ascii="微軟正黑體" w:eastAsia="微軟正黑體" w:hAnsi="微軟正黑體"/>
+        </w:rPr>
+        <w:t>"/search")</w:t>
+      </w:r>
+    </w:p>
+    <w:p>
+      <w:pPr>
+        <w:adjustRightInd w:val="0"/>
+        <w:snapToGrid w:val="0"/>
+        <w:rPr>
+          <w:rFonts w:ascii="微軟正黑體" w:eastAsia="微軟正黑體" w:hAnsi="微軟正黑體"/>
+        </w:rPr>
+      </w:pPr>
+      <w:proofErr w:type="spellStart"/>
+      <w:proofErr w:type="gramStart"/>
+      <w:r>
+        <w:rPr>
+          <w:rFonts w:ascii="微軟正黑體" w:eastAsia="微軟正黑體" w:hAnsi="微軟正黑體"/>
+        </w:rPr>
+        <w:t>async</w:t>
+      </w:r>
+      <w:proofErr w:type="spellEnd"/>
+      <w:proofErr w:type="gramEnd"/>
+      <w:r>
+        <w:rPr>
+          <w:rFonts w:ascii="微軟正黑體" w:eastAsia="微軟正黑體" w:hAnsi="微軟正黑體"/>
+        </w:rPr>
+        <w:t xml:space="preserve"> </w:t>
+      </w:r>
+      <w:proofErr w:type="spellStart"/>
+      <w:r>
+        <w:rPr>
+          <w:rFonts w:ascii="微軟正黑體" w:eastAsia="微軟正黑體" w:hAnsi="微軟正黑體"/>
+        </w:rPr>
+        <w:t>def</w:t>
+      </w:r>
+      <w:proofErr w:type="spellEnd"/>
+      <w:r>
+        <w:rPr>
+          <w:rFonts w:ascii="微軟正黑體" w:eastAsia="微軟正黑體" w:hAnsi="微軟正黑體"/>
+        </w:rPr>
+        <w:t xml:space="preserve"> search(q: </w:t>
+      </w:r>
+      <w:proofErr w:type="spellStart"/>
+      <w:r>
+        <w:rPr>
+          <w:rFonts w:ascii="微軟正黑體" w:eastAsia="微軟正黑體" w:hAnsi="微軟正黑體"/>
+        </w:rPr>
+        <w:t>str</w:t>
+      </w:r>
+      <w:proofErr w:type="spellEnd"/>
+      <w:r>
+        <w:rPr>
+          <w:rFonts w:ascii="微軟正黑體" w:eastAsia="微軟正黑體" w:hAnsi="微軟正黑體"/>
+        </w:rPr>
+        <w:t xml:space="preserve"> = ""):</w:t>
+      </w:r>
+    </w:p>
+    <w:p>
+      <w:pPr>
+        <w:adjustRightInd w:val="0"/>
+        <w:snapToGrid w:val="0"/>
+        <w:rPr>
+          <w:rFonts w:ascii="微軟正黑體" w:eastAsia="微軟正黑體" w:hAnsi="微軟正黑體"/>
+        </w:rPr>
+      </w:pPr>
+      <w:r>
+        <w:rPr>
+          <w:rFonts w:ascii="微軟正黑體" w:eastAsia="微軟正黑體" w:hAnsi="微軟正黑體" w:hint="eastAsia"/>
+        </w:rPr>
+        <w:t xml:space="preserve">    # 故意不進行任何過濾，直接把使用者的輸入填回 HTML</w:t>
+      </w:r>
+    </w:p>
+    <w:p>
+      <w:pPr>
+        <w:adjustRightInd w:val="0"/>
+        <w:snapToGrid w:val="0"/>
+        <w:rPr>
+          <w:rFonts w:ascii="微軟正黑體" w:eastAsia="微軟正黑體" w:hAnsi="微軟正黑體"/>
+        </w:rPr>
+      </w:pPr>
+      <w:r>
+        <w:rPr>
+          <w:rFonts w:ascii="微軟正黑體" w:eastAsia="微軟正黑體" w:hAnsi="微軟正黑體" w:hint="eastAsia"/>
+        </w:rPr>
+        <w:t xml:space="preserve">    content = f"&lt;h1&gt;搜尋結果&lt;/h1&gt;&lt;p&gt;你搜尋的是: {</w:t>
+      </w:r>
+      <w:proofErr w:type="gramStart"/>
+      <w:r>
+        <w:rPr>
+          <w:rFonts w:ascii="微軟正黑體" w:eastAsia="微軟正黑體" w:hAnsi="微軟正黑體" w:hint="eastAsia"/>
+        </w:rPr>
+        <w:t>q</w:t>
+      </w:r>
+      <w:proofErr w:type="gramEnd"/>
+      <w:r>
+        <w:rPr>
+          <w:rFonts w:ascii="微軟正黑體" w:eastAsia="微軟正黑體" w:hAnsi="微軟正黑體" w:hint="eastAsia"/>
+        </w:rPr>
+        <w:t>}&lt;/p&gt;"</w:t>
+      </w:r>
+    </w:p>
+    <w:p>
+      <w:pPr>
+        <w:adjustRightInd w:val="0"/>
+        <w:snapToGrid w:val="0"/>
+        <w:rPr>
+          <w:rFonts w:ascii="微軟正黑體" w:eastAsia="微軟正黑體" w:hAnsi="微軟正黑體"/>
+        </w:rPr>
+      </w:pPr>
+      <w:r>
+        <w:rPr>
+          <w:rFonts w:ascii="微軟正黑體" w:eastAsia="微軟正黑體" w:hAnsi="微軟正黑體"/>
+        </w:rPr>
+        <w:t xml:space="preserve">    </w:t>
+      </w:r>
+      <w:proofErr w:type="gramStart"/>
+      <w:r>
+        <w:rPr>
+          <w:rFonts w:ascii="微軟正黑體" w:eastAsia="微軟正黑體" w:hAnsi="微軟正黑體"/>
+        </w:rPr>
+        <w:t>return</w:t>
+      </w:r>
+      <w:proofErr w:type="gramEnd"/>
+      <w:r>
+        <w:rPr>
+          <w:rFonts w:ascii="微軟正黑體" w:eastAsia="微軟正黑體" w:hAnsi="微軟正黑體"/>
+        </w:rPr>
+        <w:t xml:space="preserve"> </w:t>
+      </w:r>
+      <w:proofErr w:type="spellStart"/>
+      <w:r>
+        <w:rPr>
+          <w:rFonts w:ascii="微軟正黑體" w:eastAsia="微軟正黑體" w:hAnsi="微軟正黑體"/>
+        </w:rPr>
+        <w:t>HTMLResponse</w:t>
+      </w:r>
+      <w:proofErr w:type="spellEnd"/>
+      <w:r>
+        <w:rPr>
+          <w:rFonts w:ascii="微軟正黑體" w:eastAsia="微軟正黑體" w:hAnsi="微軟正黑體"/>
+        </w:rPr>
+        <w:t>(content=content)</w:t>
+      </w:r>
+    </w:p>
+    <w:p>
+      <w:pPr>
+        <w:adjustRightInd w:val="0"/>
+        <w:snapToGrid w:val="0"/>
+        <w:rPr>
+          <w:rFonts w:ascii="微軟正黑體" w:eastAsia="微軟正黑體" w:hAnsi="微軟正黑體"/>
+        </w:rPr>
+      </w:pPr>
+    </w:p>
+    <w:p>
+      <w:pPr>
+        <w:adjustRightInd w:val="0"/>
+        <w:snapToGrid w:val="0"/>
+        <w:rPr>
+          <w:rFonts w:ascii="微軟正黑體" w:eastAsia="微軟正黑體" w:hAnsi="微軟正黑體"/>
+        </w:rPr>
+      </w:pPr>
+      <w:proofErr w:type="gramStart"/>
+      <w:r>
+        <w:rPr>
+          <w:rFonts w:ascii="微軟正黑體" w:eastAsia="微軟正黑體" w:hAnsi="微軟正黑體"/>
+        </w:rPr>
+        <w:t>if</w:t>
+      </w:r>
+      <w:proofErr w:type="gramEnd"/>
+      <w:r>
+        <w:rPr>
+          <w:rFonts w:ascii="微軟正黑體" w:eastAsia="微軟正黑體" w:hAnsi="微軟正黑體"/>
+        </w:rPr>
+        <w:t xml:space="preserve"> __name__ == "__main__":</w:t>
+      </w:r>
+    </w:p>
+    <w:p>
+      <w:pPr>
+        <w:adjustRightInd w:val="0"/>
+        <w:snapToGrid w:val="0"/>
+        <w:rPr>
+          <w:rFonts w:ascii="微軟正黑體" w:eastAsia="微軟正黑體" w:hAnsi="微軟正黑體"/>
+        </w:rPr>
+      </w:pPr>
+      <w:r>
+        <w:rPr>
+          <w:rFonts w:ascii="微軟正黑體" w:eastAsia="微軟正黑體" w:hAnsi="微軟正黑體"/>
+        </w:rPr>
+        <w:t xml:space="preserve">    </w:t>
+      </w:r>
+      <w:proofErr w:type="gramStart"/>
+      <w:r>
+        <w:rPr>
+          <w:rFonts w:ascii="微軟正黑體" w:eastAsia="微軟正黑體" w:hAnsi="微軟正黑體"/>
+        </w:rPr>
+        <w:t>import</w:t>
+      </w:r>
+      <w:proofErr w:type="gramEnd"/>
+      <w:r>
+        <w:rPr>
+          <w:rFonts w:ascii="微軟正黑體" w:eastAsia="微軟正黑體" w:hAnsi="微軟正黑體"/>
+        </w:rPr>
+        <w:t xml:space="preserve"> </w:t>
+      </w:r>
+      <w:proofErr w:type="spellStart"/>
+      <w:r>
+        <w:rPr>
+          <w:rFonts w:ascii="微軟正黑體" w:eastAsia="微軟正黑體" w:hAnsi="微軟正黑體"/>
+        </w:rPr>
+        <w:t>uvicorn</w:t>
+      </w:r>
+      <w:proofErr w:type="spellEnd"/>
+    </w:p>
+    <w:p>
+      <w:pPr>
+        <w:adjustRightInd w:val="0"/>
+        <w:snapToGrid w:val="0"/>
+        <w:rPr>
+          <w:rFonts w:ascii="微軟正黑體" w:eastAsia="微軟正黑體" w:hAnsi="微軟正黑體"/>
+        </w:rPr>
+      </w:pPr>
+      <w:r>
+        <w:rPr>
+          <w:rFonts w:ascii="微軟正黑體" w:eastAsia="微軟正黑體" w:hAnsi="微軟正黑體" w:hint="eastAsia"/>
+        </w:rPr>
+        <w:t xml:space="preserve">    # 啟動伺服器在 http://127.0.0.1:8000</w:t>
+      </w:r>
+    </w:p>
+    <w:p>
+      <w:pPr>
+        <w:adjustRightInd w:val="0"/>
+        <w:snapToGrid w:val="0"/>
+        <w:rPr>
+          <w:rFonts w:ascii="微軟正黑體" w:eastAsia="微軟正黑體" w:hAnsi="微軟正黑體"/>
+        </w:rPr>
+      </w:pPr>
+      <w:r>
+        <w:rPr>
+          <w:rFonts w:ascii="微軟正黑體" w:eastAsia="微軟正黑體" w:hAnsi="微軟正黑體"/>
+        </w:rPr>
+        <w:t xml:space="preserve">    </w:t>
+      </w:r>
+      <w:proofErr w:type="spellStart"/>
+      <w:proofErr w:type="gramStart"/>
+      <w:r>
+        <w:rPr>
+          <w:rFonts w:ascii="微軟正黑體" w:eastAsia="微軟正黑體" w:hAnsi="微軟正黑體"/>
+        </w:rPr>
+        <w:t>uvicorn.run</w:t>
+      </w:r>
+      <w:proofErr w:type="spellEnd"/>
+      <w:r>
+        <w:rPr>
+          <w:rFonts w:ascii="微軟正黑體" w:eastAsia="微軟正黑體" w:hAnsi="微軟正黑體"/>
+        </w:rPr>
+        <w:t>(</w:t>
+      </w:r>
+      <w:proofErr w:type="gramEnd"/>
+      <w:r>
+        <w:rPr>
+          <w:rFonts w:ascii="微軟正黑體" w:eastAsia="微軟正黑體" w:hAnsi="微軟正黑體"/>
+        </w:rPr>
+        <w:t>app, host="127.0.0.1", port=8000)</w:t>
+      </w:r>
+    </w:p>
+    <w:p>
+      <w:pPr>
+        <w:adjustRightInd w:val="0"/>
+        <w:snapToGrid w:val="0"/>
+        <w:rPr>
+          <w:rFonts w:ascii="微軟正黑體" w:eastAsia="微軟正黑體" w:hAnsi="微軟正黑體"/>
+        </w:rPr>
+      </w:pPr>
+      <w:r>
+        <w:rPr>
+          <w:rFonts w:ascii="微軟正黑體" w:eastAsia="微軟正黑體" w:hAnsi="微軟正黑體"/>
+        </w:rPr>
+        <w:t>-----</w:t>
+      </w:r>
+    </w:p>
+    <w:p>
+      <w:pPr>
+        <w:adjustRightInd w:val="0"/>
+        <w:snapToGrid w:val="0"/>
+        <w:rPr>
+          <w:rFonts w:ascii="微軟正黑體" w:eastAsia="微軟正黑體" w:hAnsi="微軟正黑體"/>
+        </w:rPr>
+      </w:pPr>
+    </w:p>
+    <w:p>
+      <w:pPr>
+        <w:adjustRightInd w:val="0"/>
+        <w:snapToGrid w:val="0"/>
+        <w:rPr>
+          <w:rFonts w:ascii="微軟正黑體" w:eastAsia="微軟正黑體" w:hAnsi="微軟正黑體"/>
+        </w:rPr>
+      </w:pPr>
+      <w:r>
+        <w:rPr>
+          <w:rFonts w:ascii="微軟正黑體" w:eastAsia="微軟正黑體" w:hAnsi="微軟正黑體" w:hint="eastAsia"/>
+        </w:rPr>
+        <w:t>如何進行測試？</w:t>
+      </w:r>
+    </w:p>
+    <w:p>
+      <w:pPr>
+        <w:adjustRightInd w:val="0"/>
+        <w:snapToGrid w:val="0"/>
+        <w:rPr>
+          <w:rFonts w:ascii="微軟正黑體" w:eastAsia="微軟正黑體" w:hAnsi="微軟正黑體"/>
+        </w:rPr>
+      </w:pPr>
+      <w:r>
+        <w:rPr>
+          <w:rFonts w:ascii="微軟正黑體" w:eastAsia="微軟正黑體" w:hAnsi="微軟正黑體" w:hint="eastAsia"/>
+        </w:rPr>
+        <w:t>啟動實驗環境：</w:t>
+      </w:r>
+    </w:p>
+    <w:p>
+      <w:pPr>
+        <w:adjustRightInd w:val="0"/>
+        <w:snapToGrid w:val="0"/>
+        <w:rPr>
+          <w:rFonts w:ascii="微軟正黑體" w:eastAsia="微軟正黑體" w:hAnsi="微軟正黑體"/>
+        </w:rPr>
+      </w:pPr>
+      <w:r>
+        <w:rPr>
+          <w:rFonts w:ascii="微軟正黑體" w:eastAsia="微軟正黑體" w:hAnsi="微軟正黑體" w:hint="eastAsia"/>
+        </w:rPr>
+        <w:t>執行 python vulnerable_lab.py。你會看到伺服器啟動在 http://127.0.0.1:8000。</w:t>
+      </w:r>
+    </w:p>
+    <w:p>
+      <w:pPr>
+        <w:adjustRightInd w:val="0"/>
+        <w:snapToGrid w:val="0"/>
+        <w:rPr>
+          <w:rFonts w:ascii="微軟正黑體" w:eastAsia="微軟正黑體" w:hAnsi="微軟正黑體"/>
+        </w:rPr>
+      </w:pPr>
+    </w:p>
+    <w:p>
+      <w:pPr>
+        <w:adjustRightInd w:val="0"/>
+        <w:snapToGrid w:val="0"/>
+        <w:rPr>
+          <w:rFonts w:ascii="微軟正黑體" w:eastAsia="微軟正黑體" w:hAnsi="微軟正黑體"/>
+        </w:rPr>
+      </w:pPr>
+      <w:r>
+        <w:rPr>
+          <w:rFonts w:ascii="微軟正黑體" w:eastAsia="微軟正黑體" w:hAnsi="微軟正黑體" w:hint="eastAsia"/>
+        </w:rPr>
+        <w:t>修改掃描器目標：</w:t>
+      </w:r>
+    </w:p>
+    <w:p>
+      <w:pPr>
+        <w:adjustRightInd w:val="0"/>
+        <w:snapToGrid w:val="0"/>
+        <w:rPr>
+          <w:rFonts w:ascii="微軟正黑體" w:eastAsia="微軟正黑體" w:hAnsi="微軟正黑體"/>
+        </w:rPr>
+      </w:pPr>
+      <w:r>
+        <w:rPr>
+          <w:rFonts w:ascii="微軟正黑體" w:eastAsia="微軟正黑體" w:hAnsi="微軟正黑體" w:hint="eastAsia"/>
+        </w:rPr>
+        <w:t>打開你的 crawler.py，將最底部的 target 修改為：</w:t>
+      </w:r>
+    </w:p>
+    <w:p>
+      <w:pPr>
+        <w:adjustRightInd w:val="0"/>
+        <w:snapToGrid w:val="0"/>
+        <w:rPr>
+          <w:rFonts w:ascii="微軟正黑體" w:eastAsia="微軟正黑體" w:hAnsi="微軟正黑體"/>
+        </w:rPr>
+      </w:pPr>
+    </w:p>
+    <w:p>
+      <w:pPr>
+        <w:adjustRightInd w:val="0"/>
+        <w:snapToGrid w:val="0"/>
+        <w:rPr>
+          <w:rFonts w:ascii="微軟正黑體" w:eastAsia="微軟正黑體" w:hAnsi="微軟正黑體"/>
+        </w:rPr>
+      </w:pPr>
+      <w:r>
+        <w:rPr>
+          <w:rFonts w:ascii="微軟正黑體" w:eastAsia="微軟正黑體" w:hAnsi="微軟正黑體"/>
+        </w:rPr>
+        <w:t>Python</w:t>
+      </w:r>
+    </w:p>
+    <w:p>
+      <w:pPr>
+        <w:adjustRightInd w:val="0"/>
+        <w:snapToGrid w:val="0"/>
+        <w:rPr>
+          <w:rFonts w:ascii="微軟正黑體" w:eastAsia="微軟正黑體" w:hAnsi="微軟正黑體"/>
+        </w:rPr>
+      </w:pPr>
+      <w:proofErr w:type="gramStart"/>
+      <w:r>
+        <w:rPr>
+          <w:rFonts w:ascii="微軟正黑體" w:eastAsia="微軟正黑體" w:hAnsi="微軟正黑體"/>
+        </w:rPr>
+        <w:t>target</w:t>
+      </w:r>
+      <w:proofErr w:type="gramEnd"/>
+      <w:r>
+        <w:rPr>
+          <w:rFonts w:ascii="微軟正黑體" w:eastAsia="微軟正黑體" w:hAnsi="微軟正黑體"/>
+        </w:rPr>
+        <w:t xml:space="preserve"> = "http://127.0.0.1:8000"</w:t>
+      </w:r>
+    </w:p>
+    <w:p>
+      <w:pPr>
+        <w:adjustRightInd w:val="0"/>
+        <w:snapToGrid w:val="0"/>
+        <w:rPr>
+          <w:rFonts w:ascii="微軟正黑體" w:eastAsia="微軟正黑體" w:hAnsi="微軟正黑體"/>
+        </w:rPr>
+      </w:pPr>
+    </w:p>
+    <w:p>
+      <w:pPr>
+        <w:adjustRightInd w:val="0"/>
+        <w:snapToGrid w:val="0"/>
+        <w:rPr>
+          <w:rFonts w:ascii="微軟正黑體" w:eastAsia="微軟正黑體" w:hAnsi="微軟正黑體"/>
+        </w:rPr>
+      </w:pPr>
+      <w:r>
+        <w:rPr>
+          <w:rFonts w:ascii="微軟正黑體" w:eastAsia="微軟正黑體" w:hAnsi="微軟正黑體" w:hint="eastAsia"/>
+        </w:rPr>
+        <w:t>執行掃描：</w:t>
+      </w:r>
+    </w:p>
+    <w:p>
+      <w:pPr>
+        <w:adjustRightInd w:val="0"/>
+        <w:snapToGrid w:val="0"/>
+        <w:rPr>
+          <w:rFonts w:ascii="微軟正黑體" w:eastAsia="微軟正黑體" w:hAnsi="微軟正黑體"/>
+        </w:rPr>
+      </w:pPr>
+      <w:r>
+        <w:rPr>
+          <w:rFonts w:ascii="微軟正黑體" w:eastAsia="微軟正黑體" w:hAnsi="微軟正黑體" w:hint="eastAsia"/>
+        </w:rPr>
+        <w:t>執行 python crawler.py。</w:t>
+      </w:r>
+    </w:p>
+    <w:p>
+      <w:pPr>
+        <w:adjustRightInd w:val="0"/>
+        <w:snapToGrid w:val="0"/>
+        <w:rPr>
+          <w:rFonts w:ascii="微軟正黑體" w:eastAsia="微軟正黑體" w:hAnsi="微軟正黑體"/>
+        </w:rPr>
+      </w:pPr>
+    </w:p>
+    <w:p>
+      <w:pPr>
+        <w:adjustRightInd w:val="0"/>
+        <w:snapToGrid w:val="0"/>
+        <w:rPr>
+          <w:rFonts w:ascii="微軟正黑體" w:eastAsia="微軟正黑體" w:hAnsi="微軟正黑體"/>
+        </w:rPr>
+      </w:pPr>
+      <w:r>
+        <w:rPr>
+          <w:rFonts w:ascii="微軟正黑體" w:eastAsia="微軟正黑體" w:hAnsi="微軟正黑體" w:hint="eastAsia"/>
+        </w:rPr>
+        <w:t>預期的掃描結果：</w:t>
+      </w:r>
+    </w:p>
+    <w:p>
+      <w:pPr>
+        <w:adjustRightInd w:val="0"/>
+        <w:snapToGrid w:val="0"/>
+        <w:rPr>
+          <w:rFonts w:ascii="微軟正黑體" w:eastAsia="微軟正黑體" w:hAnsi="微軟正黑體"/>
+        </w:rPr>
+      </w:pPr>
+      <w:r>
+        <w:rPr>
+          <w:rFonts w:ascii="微軟正黑體" w:eastAsia="微軟正黑體" w:hAnsi="微軟正黑體" w:hint="eastAsia"/>
+        </w:rPr>
+        <w:t>如果一切正常，你的 crawler.py 會在終端機輸出類似以下的結果：</w:t>
+      </w:r>
+    </w:p>
+    <w:p>
+      <w:pPr>
+        <w:adjustRightInd w:val="0"/>
+        <w:snapToGrid w:val="0"/>
+        <w:rPr>
+          <w:rFonts w:ascii="微軟正黑體" w:eastAsia="微軟正黑體" w:hAnsi="微軟正黑體"/>
+        </w:rPr>
+      </w:pPr>
+    </w:p>
+    <w:p>
+      <w:pPr>
+        <w:adjustRightInd w:val="0"/>
+        <w:snapToGrid w:val="0"/>
+        <w:rPr>
+          <w:rFonts w:ascii="微軟正黑體" w:eastAsia="微軟正黑體" w:hAnsi="微軟正黑體"/>
+        </w:rPr>
+      </w:pPr>
+      <w:r>
+        <w:rPr>
+          <w:rFonts w:ascii="微軟正黑體" w:eastAsia="微軟正黑體" w:hAnsi="微軟正黑體" w:hint="eastAsia"/>
+        </w:rPr>
+        <w:t>XSS 測試：因為 vulnerable_lab.py 的 /search 路由會直接顯示你的 Payload，</w:t>
+      </w:r>
+      <w:proofErr w:type="spellStart"/>
+      <w:r>
+        <w:rPr>
+          <w:rFonts w:ascii="微軟正黑體" w:eastAsia="微軟正黑體" w:hAnsi="微軟正黑體" w:hint="eastAsia"/>
+        </w:rPr>
+        <w:t>scan_xss</w:t>
+      </w:r>
+      <w:proofErr w:type="spellEnd"/>
+      <w:r>
+        <w:rPr>
+          <w:rFonts w:ascii="微軟正黑體" w:eastAsia="微軟正黑體" w:hAnsi="微軟正黑體" w:hint="eastAsia"/>
+        </w:rPr>
+        <w:t xml:space="preserve"> 會在回傳內容中找到 &lt;script&gt;alert('</w:t>
+      </w:r>
+      <w:proofErr w:type="spellStart"/>
+      <w:r>
+        <w:rPr>
+          <w:rFonts w:ascii="微軟正黑體" w:eastAsia="微軟正黑體" w:hAnsi="微軟正黑體" w:hint="eastAsia"/>
+        </w:rPr>
+        <w:t>xss</w:t>
+      </w:r>
+      <w:proofErr w:type="spellEnd"/>
+      <w:r>
+        <w:rPr>
+          <w:rFonts w:ascii="微軟正黑體" w:eastAsia="微軟正黑體" w:hAnsi="微軟正黑體" w:hint="eastAsia"/>
+        </w:rPr>
+        <w:t>')&lt;/script&gt;，並觸發 [!!!] 發現 XSS 漏洞。</w:t>
+      </w:r>
+    </w:p>
+    <w:p>
+      <w:pPr>
+        <w:adjustRightInd w:val="0"/>
+        <w:snapToGrid w:val="0"/>
+        <w:rPr>
+          <w:rFonts w:ascii="微軟正黑體" w:eastAsia="微軟正黑體" w:hAnsi="微軟正黑體"/>
+        </w:rPr>
+      </w:pPr>
+    </w:p>
+    <w:p>
+      <w:pPr>
+        <w:adjustRightInd w:val="0"/>
+        <w:snapToGrid w:val="0"/>
+        <w:rPr>
+          <w:rFonts w:ascii="微軟正黑體" w:eastAsia="微軟正黑體" w:hAnsi="微軟正黑體"/>
+        </w:rPr>
+      </w:pPr>
+      <w:proofErr w:type="spellStart"/>
+      <w:r>
+        <w:rPr>
+          <w:rFonts w:ascii="微軟正黑體" w:eastAsia="微軟正黑體" w:hAnsi="微軟正黑體" w:hint="eastAsia"/>
+        </w:rPr>
+        <w:lastRenderedPageBreak/>
+        <w:t>SQLi</w:t>
+      </w:r>
+      <w:proofErr w:type="spellEnd"/>
+      <w:r>
+        <w:rPr>
+          <w:rFonts w:ascii="微軟正黑體" w:eastAsia="微軟正黑體" w:hAnsi="微軟正黑體" w:hint="eastAsia"/>
+        </w:rPr>
+        <w:t xml:space="preserve"> 測試：因為 /login 路由在收到包含 ' 的輸入時會回傳 You have an error in your SQL syntax，這正好符合 crawler.py 裡的 </w:t>
+      </w:r>
+      <w:proofErr w:type="spellStart"/>
+      <w:r>
+        <w:rPr>
+          <w:rFonts w:ascii="微軟正黑體" w:eastAsia="微軟正黑體" w:hAnsi="微軟正黑體" w:hint="eastAsia"/>
+        </w:rPr>
+        <w:t>db_errors</w:t>
+      </w:r>
+      <w:proofErr w:type="spellEnd"/>
+      <w:r>
+        <w:rPr>
+          <w:rFonts w:ascii="微軟正黑體" w:eastAsia="微軟正黑體" w:hAnsi="微軟正黑體" w:hint="eastAsia"/>
+        </w:rPr>
+        <w:t xml:space="preserve"> 關鍵字，從而觸發 [!!!] 發現 SQL 注入漏洞。</w:t>
+      </w:r>
+    </w:p>
+    <w:p>
+      <w:pPr>
+        <w:adjustRightInd w:val="0"/>
+        <w:snapToGrid w:val="0"/>
+        <w:rPr>
+          <w:rFonts w:ascii="微軟正黑體" w:eastAsia="微軟正黑體" w:hAnsi="微軟正黑體"/>
+        </w:rPr>
+      </w:pPr>
+    </w:p>
+    <w:p>
+      <w:pPr>
+        <w:adjustRightInd w:val="0"/>
+        <w:snapToGrid w:val="0"/>
+        <w:rPr>
+          <w:rFonts w:ascii="微軟正黑體" w:eastAsia="微軟正黑體" w:hAnsi="微軟正黑體"/>
+        </w:rPr>
+      </w:pPr>
+      <w:r>
+        <w:rPr>
+          <w:rFonts w:ascii="微軟正黑體" w:eastAsia="微軟正黑體" w:hAnsi="微軟正黑體" w:hint="eastAsia"/>
+        </w:rPr>
+        <w:t>這樣你就可以在完全安全的環境下，驗證你的自動化掃描邏輯是否正確運作了！</w:t>
+      </w:r>
+    </w:p>
+    <w:p>
+      <w:pPr>
+        <w:widowControl/>
+        <w:rPr>
+          <w:rFonts w:ascii="微軟正黑體" w:eastAsia="微軟正黑體" w:hAnsi="微軟正黑體"/>
+        </w:rPr>
+      </w:pPr>
+      <w:r>
+        <w:rPr>
+          <w:rFonts w:ascii="微軟正黑體" w:eastAsia="微軟正黑體" w:hAnsi="微軟正黑體"/>
+        </w:rPr>
+        <w:br w:type="page"/>
+      </w:r>
+    </w:p>
+    <w:p>
+      <w:pPr>
+        <w:adjustRightInd w:val="0"/>
+        <w:snapToGrid w:val="0"/>
+        <w:rPr>
+          <w:rFonts w:ascii="微軟正黑體" w:eastAsia="微軟正黑體" w:hAnsi="微軟正黑體" w:hint="eastAsia"/>
+          <w:b/>
+          <w:sz w:val="36"/>
+          <w:szCs w:val="36"/>
+        </w:rPr>
+      </w:pPr>
+      <w:r>
+        <w:rPr>
+          <w:rFonts w:ascii="微軟正黑體" w:eastAsia="微軟正黑體" w:hAnsi="微軟正黑體" w:hint="eastAsia"/>
+          <w:b/>
+          <w:sz w:val="36"/>
+          <w:szCs w:val="36"/>
+        </w:rPr>
+        <w:lastRenderedPageBreak/>
+        <w:t xml:space="preserve">## </w:t>
+      </w:r>
+      <w:r>
+        <w:rPr>
+          <w:rFonts w:ascii="微軟正黑體" w:eastAsia="微軟正黑體" w:hAnsi="微軟正黑體" w:hint="eastAsia"/>
+          <w:b/>
+          <w:sz w:val="36"/>
+          <w:szCs w:val="36"/>
+        </w:rPr>
+        <w:t>第</w:t>
+      </w:r>
+      <w:r>
+        <w:rPr>
+          <w:rFonts w:ascii="微軟正黑體" w:eastAsia="微軟正黑體" w:hAnsi="微軟正黑體" w:hint="eastAsia"/>
+          <w:b/>
+          <w:sz w:val="36"/>
+          <w:szCs w:val="36"/>
+        </w:rPr>
+        <w:t>三</w:t>
+      </w:r>
+      <w:r>
+        <w:rPr>
+          <w:rFonts w:ascii="微軟正黑體" w:eastAsia="微軟正黑體" w:hAnsi="微軟正黑體" w:hint="eastAsia"/>
+          <w:b/>
+          <w:sz w:val="36"/>
+          <w:szCs w:val="36"/>
+        </w:rPr>
+        <w:t>階段：</w:t>
+      </w:r>
+      <w:r>
+        <w:rPr>
+          <w:rFonts w:ascii="微軟正黑體" w:eastAsia="微軟正黑體" w:hAnsi="微軟正黑體" w:hint="eastAsia"/>
+          <w:b/>
+          <w:sz w:val="36"/>
+          <w:szCs w:val="36"/>
+        </w:rPr>
+        <w:t xml:space="preserve"> </w:t>
+      </w:r>
+      <w:r>
+        <w:rPr>
+          <w:rFonts w:ascii="微軟正黑體" w:eastAsia="微軟正黑體" w:hAnsi="微軟正黑體" w:hint="eastAsia"/>
+          <w:b/>
+          <w:sz w:val="36"/>
+          <w:szCs w:val="36"/>
+        </w:rPr>
+        <w:t>系統整合與 API 化</w:t>
+      </w:r>
+    </w:p>
+    <w:p>
+      <w:pPr>
+        <w:adjustRightInd w:val="0"/>
+        <w:snapToGrid w:val="0"/>
+        <w:rPr>
+          <w:rFonts w:ascii="微軟正黑體" w:eastAsia="微軟正黑體" w:hAnsi="微軟正黑體"/>
+        </w:rPr>
+      </w:pPr>
+    </w:p>
+    <w:p>
+      <w:pPr>
+        <w:adjustRightInd w:val="0"/>
+        <w:snapToGrid w:val="0"/>
+        <w:rPr>
+          <w:rFonts w:ascii="微軟正黑體" w:eastAsia="微軟正黑體" w:hAnsi="微軟正黑體" w:hint="eastAsia"/>
+        </w:rPr>
+      </w:pPr>
+      <w:r>
+        <w:rPr>
+          <w:rFonts w:ascii="微軟正黑體" w:eastAsia="微軟正黑體" w:hAnsi="微軟正黑體" w:hint="eastAsia"/>
+        </w:rPr>
+        <w:t>這階段的目標是：</w:t>
+      </w:r>
+    </w:p>
+    <w:p>
+      <w:pPr>
+        <w:adjustRightInd w:val="0"/>
+        <w:snapToGrid w:val="0"/>
+        <w:rPr>
+          <w:rFonts w:ascii="微軟正黑體" w:eastAsia="微軟正黑體" w:hAnsi="微軟正黑體" w:hint="eastAsia"/>
+        </w:rPr>
+      </w:pPr>
+      <w:r>
+        <w:rPr>
+          <w:rFonts w:ascii="微軟正黑體" w:eastAsia="微軟正黑體" w:hAnsi="微軟正黑體" w:hint="eastAsia"/>
+        </w:rPr>
+        <w:t xml:space="preserve">1.  **資料持久化**：使用 </w:t>
+      </w:r>
+      <w:proofErr w:type="spellStart"/>
+      <w:r>
+        <w:rPr>
+          <w:rFonts w:ascii="微軟正黑體" w:eastAsia="微軟正黑體" w:hAnsi="微軟正黑體" w:hint="eastAsia"/>
+        </w:rPr>
+        <w:t>MariaDB</w:t>
+      </w:r>
+      <w:proofErr w:type="spellEnd"/>
+      <w:r>
+        <w:rPr>
+          <w:rFonts w:ascii="微軟正黑體" w:eastAsia="微軟正黑體" w:hAnsi="微軟正黑體" w:hint="eastAsia"/>
+        </w:rPr>
+        <w:t>（或相容的 MySQL）儲存掃描任務與發現的漏洞。</w:t>
+      </w:r>
+    </w:p>
+    <w:p>
+      <w:pPr>
+        <w:adjustRightInd w:val="0"/>
+        <w:snapToGrid w:val="0"/>
+        <w:rPr>
+          <w:rFonts w:ascii="微軟正黑體" w:eastAsia="微軟正黑體" w:hAnsi="微軟正黑體" w:hint="eastAsia"/>
+        </w:rPr>
+      </w:pPr>
+      <w:r>
+        <w:rPr>
+          <w:rFonts w:ascii="微軟正黑體" w:eastAsia="微軟正黑體" w:hAnsi="微軟正黑體" w:hint="eastAsia"/>
+        </w:rPr>
+        <w:t xml:space="preserve">2.  **API 化**：透過 </w:t>
+      </w:r>
+      <w:proofErr w:type="spellStart"/>
+      <w:r>
+        <w:rPr>
+          <w:rFonts w:ascii="微軟正黑體" w:eastAsia="微軟正黑體" w:hAnsi="微軟正黑體" w:hint="eastAsia"/>
+        </w:rPr>
+        <w:t>FastAPI</w:t>
+      </w:r>
+      <w:proofErr w:type="spellEnd"/>
+      <w:r>
+        <w:rPr>
+          <w:rFonts w:ascii="微軟正黑體" w:eastAsia="微軟正黑體" w:hAnsi="微軟正黑體" w:hint="eastAsia"/>
+        </w:rPr>
+        <w:t xml:space="preserve"> 建立後端，讓使用者可以傳送目標 URL 並非同步啟動掃描。</w:t>
+      </w:r>
+    </w:p>
+    <w:p>
+      <w:pPr>
+        <w:adjustRightInd w:val="0"/>
+        <w:snapToGrid w:val="0"/>
+        <w:rPr>
+          <w:rFonts w:ascii="微軟正黑體" w:eastAsia="微軟正黑體" w:hAnsi="微軟正黑體" w:hint="eastAsia"/>
+        </w:rPr>
+      </w:pPr>
+      <w:r>
+        <w:rPr>
+          <w:rFonts w:ascii="微軟正黑體" w:eastAsia="微軟正黑體" w:hAnsi="微軟正黑體" w:hint="eastAsia"/>
+        </w:rPr>
+        <w:t>3.  **報表生成**：掃描結束後，產生一份 HTML 格式的弱點掃描報告。</w:t>
+      </w:r>
+    </w:p>
+    <w:p>
+      <w:pPr>
+        <w:adjustRightInd w:val="0"/>
+        <w:snapToGrid w:val="0"/>
+        <w:rPr>
+          <w:rFonts w:ascii="微軟正黑體" w:eastAsia="微軟正黑體" w:hAnsi="微軟正黑體"/>
+        </w:rPr>
+      </w:pPr>
+    </w:p>
+    <w:p>
+      <w:pPr>
+        <w:adjustRightInd w:val="0"/>
+        <w:snapToGrid w:val="0"/>
+        <w:rPr>
+          <w:rFonts w:ascii="微軟正黑體" w:eastAsia="微軟正黑體" w:hAnsi="微軟正黑體" w:hint="eastAsia"/>
+        </w:rPr>
+      </w:pPr>
+      <w:r>
+        <w:rPr>
+          <w:rFonts w:ascii="微軟正黑體" w:eastAsia="微軟正黑體" w:hAnsi="微軟正黑體" w:hint="eastAsia"/>
+        </w:rPr>
+        <w:t xml:space="preserve">### 1. </w:t>
+      </w:r>
+      <w:proofErr w:type="spellStart"/>
+      <w:r>
+        <w:rPr>
+          <w:rFonts w:ascii="微軟正黑體" w:eastAsia="微軟正黑體" w:hAnsi="微軟正黑體" w:hint="eastAsia"/>
+        </w:rPr>
+        <w:t>MariaDB</w:t>
+      </w:r>
+      <w:proofErr w:type="spellEnd"/>
+      <w:r>
+        <w:rPr>
+          <w:rFonts w:ascii="微軟正黑體" w:eastAsia="微軟正黑體" w:hAnsi="微軟正黑體" w:hint="eastAsia"/>
+        </w:rPr>
+        <w:t xml:space="preserve"> 資料庫結構設計</w:t>
+      </w:r>
+    </w:p>
+    <w:p>
+      <w:pPr>
+        <w:adjustRightInd w:val="0"/>
+        <w:snapToGrid w:val="0"/>
+        <w:rPr>
+          <w:rFonts w:ascii="微軟正黑體" w:eastAsia="微軟正黑體" w:hAnsi="微軟正黑體"/>
+        </w:rPr>
+      </w:pPr>
+    </w:p>
+    <w:p>
+      <w:pPr>
+        <w:adjustRightInd w:val="0"/>
+        <w:snapToGrid w:val="0"/>
+        <w:rPr>
+          <w:rFonts w:ascii="微軟正黑體" w:eastAsia="微軟正黑體" w:hAnsi="微軟正黑體" w:hint="eastAsia"/>
+        </w:rPr>
+      </w:pPr>
+      <w:r>
+        <w:rPr>
+          <w:rFonts w:ascii="微軟正黑體" w:eastAsia="微軟正黑體" w:hAnsi="微軟正黑體" w:hint="eastAsia"/>
+        </w:rPr>
+        <w:t>我們需要兩張表：</w:t>
+      </w:r>
+    </w:p>
+    <w:p>
+      <w:pPr>
+        <w:adjustRightInd w:val="0"/>
+        <w:snapToGrid w:val="0"/>
+        <w:rPr>
+          <w:rFonts w:ascii="微軟正黑體" w:eastAsia="微軟正黑體" w:hAnsi="微軟正黑體" w:hint="eastAsia"/>
+        </w:rPr>
+      </w:pPr>
+      <w:r>
+        <w:rPr>
+          <w:rFonts w:ascii="微軟正黑體" w:eastAsia="微軟正黑體" w:hAnsi="微軟正黑體" w:hint="eastAsia"/>
+        </w:rPr>
+        <w:t>* **`scans`**：記錄每一次掃描任務（ID, 目標網址, 掃描時間, 狀態）。</w:t>
+      </w:r>
+    </w:p>
+    <w:p>
+      <w:pPr>
+        <w:adjustRightInd w:val="0"/>
+        <w:snapToGrid w:val="0"/>
+        <w:rPr>
+          <w:rFonts w:ascii="微軟正黑體" w:eastAsia="微軟正黑體" w:hAnsi="微軟正黑體" w:hint="eastAsia"/>
+        </w:rPr>
+      </w:pPr>
+      <w:r>
+        <w:rPr>
+          <w:rFonts w:ascii="微軟正黑體" w:eastAsia="微軟正黑體" w:hAnsi="微軟正黑體" w:hint="eastAsia"/>
+        </w:rPr>
+        <w:t>* **`vulnerabilities`**：記錄掃描發現的具體漏洞（關聯的 Scan ID, 漏洞類型, 觸發 URL, Payload, 風險等級）。</w:t>
+      </w:r>
+    </w:p>
+    <w:p>
+      <w:pPr>
+        <w:adjustRightInd w:val="0"/>
+        <w:snapToGrid w:val="0"/>
+        <w:rPr>
+          <w:rFonts w:ascii="微軟正黑體" w:eastAsia="微軟正黑體" w:hAnsi="微軟正黑體"/>
+        </w:rPr>
+      </w:pPr>
+    </w:p>
+    <w:p>
+      <w:pPr>
+        <w:adjustRightInd w:val="0"/>
+        <w:snapToGrid w:val="0"/>
+        <w:rPr>
+          <w:rFonts w:ascii="微軟正黑體" w:eastAsia="微軟正黑體" w:hAnsi="微軟正黑體" w:hint="eastAsia"/>
+        </w:rPr>
+      </w:pPr>
+      <w:r>
+        <w:rPr>
+          <w:rFonts w:ascii="微軟正黑體" w:eastAsia="微軟正黑體" w:hAnsi="微軟正黑體" w:hint="eastAsia"/>
+        </w:rPr>
+        <w:t xml:space="preserve">### 2. 開發 </w:t>
+      </w:r>
+      <w:proofErr w:type="spellStart"/>
+      <w:r>
+        <w:rPr>
+          <w:rFonts w:ascii="微軟正黑體" w:eastAsia="微軟正黑體" w:hAnsi="微軟正黑體" w:hint="eastAsia"/>
+        </w:rPr>
+        <w:t>FastAPI</w:t>
+      </w:r>
+      <w:proofErr w:type="spellEnd"/>
+      <w:r>
+        <w:rPr>
+          <w:rFonts w:ascii="微軟正黑體" w:eastAsia="微軟正黑體" w:hAnsi="微軟正黑體" w:hint="eastAsia"/>
+        </w:rPr>
+        <w:t xml:space="preserve"> 後端與整合掃描引擎</w:t>
+      </w:r>
+    </w:p>
+    <w:p>
+      <w:pPr>
+        <w:adjustRightInd w:val="0"/>
+        <w:snapToGrid w:val="0"/>
+        <w:rPr>
+          <w:rFonts w:ascii="微軟正黑體" w:eastAsia="微軟正黑體" w:hAnsi="微軟正黑體"/>
+        </w:rPr>
+      </w:pPr>
+    </w:p>
+    <w:p>
+      <w:pPr>
+        <w:adjustRightInd w:val="0"/>
+        <w:snapToGrid w:val="0"/>
+        <w:rPr>
+          <w:rFonts w:ascii="微軟正黑體" w:eastAsia="微軟正黑體" w:hAnsi="微軟正黑體" w:hint="eastAsia"/>
+        </w:rPr>
+      </w:pPr>
+      <w:r>
+        <w:rPr>
+          <w:rFonts w:ascii="微軟正黑體" w:eastAsia="微軟正黑體" w:hAnsi="微軟正黑體" w:hint="eastAsia"/>
+        </w:rPr>
+        <w:t>我將會把之前的 `</w:t>
+      </w:r>
+      <w:proofErr w:type="spellStart"/>
+      <w:r>
+        <w:rPr>
+          <w:rFonts w:ascii="微軟正黑體" w:eastAsia="微軟正黑體" w:hAnsi="微軟正黑體" w:hint="eastAsia"/>
+        </w:rPr>
+        <w:t>VulnerabilityScanner</w:t>
+      </w:r>
+      <w:proofErr w:type="spellEnd"/>
+      <w:r>
+        <w:rPr>
+          <w:rFonts w:ascii="微軟正黑體" w:eastAsia="微軟正黑體" w:hAnsi="微軟正黑體" w:hint="eastAsia"/>
+        </w:rPr>
+        <w:t xml:space="preserve">` 邏輯整合進 </w:t>
+      </w:r>
+      <w:proofErr w:type="spellStart"/>
+      <w:r>
+        <w:rPr>
+          <w:rFonts w:ascii="微軟正黑體" w:eastAsia="微軟正黑體" w:hAnsi="微軟正黑體" w:hint="eastAsia"/>
+        </w:rPr>
+        <w:t>FastAPI</w:t>
+      </w:r>
+      <w:proofErr w:type="spellEnd"/>
+      <w:r>
+        <w:rPr>
+          <w:rFonts w:ascii="微軟正黑體" w:eastAsia="微軟正黑體" w:hAnsi="微軟正黑體" w:hint="eastAsia"/>
+        </w:rPr>
+        <w:t xml:space="preserve"> 中，並加入資料庫存取的程式碼。</w:t>
+      </w:r>
+    </w:p>
+    <w:p>
+      <w:pPr>
+        <w:adjustRightInd w:val="0"/>
+        <w:snapToGrid w:val="0"/>
+        <w:rPr>
+          <w:rFonts w:ascii="微軟正黑體" w:eastAsia="微軟正黑體" w:hAnsi="微軟正黑體"/>
+        </w:rPr>
+      </w:pPr>
+    </w:p>
+    <w:p>
+      <w:pPr>
+        <w:adjustRightInd w:val="0"/>
+        <w:snapToGrid w:val="0"/>
+        <w:rPr>
+          <w:rFonts w:ascii="微軟正黑體" w:eastAsia="微軟正黑體" w:hAnsi="微軟正黑體" w:hint="eastAsia"/>
+        </w:rPr>
+      </w:pPr>
+      <w:r>
+        <w:rPr>
+          <w:rFonts w:ascii="微軟正黑體" w:eastAsia="微軟正黑體" w:hAnsi="微軟正黑體" w:hint="eastAsia"/>
+        </w:rPr>
+        <w:t>**注意：** 執行此程式碼前，請確保已安裝 `</w:t>
+      </w:r>
+      <w:proofErr w:type="spellStart"/>
+      <w:r>
+        <w:rPr>
+          <w:rFonts w:ascii="微軟正黑體" w:eastAsia="微軟正黑體" w:hAnsi="微軟正黑體" w:hint="eastAsia"/>
+        </w:rPr>
+        <w:t>mysql</w:t>
+      </w:r>
+      <w:proofErr w:type="spellEnd"/>
+      <w:r>
+        <w:rPr>
+          <w:rFonts w:ascii="微軟正黑體" w:eastAsia="微軟正黑體" w:hAnsi="微軟正黑體" w:hint="eastAsia"/>
+        </w:rPr>
+        <w:t>-connector-python`：</w:t>
+      </w:r>
+    </w:p>
+    <w:p>
+      <w:pPr>
+        <w:adjustRightInd w:val="0"/>
+        <w:snapToGrid w:val="0"/>
+        <w:rPr>
+          <w:rFonts w:ascii="微軟正黑體" w:eastAsia="微軟正黑體" w:hAnsi="微軟正黑體"/>
+        </w:rPr>
+      </w:pPr>
+    </w:p>
+    <w:p>
+      <w:pPr>
+        <w:adjustRightInd w:val="0"/>
+        <w:snapToGrid w:val="0"/>
+        <w:rPr>
+          <w:rFonts w:ascii="微軟正黑體" w:eastAsia="微軟正黑體" w:hAnsi="微軟正黑體" w:hint="eastAsia"/>
+        </w:rPr>
+      </w:pPr>
+      <w:proofErr w:type="gramStart"/>
+      <w:r>
+        <w:rPr>
+          <w:rFonts w:ascii="微軟正黑體" w:eastAsia="微軟正黑體" w:hAnsi="微軟正黑體"/>
+        </w:rPr>
+        <w:t>pip</w:t>
+      </w:r>
+      <w:proofErr w:type="gramEnd"/>
+      <w:r>
+        <w:rPr>
+          <w:rFonts w:ascii="微軟正黑體" w:eastAsia="微軟正黑體" w:hAnsi="微軟正黑體"/>
+        </w:rPr>
+        <w:t xml:space="preserve"> install </w:t>
+      </w:r>
+      <w:proofErr w:type="spellStart"/>
+      <w:r>
+        <w:rPr>
+          <w:rFonts w:ascii="微軟正黑體" w:eastAsia="微軟正黑體" w:hAnsi="微軟正黑體"/>
+        </w:rPr>
+        <w:t>mysql</w:t>
+      </w:r>
+      <w:proofErr w:type="spellEnd"/>
+      <w:r>
+        <w:rPr>
+          <w:rFonts w:ascii="微軟正黑體" w:eastAsia="微軟正黑體" w:hAnsi="微軟正黑體"/>
+        </w:rPr>
+        <w:t>-connector-python</w:t>
+      </w:r>
+    </w:p>
+    <w:p>
+      <w:pPr>
+        <w:adjustRightInd w:val="0"/>
+        <w:snapToGrid w:val="0"/>
+        <w:rPr>
+          <w:rFonts w:ascii="微軟正黑體" w:eastAsia="微軟正黑體" w:hAnsi="微軟正黑體"/>
+        </w:rPr>
+      </w:pPr>
+    </w:p>
+    <w:p>
+      <w:pPr>
+        <w:adjustRightInd w:val="0"/>
+        <w:snapToGrid w:val="0"/>
+        <w:rPr>
+          <w:rFonts w:ascii="微軟正黑體" w:eastAsia="微軟正黑體" w:hAnsi="微軟正黑體"/>
+        </w:rPr>
+      </w:pPr>
+    </w:p>
+    <w:p>
+      <w:pPr>
+        <w:adjustRightInd w:val="0"/>
+        <w:snapToGrid w:val="0"/>
+        <w:rPr>
+          <w:rFonts w:ascii="微軟正黑體" w:eastAsia="微軟正黑體" w:hAnsi="微軟正黑體"/>
+        </w:rPr>
+      </w:pPr>
+      <w:r>
+        <w:rPr>
+          <w:rFonts w:ascii="微軟正黑體" w:eastAsia="微軟正黑體" w:hAnsi="微軟正黑體"/>
+        </w:rPr>
+        <w:t>http://googleusercontent.com/immersive_entry_chip/0</w:t>
+      </w:r>
+    </w:p>
+    <w:p>
+      <w:pPr>
+        <w:adjustRightInd w:val="0"/>
+        <w:snapToGrid w:val="0"/>
+        <w:rPr>
+          <w:rFonts w:ascii="微軟正黑體" w:eastAsia="微軟正黑體" w:hAnsi="微軟正黑體"/>
+        </w:rPr>
+      </w:pPr>
+    </w:p>
+    <w:p>
+      <w:pPr>
+        <w:adjustRightInd w:val="0"/>
+        <w:snapToGrid w:val="0"/>
+        <w:rPr>
+          <w:rFonts w:ascii="微軟正黑體" w:eastAsia="微軟正黑體" w:hAnsi="微軟正黑體" w:hint="eastAsia"/>
+        </w:rPr>
+      </w:pPr>
+      <w:r>
+        <w:rPr>
+          <w:rFonts w:ascii="微軟正黑體" w:eastAsia="微軟正黑體" w:hAnsi="微軟正黑體" w:hint="eastAsia"/>
+        </w:rPr>
+        <w:t>### 導入與操作說明</w:t>
+      </w:r>
+    </w:p>
+    <w:p>
+      <w:pPr>
+        <w:adjustRightInd w:val="0"/>
+        <w:snapToGrid w:val="0"/>
+        <w:rPr>
+          <w:rFonts w:ascii="微軟正黑體" w:eastAsia="微軟正黑體" w:hAnsi="微軟正黑體"/>
+        </w:rPr>
+      </w:pPr>
+    </w:p>
+    <w:p>
+      <w:pPr>
+        <w:adjustRightInd w:val="0"/>
+        <w:snapToGrid w:val="0"/>
+        <w:rPr>
+          <w:rFonts w:ascii="微軟正黑體" w:eastAsia="微軟正黑體" w:hAnsi="微軟正黑體" w:hint="eastAsia"/>
+        </w:rPr>
+      </w:pPr>
+      <w:r>
+        <w:rPr>
+          <w:rFonts w:ascii="微軟正黑體" w:eastAsia="微軟正黑體" w:hAnsi="微軟正黑體" w:hint="eastAsia"/>
+        </w:rPr>
+        <w:t>1.  **資料庫準備**：</w:t>
+      </w:r>
+    </w:p>
+    <w:p>
+      <w:pPr>
+        <w:adjustRightInd w:val="0"/>
+        <w:snapToGrid w:val="0"/>
+        <w:rPr>
+          <w:rFonts w:ascii="微軟正黑體" w:eastAsia="微軟正黑體" w:hAnsi="微軟正黑體"/>
+        </w:rPr>
+      </w:pPr>
+      <w:r>
+        <w:rPr>
+          <w:rFonts w:ascii="微軟正黑體" w:eastAsia="微軟正黑體" w:hAnsi="微軟正黑體" w:hint="eastAsia"/>
+        </w:rPr>
+        <w:t xml:space="preserve">    </w:t>
+      </w:r>
+      <w:r>
+        <w:rPr>
+          <w:rFonts w:ascii="微軟正黑體" w:eastAsia="微軟正黑體" w:hAnsi="微軟正黑體" w:hint="eastAsia"/>
+        </w:rPr>
+        <w:t xml:space="preserve">參閱 XAMPP </w:t>
+      </w:r>
+      <w:proofErr w:type="spellStart"/>
+      <w:r>
+        <w:rPr>
+          <w:rFonts w:ascii="微軟正黑體" w:eastAsia="微軟正黑體" w:hAnsi="微軟正黑體" w:hint="eastAsia"/>
+        </w:rPr>
+        <w:t>MariaDB</w:t>
+      </w:r>
+      <w:proofErr w:type="spellEnd"/>
+      <w:r>
+        <w:rPr>
+          <w:rFonts w:ascii="微軟正黑體" w:eastAsia="微軟正黑體" w:hAnsi="微軟正黑體" w:hint="eastAsia"/>
+        </w:rPr>
+        <w:t xml:space="preserve"> 設定與資料庫初始化指南.</w:t>
+      </w:r>
+      <w:proofErr w:type="spellStart"/>
+      <w:proofErr w:type="gramStart"/>
+      <w:r>
+        <w:rPr>
+          <w:rFonts w:ascii="微軟正黑體" w:eastAsia="微軟正黑體" w:hAnsi="微軟正黑體"/>
+        </w:rPr>
+        <w:t>docx</w:t>
+      </w:r>
+      <w:proofErr w:type="spellEnd"/>
+      <w:proofErr w:type="gramEnd"/>
+    </w:p>
+    <w:p>
+      <w:pPr>
+        <w:adjustRightInd w:val="0"/>
+        <w:snapToGrid w:val="0"/>
+        <w:rPr>
+          <w:rFonts w:ascii="微軟正黑體" w:eastAsia="微軟正黑體" w:hAnsi="微軟正黑體" w:hint="eastAsia"/>
+        </w:rPr>
+      </w:pPr>
+    </w:p>
+    <w:p>
+      <w:pPr>
+        <w:adjustRightInd w:val="0"/>
+        <w:snapToGrid w:val="0"/>
+        <w:rPr>
+          <w:rFonts w:ascii="微軟正黑體" w:eastAsia="微軟正黑體" w:hAnsi="微軟正黑體" w:hint="eastAsia"/>
+        </w:rPr>
+      </w:pPr>
+      <w:r>
+        <w:rPr>
+          <w:rFonts w:ascii="微軟正黑體" w:eastAsia="微軟正黑體" w:hAnsi="微軟正黑體" w:hint="eastAsia"/>
+        </w:rPr>
+        <w:lastRenderedPageBreak/>
+        <w:t>2.  **啟動 API**：</w:t>
+      </w:r>
+    </w:p>
+    <w:p>
+      <w:pPr>
+        <w:adjustRightInd w:val="0"/>
+        <w:snapToGrid w:val="0"/>
+        <w:rPr>
+          <w:rFonts w:ascii="微軟正黑體" w:eastAsia="微軟正黑體" w:hAnsi="微軟正黑體" w:hint="eastAsia"/>
+        </w:rPr>
+      </w:pPr>
+      <w:r>
+        <w:rPr>
+          <w:rFonts w:ascii="微軟正黑體" w:eastAsia="微軟正黑體" w:hAnsi="微軟正黑體" w:hint="eastAsia"/>
+        </w:rPr>
+        <w:t xml:space="preserve">    執行 `python scanner_api.py`。伺服器會跑在 `8080` 埠。</w:t>
+      </w:r>
+    </w:p>
+    <w:p>
+      <w:pPr>
+        <w:adjustRightInd w:val="0"/>
+        <w:snapToGrid w:val="0"/>
+        <w:rPr>
+          <w:rFonts w:ascii="微軟正黑體" w:eastAsia="微軟正黑體" w:hAnsi="微軟正黑體"/>
+        </w:rPr>
+      </w:pPr>
+    </w:p>
+    <w:p>
+      <w:pPr>
+        <w:adjustRightInd w:val="0"/>
+        <w:snapToGrid w:val="0"/>
+        <w:rPr>
+          <w:rFonts w:ascii="微軟正黑體" w:eastAsia="微軟正黑體" w:hAnsi="微軟正黑體" w:hint="eastAsia"/>
+        </w:rPr>
+      </w:pPr>
+      <w:r>
+        <w:rPr>
+          <w:rFonts w:ascii="微軟正黑體" w:eastAsia="微軟正黑體" w:hAnsi="微軟正黑體" w:hint="eastAsia"/>
+        </w:rPr>
+        <w:t>3.  **如何測試**：</w:t>
+      </w:r>
+    </w:p>
+    <w:p>
+      <w:pPr>
+        <w:adjustRightInd w:val="0"/>
+        <w:snapToGrid w:val="0"/>
+        <w:rPr>
+          <w:rFonts w:ascii="微軟正黑體" w:eastAsia="微軟正黑體" w:hAnsi="微軟正黑體" w:hint="eastAsia"/>
+        </w:rPr>
+      </w:pPr>
+      <w:r>
+        <w:rPr>
+          <w:rFonts w:ascii="微軟正黑體" w:eastAsia="微軟正黑體" w:hAnsi="微軟正黑體" w:hint="eastAsia"/>
+        </w:rPr>
+        <w:t xml:space="preserve">    </w:t>
+      </w:r>
+      <w:r>
+        <w:rPr>
+          <w:rFonts w:ascii="微軟正黑體" w:eastAsia="微軟正黑體" w:hAnsi="微軟正黑體"/>
+        </w:rPr>
+        <w:t xml:space="preserve">請參閱 </w:t>
+      </w:r>
+      <w:r>
+        <w:rPr>
+          <w:rFonts w:ascii="微軟正黑體" w:eastAsia="微軟正黑體" w:hAnsi="微軟正黑體" w:hint="eastAsia"/>
+        </w:rPr>
+        <w:t>自動化弱點掃描工具測試指南.</w:t>
+      </w:r>
+      <w:proofErr w:type="spellStart"/>
+      <w:proofErr w:type="gramStart"/>
+      <w:r>
+        <w:rPr>
+          <w:rFonts w:ascii="微軟正黑體" w:eastAsia="微軟正黑體" w:hAnsi="微軟正黑體" w:hint="eastAsia"/>
+        </w:rPr>
+        <w:t>docx</w:t>
+      </w:r>
+      <w:proofErr w:type="spellEnd"/>
+      <w:proofErr w:type="gramEnd"/>
+    </w:p>
+    <w:p>
+      <w:pPr>
+        <w:adjustRightInd w:val="0"/>
+        <w:snapToGrid w:val="0"/>
+        <w:rPr>
+          <w:rFonts w:ascii="微軟正黑體" w:eastAsia="微軟正黑體" w:hAnsi="微軟正黑體"/>
+        </w:rPr>
+      </w:pPr>
+    </w:p>
+    <w:p>
+      <w:pPr>
+        <w:adjustRightInd w:val="0"/>
+        <w:snapToGrid w:val="0"/>
+        <w:rPr>
+          <w:rFonts w:ascii="微軟正黑體" w:eastAsia="微軟正黑體" w:hAnsi="微軟正黑體" w:hint="eastAsia"/>
+        </w:rPr>
+      </w:pPr>
+      <w:r>
+        <w:rPr>
+          <w:rFonts w:ascii="微軟正黑體" w:eastAsia="微軟正黑體" w:hAnsi="微軟正黑體" w:hint="eastAsia"/>
+        </w:rPr>
+        <w:t>### 接下來的改進方向：</w:t>
+      </w:r>
+    </w:p>
+    <w:p>
+      <w:pPr>
+        <w:adjustRightInd w:val="0"/>
+        <w:snapToGrid w:val="0"/>
+        <w:rPr>
+          <w:rFonts w:ascii="微軟正黑體" w:eastAsia="微軟正黑體" w:hAnsi="微軟正黑體"/>
+        </w:rPr>
+      </w:pPr>
+    </w:p>
+    <w:p>
+      <w:pPr>
+        <w:adjustRightInd w:val="0"/>
+        <w:snapToGrid w:val="0"/>
+        <w:rPr>
+          <w:rFonts w:ascii="微軟正黑體" w:eastAsia="微軟正黑體" w:hAnsi="微軟正黑體" w:hint="eastAsia"/>
+        </w:rPr>
+      </w:pPr>
+      <w:r>
+        <w:rPr>
+          <w:rFonts w:ascii="微軟正黑體" w:eastAsia="微軟正黑體" w:hAnsi="微軟正黑體" w:hint="eastAsia"/>
+        </w:rPr>
+        <w:t>1.  **更精細的報表**：目前只是產生一個超簡單的 HTML。我們可以加入 CSS 框架（如 Bootstrap）讓報告看起來像專業的 PDF。</w:t>
+      </w:r>
+    </w:p>
+    <w:p>
+      <w:pPr>
+        <w:adjustRightInd w:val="0"/>
+        <w:snapToGrid w:val="0"/>
+        <w:rPr>
+          <w:rFonts w:ascii="微軟正黑體" w:eastAsia="微軟正黑體" w:hAnsi="微軟正黑體" w:hint="eastAsia"/>
+        </w:rPr>
+      </w:pPr>
+      <w:r>
+        <w:rPr>
+          <w:rFonts w:ascii="微軟正黑體" w:eastAsia="微軟正黑體" w:hAnsi="微軟正黑體" w:hint="eastAsia"/>
+        </w:rPr>
+        <w:t>2.  **多線程掃描**：目前的掃描是循序漸進的，對於大型網站會很慢。</w:t>
+      </w:r>
+    </w:p>
+    <w:p>
+      <w:pPr>
+        <w:adjustRightInd w:val="0"/>
+        <w:snapToGrid w:val="0"/>
+        <w:rPr>
+          <w:rFonts w:ascii="微軟正黑體" w:eastAsia="微軟正黑體" w:hAnsi="微軟正黑體" w:hint="eastAsia"/>
+        </w:rPr>
+      </w:pPr>
+      <w:r>
+        <w:rPr>
+          <w:rFonts w:ascii="微軟正黑體" w:eastAsia="微軟正黑體" w:hAnsi="微軟正黑體" w:hint="eastAsia"/>
+        </w:rPr>
+        <w:t>3.  **前端介面**：我們可以用 React 或簡單的 HTML 寫一個儀表板，即時顯示掃描進度。</w:t>
+      </w:r>
+    </w:p>
+    <w:p>
+      <w:pPr>
+        <w:adjustRightInd w:val="0"/>
+        <w:snapToGrid w:val="0"/>
+        <w:rPr>
+          <w:rFonts w:ascii="微軟正黑體" w:eastAsia="微軟正黑體" w:hAnsi="微軟正黑體"/>
+        </w:rPr>
+      </w:pPr>
+    </w:p>
+    <w:p>
+      <w:pPr>
+        <w:adjustRightInd w:val="0"/>
+        <w:snapToGrid w:val="0"/>
+        <w:rPr>
+          <w:rFonts w:ascii="微軟正黑體" w:eastAsia="微軟正黑體" w:hAnsi="微軟正黑體"/>
+        </w:rPr>
+      </w:pPr>
+      <w:r>
+        <w:rPr>
+          <w:rFonts w:ascii="微軟正黑體" w:eastAsia="微軟正黑體" w:hAnsi="微軟正黑體" w:hint="eastAsia"/>
+        </w:rPr>
+        <w:t>**請問你接下來想先優化 HTML 報表的精美度，還是想建立一個簡單的前端介面來操作這個 API？**</w:t>
+      </w:r>
+    </w:p>
+    <w:p>
+      <w:pPr>
+        <w:adjustRightInd w:val="0"/>
+        <w:snapToGrid w:val="0"/>
+        <w:rPr>
+          <w:rFonts w:ascii="微軟正黑體" w:eastAsia="微軟正黑體" w:hAnsi="微軟正黑體"/>
+        </w:rPr>
+      </w:pPr>
+    </w:p>
+    <w:p>
+      <w:pPr>
+        <w:adjustRightInd w:val="0"/>
+        <w:snapToGrid w:val="0"/>
+        <w:rPr>
+          <w:rFonts w:ascii="微軟正黑體" w:eastAsia="微軟正黑體" w:hAnsi="微軟正黑體"/>
+        </w:rPr>
+      </w:pPr>
+      <w:r>
+        <w:rPr>
+          <w:rFonts w:ascii="微軟正黑體" w:eastAsia="微軟正黑體" w:hAnsi="微軟正黑體"/>
+        </w:rPr>
+        <w:t>測試結果：</w:t>
+      </w:r>
+    </w:p>
+    <w:p>
+      <w:pPr>
+        <w:adjustRightInd w:val="0"/>
+        <w:snapToGrid w:val="0"/>
+        <w:rPr>
+          <w:rFonts w:ascii="微軟正黑體" w:eastAsia="微軟正黑體" w:hAnsi="微軟正黑體" w:hint="eastAsia"/>
+        </w:rPr>
+      </w:pPr>
+      <w:r>
+        <w:rPr>
+          <w:rFonts w:ascii="微軟正黑體" w:eastAsia="微軟正黑體" w:hAnsi="微軟正黑體"/>
+        </w:rPr>
+        <w:t>{"scan_info":{"id":"dd746ed9","target_url":"http://127.0.0.1:8000","status":"Completed","created_at":"2026-03-23T17:05:53"},"findings":[{"id":1,"scan_id":"dd746ed9","type":"SQLi","url":"http://127.0.0.1:8000/login","payload":"'","risk_level":"High"},{"id":2,"scan_id":"dd746ed9","type":"SQLi","url":"http://127.0.0.1:8000/login","payload":"' OR '1'='1","risk_level":"High"},{"id":3,"scan_id":"dd746ed9","type":"XSS","url":"http://127.0.0.1:8000/search","payload":"&lt;script&gt;alert('xss')&lt;/script&gt;","risk_level":"Medium"}]}</w:t>
+      </w:r>
+    </w:p>
+    <w:p>
+      <w:pPr>
+        <w:widowControl/>
+        <w:rPr>
+          <w:rFonts w:ascii="微軟正黑體" w:eastAsia="微軟正黑體" w:hAnsi="微軟正黑體"/>
+        </w:rPr>
+      </w:pPr>
+      <w:r>
+        <w:rPr>
+          <w:rFonts w:ascii="微軟正黑體" w:eastAsia="微軟正黑體" w:hAnsi="微軟正黑體"/>
+        </w:rPr>
+        <w:br w:type="page"/>
+      </w:r>
+    </w:p>
+    <w:p>
+      <w:pPr>
+        <w:adjustRightInd w:val="0"/>
+        <w:snapToGrid w:val="0"/>
+        <w:rPr>
+          <w:rFonts w:ascii="微軟正黑體" w:eastAsia="微軟正黑體" w:hAnsi="微軟正黑體"/>
+        </w:rPr>
+      </w:pPr>
+      <w:r>
+        <w:rPr>
+          <w:rFonts w:ascii="微軟正黑體" w:eastAsia="微軟正黑體" w:hAnsi="微軟正黑體" w:hint="eastAsia"/>
+        </w:rPr>
+        <w:lastRenderedPageBreak/>
+        <w:t>看到這個 JSON 結果，代表**自動化弱點掃描工具** 已經完整打通了：</w:t>
+      </w:r>
+    </w:p>
+    <w:p>
+      <w:pPr>
+        <w:adjustRightInd w:val="0"/>
+        <w:snapToGrid w:val="0"/>
+        <w:rPr>
+          <w:rFonts w:ascii="微軟正黑體" w:eastAsia="微軟正黑體" w:hAnsi="微軟正黑體" w:hint="eastAsia"/>
+        </w:rPr>
+      </w:pPr>
+      <w:r>
+        <w:rPr>
+          <w:rFonts w:ascii="微軟正黑體" w:eastAsia="微軟正黑體" w:hAnsi="微軟正黑體" w:hint="eastAsia"/>
+        </w:rPr>
+        <w:t>**爬蟲解析、漏洞偵測、</w:t>
+      </w:r>
+      <w:proofErr w:type="spellStart"/>
+      <w:r>
+        <w:rPr>
+          <w:rFonts w:ascii="微軟正黑體" w:eastAsia="微軟正黑體" w:hAnsi="微軟正黑體" w:hint="eastAsia"/>
+        </w:rPr>
+        <w:t>FastAPI</w:t>
+      </w:r>
+      <w:proofErr w:type="spellEnd"/>
+      <w:r>
+        <w:rPr>
+          <w:rFonts w:ascii="微軟正黑體" w:eastAsia="微軟正黑體" w:hAnsi="微軟正黑體" w:hint="eastAsia"/>
+        </w:rPr>
+        <w:t xml:space="preserve"> 非同步處理、以及 </w:t>
+      </w:r>
+      <w:proofErr w:type="spellStart"/>
+      <w:r>
+        <w:rPr>
+          <w:rFonts w:ascii="微軟正黑體" w:eastAsia="微軟正黑體" w:hAnsi="微軟正黑體" w:hint="eastAsia"/>
+        </w:rPr>
+        <w:t>MariaDB</w:t>
+      </w:r>
+      <w:proofErr w:type="spellEnd"/>
+      <w:r>
+        <w:rPr>
+          <w:rFonts w:ascii="微軟正黑體" w:eastAsia="微軟正黑體" w:hAnsi="微軟正黑體" w:hint="eastAsia"/>
+        </w:rPr>
+        <w:t xml:space="preserve"> 資料持久化** 全部運作正常。</w:t>
+      </w:r>
+    </w:p>
+    <w:p>
+      <w:pPr>
+        <w:adjustRightInd w:val="0"/>
+        <w:snapToGrid w:val="0"/>
+        <w:rPr>
+          <w:rFonts w:ascii="微軟正黑體" w:eastAsia="微軟正黑體" w:hAnsi="微軟正黑體"/>
+        </w:rPr>
+      </w:pPr>
+    </w:p>
+    <w:p>
+      <w:pPr>
+        <w:adjustRightInd w:val="0"/>
+        <w:snapToGrid w:val="0"/>
+        <w:rPr>
+          <w:rFonts w:ascii="微軟正黑體" w:eastAsia="微軟正黑體" w:hAnsi="微軟正黑體" w:hint="eastAsia"/>
+        </w:rPr>
+      </w:pPr>
+      <w:r>
+        <w:rPr>
+          <w:rFonts w:ascii="微軟正黑體" w:eastAsia="微軟正黑體" w:hAnsi="微軟正黑體" w:hint="eastAsia"/>
+        </w:rPr>
+        <w:t>從結果中我們可以看到：</w:t>
+      </w:r>
+    </w:p>
+    <w:p>
+      <w:pPr>
+        <w:adjustRightInd w:val="0"/>
+        <w:snapToGrid w:val="0"/>
+        <w:rPr>
+          <w:rFonts w:ascii="微軟正黑體" w:eastAsia="微軟正黑體" w:hAnsi="微軟正黑體" w:hint="eastAsia"/>
+        </w:rPr>
+      </w:pPr>
+      <w:r>
+        <w:rPr>
+          <w:rFonts w:ascii="微軟正黑體" w:eastAsia="微軟正黑體" w:hAnsi="微軟正黑體" w:hint="eastAsia"/>
+        </w:rPr>
+        <w:t>* **</w:t>
+      </w:r>
+      <w:proofErr w:type="spellStart"/>
+      <w:r>
+        <w:rPr>
+          <w:rFonts w:ascii="微軟正黑體" w:eastAsia="微軟正黑體" w:hAnsi="微軟正黑體" w:hint="eastAsia"/>
+        </w:rPr>
+        <w:t>SQLi</w:t>
+      </w:r>
+      <w:proofErr w:type="spellEnd"/>
+      <w:r>
+        <w:rPr>
+          <w:rFonts w:ascii="微軟正黑體" w:eastAsia="微軟正黑體" w:hAnsi="微軟正黑體" w:hint="eastAsia"/>
+        </w:rPr>
+        <w:t xml:space="preserve"> (High)**：成功偵測到 `/login` 接口對單引號與邏輯運算元的錯誤處理。</w:t>
+      </w:r>
+    </w:p>
+    <w:p>
+      <w:pPr>
+        <w:adjustRightInd w:val="0"/>
+        <w:snapToGrid w:val="0"/>
+        <w:rPr>
+          <w:rFonts w:ascii="微軟正黑體" w:eastAsia="微軟正黑體" w:hAnsi="微軟正黑體" w:hint="eastAsia"/>
+        </w:rPr>
+      </w:pPr>
+      <w:r>
+        <w:rPr>
+          <w:rFonts w:ascii="微軟正黑體" w:eastAsia="微軟正黑體" w:hAnsi="微軟正黑體" w:hint="eastAsia"/>
+        </w:rPr>
+        <w:t>* **XSS (Medium)**：成功偵測到 `/search` 接口將輸入直接反射回頁面的行為。</w:t>
+      </w:r>
+    </w:p>
+    <w:p>
+      <w:pPr>
+        <w:adjustRightInd w:val="0"/>
+        <w:snapToGrid w:val="0"/>
+        <w:rPr>
+          <w:rFonts w:ascii="微軟正黑體" w:eastAsia="微軟正黑體" w:hAnsi="微軟正黑體"/>
+        </w:rPr>
+      </w:pPr>
+    </w:p>
+    <w:p>
+      <w:pPr>
+        <w:adjustRightInd w:val="0"/>
+        <w:snapToGrid w:val="0"/>
+        <w:rPr>
+          <w:rFonts w:ascii="微軟正黑體" w:eastAsia="微軟正黑體" w:hAnsi="微軟正黑體" w:hint="eastAsia"/>
+        </w:rPr>
+      </w:pPr>
+      <w:r>
+        <w:rPr>
+          <w:rFonts w:ascii="微軟正黑體" w:eastAsia="微軟正黑體" w:hAnsi="微軟正黑體" w:hint="eastAsia"/>
+        </w:rPr>
+        <w:t>目前的報告生成邏輯還比較簡單。為了讓工具更具實用性，我為你編寫了 **更新版的 `scanner_api.py`**。這次更新重點在於 **`</w:t>
+      </w:r>
+      <w:proofErr w:type="spellStart"/>
+      <w:r>
+        <w:rPr>
+          <w:rFonts w:ascii="微軟正黑體" w:eastAsia="微軟正黑體" w:hAnsi="微軟正黑體" w:hint="eastAsia"/>
+        </w:rPr>
+        <w:t>generate_html_report</w:t>
+      </w:r>
+      <w:proofErr w:type="spellEnd"/>
+      <w:r>
+        <w:rPr>
+          <w:rFonts w:ascii="微軟正黑體" w:eastAsia="微軟正黑體" w:hAnsi="微軟正黑體" w:hint="eastAsia"/>
+        </w:rPr>
+        <w:t>`** 函式，它會產生一個美觀、具備 CSS 樣式、色塊標記風險等級以及修補建議的專業報告。</w:t>
+      </w:r>
+    </w:p>
+    <w:p>
+      <w:pPr>
+        <w:adjustRightInd w:val="0"/>
+        <w:snapToGrid w:val="0"/>
+        <w:rPr>
+          <w:rFonts w:ascii="微軟正黑體" w:eastAsia="微軟正黑體" w:hAnsi="微軟正黑體"/>
+        </w:rPr>
+      </w:pPr>
+    </w:p>
+    <w:p>
+      <w:pPr>
+        <w:adjustRightInd w:val="0"/>
+        <w:snapToGrid w:val="0"/>
+        <w:rPr>
+          <w:rFonts w:ascii="微軟正黑體" w:eastAsia="微軟正黑體" w:hAnsi="微軟正黑體" w:hint="eastAsia"/>
+        </w:rPr>
+      </w:pPr>
+      <w:r>
+        <w:rPr>
+          <w:rFonts w:ascii="微軟正黑體" w:eastAsia="微軟正黑體" w:hAnsi="微軟正黑體" w:hint="eastAsia"/>
+        </w:rPr>
+        <w:t>### 更新說明與導入方式：</w:t>
+      </w:r>
+    </w:p>
+    <w:p>
+      <w:pPr>
+        <w:adjustRightInd w:val="0"/>
+        <w:snapToGrid w:val="0"/>
+        <w:rPr>
+          <w:rFonts w:ascii="微軟正黑體" w:eastAsia="微軟正黑體" w:hAnsi="微軟正黑體"/>
+        </w:rPr>
+      </w:pPr>
+    </w:p>
+    <w:p>
+      <w:pPr>
+        <w:adjustRightInd w:val="0"/>
+        <w:snapToGrid w:val="0"/>
+        <w:rPr>
+          <w:rFonts w:ascii="微軟正黑體" w:eastAsia="微軟正黑體" w:hAnsi="微軟正黑體" w:hint="eastAsia"/>
+        </w:rPr>
+      </w:pPr>
+      <w:r>
+        <w:rPr>
+          <w:rFonts w:ascii="微軟正黑體" w:eastAsia="微軟正黑體" w:hAnsi="微軟正黑體" w:hint="eastAsia"/>
+        </w:rPr>
+        <w:t>1.  **`</w:t>
+      </w:r>
+      <w:proofErr w:type="spellStart"/>
+      <w:r>
+        <w:rPr>
+          <w:rFonts w:ascii="微軟正黑體" w:eastAsia="微軟正黑體" w:hAnsi="微軟正黑體" w:hint="eastAsia"/>
+        </w:rPr>
+        <w:t>generate_professional_report</w:t>
+      </w:r>
+      <w:proofErr w:type="spellEnd"/>
+      <w:r>
+        <w:rPr>
+          <w:rFonts w:ascii="微軟正黑體" w:eastAsia="微軟正黑體" w:hAnsi="微軟正黑體" w:hint="eastAsia"/>
+        </w:rPr>
+        <w:t>` 函式**：這是我這次新增的核心。它不再只是產生一行文字，而是利用 HTML 和內嵌 CSS 建立了一個結構化的表格。</w:t>
+      </w:r>
+    </w:p>
+    <w:p>
+      <w:pPr>
+        <w:adjustRightInd w:val="0"/>
+        <w:snapToGrid w:val="0"/>
+        <w:rPr>
+          <w:rFonts w:ascii="微軟正黑體" w:eastAsia="微軟正黑體" w:hAnsi="微軟正黑體" w:hint="eastAsia"/>
+        </w:rPr>
+      </w:pPr>
+      <w:r>
+        <w:rPr>
+          <w:rFonts w:ascii="微軟正黑體" w:eastAsia="微軟正黑體" w:hAnsi="微軟正黑體" w:hint="eastAsia"/>
+        </w:rPr>
+        <w:t>2.  **風險等級著色**：報告中會根據 `</w:t>
+      </w:r>
+      <w:proofErr w:type="spellStart"/>
+      <w:r>
+        <w:rPr>
+          <w:rFonts w:ascii="微軟正黑體" w:eastAsia="微軟正黑體" w:hAnsi="微軟正黑體" w:hint="eastAsia"/>
+        </w:rPr>
+        <w:t>risk_level</w:t>
+      </w:r>
+      <w:proofErr w:type="spellEnd"/>
+      <w:r>
+        <w:rPr>
+          <w:rFonts w:ascii="微軟正黑體" w:eastAsia="微軟正黑體" w:hAnsi="微軟正黑體" w:hint="eastAsia"/>
+        </w:rPr>
+        <w:t>` 自動套用紅色（High）或</w:t>
+      </w:r>
+      <w:proofErr w:type="gramStart"/>
+      <w:r>
+        <w:rPr>
+          <w:rFonts w:ascii="微軟正黑體" w:eastAsia="微軟正黑體" w:hAnsi="微軟正黑體" w:hint="eastAsia"/>
+        </w:rPr>
+        <w:t>橘</w:t>
+      </w:r>
+      <w:proofErr w:type="gramEnd"/>
+      <w:r>
+        <w:rPr>
+          <w:rFonts w:ascii="微軟正黑體" w:eastAsia="微軟正黑體" w:hAnsi="微軟正黑體" w:hint="eastAsia"/>
+        </w:rPr>
+        <w:t>色（Medium）的標記。</w:t>
+      </w:r>
+    </w:p>
+    <w:p>
+      <w:pPr>
+        <w:adjustRightInd w:val="0"/>
+        <w:snapToGrid w:val="0"/>
+        <w:rPr>
+          <w:rFonts w:ascii="微軟正黑體" w:eastAsia="微軟正黑體" w:hAnsi="微軟正黑體" w:hint="eastAsia"/>
+        </w:rPr>
+      </w:pPr>
+      <w:r>
+        <w:rPr>
+          <w:rFonts w:ascii="微軟正黑體" w:eastAsia="微軟正黑體" w:hAnsi="微軟正黑體" w:hint="eastAsia"/>
+        </w:rPr>
+        <w:t>3.  **修補建議**：加入了 `</w:t>
+      </w:r>
+      <w:proofErr w:type="spellStart"/>
+      <w:r>
+        <w:rPr>
+          <w:rFonts w:ascii="微軟正黑體" w:eastAsia="微軟正黑體" w:hAnsi="微軟正黑體" w:hint="eastAsia"/>
+        </w:rPr>
+        <w:t>remediations</w:t>
+      </w:r>
+      <w:proofErr w:type="spellEnd"/>
+      <w:r>
+        <w:rPr>
+          <w:rFonts w:ascii="微軟正黑體" w:eastAsia="微軟正黑體" w:hAnsi="微軟正黑體" w:hint="eastAsia"/>
+        </w:rPr>
+        <w:t>` 字典，這對開發者非常有幫助，不只告訴你有漏洞，還告訴你怎麼修。</w:t>
+      </w:r>
+    </w:p>
+    <w:p>
+      <w:pPr>
+        <w:adjustRightInd w:val="0"/>
+        <w:snapToGrid w:val="0"/>
+        <w:rPr>
+          <w:rFonts w:ascii="微軟正黑體" w:eastAsia="微軟正黑體" w:hAnsi="微軟正黑體" w:hint="eastAsia"/>
+        </w:rPr>
+      </w:pPr>
+      <w:r>
+        <w:rPr>
+          <w:rFonts w:ascii="微軟正黑體" w:eastAsia="微軟正黑體" w:hAnsi="微軟正黑體" w:hint="eastAsia"/>
+        </w:rPr>
+        <w:t>4.  **導入方式**：</w:t>
+      </w:r>
+    </w:p>
+    <w:p>
+      <w:pPr>
+        <w:adjustRightInd w:val="0"/>
+        <w:snapToGrid w:val="0"/>
+        <w:rPr>
+          <w:rFonts w:ascii="微軟正黑體" w:eastAsia="微軟正黑體" w:hAnsi="微軟正黑體" w:hint="eastAsia"/>
+        </w:rPr>
+      </w:pPr>
+      <w:r>
+        <w:rPr>
+          <w:rFonts w:ascii="微軟正黑體" w:eastAsia="微軟正黑體" w:hAnsi="微軟正黑體" w:hint="eastAsia"/>
+        </w:rPr>
+        <w:t xml:space="preserve">    * 直接替換掉之前的 `scanner_api.py`。</w:t>
+      </w:r>
+    </w:p>
+    <w:p>
+      <w:pPr>
+        <w:adjustRightInd w:val="0"/>
+        <w:snapToGrid w:val="0"/>
+        <w:rPr>
+          <w:rFonts w:ascii="微軟正黑體" w:eastAsia="微軟正黑體" w:hAnsi="微軟正黑體" w:hint="eastAsia"/>
+        </w:rPr>
+      </w:pPr>
+      <w:r>
+        <w:rPr>
+          <w:rFonts w:ascii="微軟正黑體" w:eastAsia="微軟正黑體" w:hAnsi="微軟正黑體" w:hint="eastAsia"/>
+        </w:rPr>
+        <w:t xml:space="preserve">    * 重新啟動 `scanner_api.py` (視窗 B)。</w:t>
+      </w:r>
+    </w:p>
+    <w:p>
+      <w:pPr>
+        <w:adjustRightInd w:val="0"/>
+        <w:snapToGrid w:val="0"/>
+        <w:rPr>
+          <w:rFonts w:ascii="微軟正黑體" w:eastAsia="微軟正黑體" w:hAnsi="微軟正黑體" w:hint="eastAsia"/>
+        </w:rPr>
+      </w:pPr>
+      <w:r>
+        <w:rPr>
+          <w:rFonts w:ascii="微軟正黑體" w:eastAsia="微軟正黑體" w:hAnsi="微軟正黑體" w:hint="eastAsia"/>
+        </w:rPr>
+        <w:t xml:space="preserve">    * 再次執行 `curl` 觸發掃描 (視窗 C)。</w:t>
+      </w:r>
+    </w:p>
+    <w:p>
+      <w:pPr>
+        <w:adjustRightInd w:val="0"/>
+        <w:snapToGrid w:val="0"/>
+        <w:rPr>
+          <w:rFonts w:ascii="微軟正黑體" w:eastAsia="微軟正黑體" w:hAnsi="微軟正黑體" w:hint="eastAsia"/>
+        </w:rPr>
+      </w:pPr>
+      <w:r>
+        <w:rPr>
+          <w:rFonts w:ascii="微軟正黑體" w:eastAsia="微軟正黑體" w:hAnsi="微軟正黑體" w:hint="eastAsia"/>
+        </w:rPr>
+        <w:t xml:space="preserve">    * 掃描結束後，在專案資料夾打開新生成的 `report_xxxx.html`，你就會看到專業的報告結果。</w:t>
+      </w:r>
+    </w:p>
+    <w:p>
+      <w:pPr>
+        <w:widowControl/>
+        <w:rPr>
+          <w:rFonts w:ascii="微軟正黑體" w:eastAsia="微軟正黑體" w:hAnsi="微軟正黑體"/>
+        </w:rPr>
+      </w:pPr>
+      <w:r>
+        <w:rPr>
+          <w:rFonts w:ascii="微軟正黑體" w:eastAsia="微軟正黑體" w:hAnsi="微軟正黑體"/>
+        </w:rPr>
+        <w:br w:type="page"/>
+      </w:r>
+    </w:p>
+    <w:p>
+      <w:pPr>
+        <w:adjustRightInd w:val="0"/>
+        <w:snapToGrid w:val="0"/>
+        <w:rPr>
+          <w:rFonts w:ascii="微軟正黑體" w:eastAsia="微軟正黑體" w:hAnsi="微軟正黑體" w:hint="eastAsia"/>
+          <w:b/>
+          <w:sz w:val="36"/>
+          <w:szCs w:val="36"/>
+        </w:rPr>
+      </w:pPr>
+      <w:r>
+        <w:rPr>
+          <w:rFonts w:ascii="微軟正黑體" w:eastAsia="微軟正黑體" w:hAnsi="微軟正黑體" w:hint="eastAsia"/>
+          <w:b/>
+          <w:sz w:val="36"/>
+          <w:szCs w:val="36"/>
+        </w:rPr>
+        <w:lastRenderedPageBreak/>
+        <w:t>## 擴充工具功能</w:t>
+      </w:r>
+    </w:p>
+    <w:p>
+      <w:pPr>
+        <w:adjustRightInd w:val="0"/>
+        <w:snapToGrid w:val="0"/>
+        <w:rPr>
+          <w:rFonts w:ascii="微軟正黑體" w:eastAsia="微軟正黑體" w:hAnsi="微軟正黑體"/>
+        </w:rPr>
+      </w:pPr>
+    </w:p>
+    <w:p>
+      <w:pPr>
+        <w:adjustRightInd w:val="0"/>
+        <w:snapToGrid w:val="0"/>
+        <w:rPr>
+          <w:rFonts w:ascii="微軟正黑體" w:eastAsia="微軟正黑體" w:hAnsi="微軟正黑體" w:hint="eastAsia"/>
+        </w:rPr>
+      </w:pPr>
+      <w:r>
+        <w:rPr>
+          <w:rFonts w:ascii="微軟正黑體" w:eastAsia="微軟正黑體" w:hAnsi="微軟正黑體" w:hint="eastAsia"/>
+        </w:rPr>
+        <w:t>要讓掃描工具更專業，我們</w:t>
+      </w:r>
+      <w:r>
+        <w:rPr>
+          <w:rFonts w:ascii="微軟正黑體" w:eastAsia="微軟正黑體" w:hAnsi="微軟正黑體" w:hint="eastAsia"/>
+        </w:rPr>
+        <w:t>可以加入更多檢測類型。除了目前已實現的兩種，以下是網路安全中最常見且適合自動化掃描擴充的漏洞：</w:t>
+      </w:r>
+    </w:p>
+    <w:p>
+      <w:pPr>
+        <w:adjustRightInd w:val="0"/>
+        <w:snapToGrid w:val="0"/>
+        <w:rPr>
+          <w:rFonts w:ascii="微軟正黑體" w:eastAsia="微軟正黑體" w:hAnsi="微軟正黑體"/>
+        </w:rPr>
+      </w:pPr>
+    </w:p>
+    <w:p>
+      <w:pPr>
+        <w:adjustRightInd w:val="0"/>
+        <w:snapToGrid w:val="0"/>
+        <w:rPr>
+          <w:rFonts w:ascii="微軟正黑體" w:eastAsia="微軟正黑體" w:hAnsi="微軟正黑體" w:hint="eastAsia"/>
+        </w:rPr>
+      </w:pPr>
+      <w:r>
+        <w:rPr>
+          <w:rFonts w:ascii="微軟正黑體" w:eastAsia="微軟正黑體" w:hAnsi="微軟正黑體" w:hint="eastAsia"/>
+        </w:rPr>
+        <w:t>### 1. 常見網頁漏洞介紹</w:t>
+      </w:r>
+    </w:p>
+    <w:p>
+      <w:pPr>
+        <w:adjustRightInd w:val="0"/>
+        <w:snapToGrid w:val="0"/>
+        <w:rPr>
+          <w:rFonts w:ascii="微軟正黑體" w:eastAsia="微軟正黑體" w:hAnsi="微軟正黑體"/>
+        </w:rPr>
+      </w:pPr>
+    </w:p>
+    <w:p>
+      <w:pPr>
+        <w:adjustRightInd w:val="0"/>
+        <w:snapToGrid w:val="0"/>
+        <w:rPr>
+          <w:rFonts w:ascii="微軟正黑體" w:eastAsia="微軟正黑體" w:hAnsi="微軟正黑體"/>
+        </w:rPr>
+      </w:pPr>
+      <w:r>
+        <w:rPr>
+          <w:rFonts w:ascii="微軟正黑體" w:eastAsia="微軟正黑體" w:hAnsi="微軟正黑體" w:hint="eastAsia"/>
+        </w:rPr>
+        <w:t xml:space="preserve">| </w:t>
+      </w:r>
+      <w:r>
+        <w:rPr>
+          <w:rFonts w:ascii="微軟正黑體" w:eastAsia="微軟正黑體" w:hAnsi="微軟正黑體" w:hint="eastAsia"/>
+          <w:b/>
+        </w:rPr>
+        <w:t>**目錄遍歷 (Directory Traversal)**</w:t>
+      </w:r>
+      <w:r>
+        <w:rPr>
+          <w:rFonts w:ascii="微軟正黑體" w:eastAsia="微軟正黑體" w:hAnsi="微軟正黑體" w:hint="eastAsia"/>
+        </w:rPr>
+        <w:t xml:space="preserve"> </w:t>
+      </w:r>
+    </w:p>
+    <w:p>
+      <w:pPr>
+        <w:adjustRightInd w:val="0"/>
+        <w:snapToGrid w:val="0"/>
+        <w:rPr>
+          <w:rFonts w:ascii="微軟正黑體" w:eastAsia="微軟正黑體" w:hAnsi="微軟正黑體"/>
+        </w:rPr>
+      </w:pPr>
+      <w:r>
+        <w:rPr>
+          <w:rFonts w:ascii="微軟正黑體" w:eastAsia="微軟正黑體" w:hAnsi="微軟正黑體" w:hint="eastAsia"/>
+        </w:rPr>
+        <w:t>| 攻擊者透過 `.</w:t>
+      </w:r>
+      <w:proofErr w:type="gramStart"/>
+      <w:r>
+        <w:rPr>
+          <w:rFonts w:ascii="微軟正黑體" w:eastAsia="微軟正黑體" w:hAnsi="微軟正黑體" w:hint="eastAsia"/>
+        </w:rPr>
+        <w:t>./</w:t>
+      </w:r>
+      <w:proofErr w:type="gramEnd"/>
+      <w:r>
+        <w:rPr>
+          <w:rFonts w:ascii="微軟正黑體" w:eastAsia="微軟正黑體" w:hAnsi="微軟正黑體" w:hint="eastAsia"/>
+        </w:rPr>
+        <w:t>` 字串嘗試讀取伺服器上不應公開的檔案（如 `/</w:t>
+      </w:r>
+      <w:proofErr w:type="spellStart"/>
+      <w:r>
+        <w:rPr>
+          <w:rFonts w:ascii="微軟正黑體" w:eastAsia="微軟正黑體" w:hAnsi="微軟正黑體" w:hint="eastAsia"/>
+        </w:rPr>
+        <w:t>etc</w:t>
+      </w:r>
+      <w:proofErr w:type="spellEnd"/>
+      <w:r>
+        <w:rPr>
+          <w:rFonts w:ascii="微軟正黑體" w:eastAsia="微軟正黑體" w:hAnsi="微軟正黑體" w:hint="eastAsia"/>
+        </w:rPr>
+        <w:t>/</w:t>
+      </w:r>
+      <w:proofErr w:type="spellStart"/>
+      <w:r>
+        <w:rPr>
+          <w:rFonts w:ascii="微軟正黑體" w:eastAsia="微軟正黑體" w:hAnsi="微軟正黑體" w:hint="eastAsia"/>
+        </w:rPr>
+        <w:t>passwd</w:t>
+      </w:r>
+      <w:proofErr w:type="spellEnd"/>
+      <w:r>
+        <w:rPr>
+          <w:rFonts w:ascii="微軟正黑體" w:eastAsia="微軟正黑體" w:hAnsi="微軟正黑體" w:hint="eastAsia"/>
+        </w:rPr>
+        <w:t xml:space="preserve">`）。 </w:t>
+      </w:r>
+    </w:p>
+    <w:p>
+      <w:pPr>
+        <w:adjustRightInd w:val="0"/>
+        <w:snapToGrid w:val="0"/>
+        <w:rPr>
+          <w:rFonts w:ascii="微軟正黑體" w:eastAsia="微軟正黑體" w:hAnsi="微軟正黑體"/>
+        </w:rPr>
+      </w:pPr>
+      <w:r>
+        <w:rPr>
+          <w:rFonts w:ascii="微軟正黑體" w:eastAsia="微軟正黑體" w:hAnsi="微軟正黑體" w:hint="eastAsia"/>
+        </w:rPr>
+        <w:t xml:space="preserve">| 在 URL 參數中填入路徑字串，檢查回傳內容是否包含敏感關鍵字。 </w:t>
+      </w:r>
+    </w:p>
+    <w:p>
+      <w:pPr>
+        <w:adjustRightInd w:val="0"/>
+        <w:snapToGrid w:val="0"/>
+        <w:rPr>
+          <w:rFonts w:ascii="微軟正黑體" w:eastAsia="微軟正黑體" w:hAnsi="微軟正黑體" w:hint="eastAsia"/>
+        </w:rPr>
+      </w:pPr>
+      <w:r>
+        <w:rPr>
+          <w:rFonts w:ascii="微軟正黑體" w:eastAsia="微軟正黑體" w:hAnsi="微軟正黑體" w:hint="eastAsia"/>
+        </w:rPr>
+        <w:t>|</w:t>
+      </w:r>
+    </w:p>
+    <w:p>
+      <w:pPr>
+        <w:adjustRightInd w:val="0"/>
+        <w:snapToGrid w:val="0"/>
+        <w:rPr>
+          <w:rFonts w:ascii="微軟正黑體" w:eastAsia="微軟正黑體" w:hAnsi="微軟正黑體"/>
+        </w:rPr>
+      </w:pPr>
+      <w:r>
+        <w:rPr>
+          <w:rFonts w:ascii="微軟正黑體" w:eastAsia="微軟正黑體" w:hAnsi="微軟正黑體" w:hint="eastAsia"/>
+        </w:rPr>
+        <w:t xml:space="preserve">| </w:t>
+      </w:r>
+      <w:r>
+        <w:rPr>
+          <w:rFonts w:ascii="微軟正黑體" w:eastAsia="微軟正黑體" w:hAnsi="微軟正黑體" w:hint="eastAsia"/>
+          <w:b/>
+        </w:rPr>
+        <w:t>**敏感檔案洩漏 (Sensitive File Exposure)**</w:t>
+      </w:r>
+      <w:r>
+        <w:rPr>
+          <w:rFonts w:ascii="微軟正黑體" w:eastAsia="微軟正黑體" w:hAnsi="微軟正黑體" w:hint="eastAsia"/>
+        </w:rPr>
+        <w:t xml:space="preserve"> </w:t>
+      </w:r>
+    </w:p>
+    <w:p>
+      <w:pPr>
+        <w:adjustRightInd w:val="0"/>
+        <w:snapToGrid w:val="0"/>
+        <w:rPr>
+          <w:rFonts w:ascii="微軟正黑體" w:eastAsia="微軟正黑體" w:hAnsi="微軟正黑體"/>
+        </w:rPr>
+      </w:pPr>
+      <w:r>
+        <w:rPr>
+          <w:rFonts w:ascii="微軟正黑體" w:eastAsia="微軟正黑體" w:hAnsi="微軟正黑體" w:hint="eastAsia"/>
+        </w:rPr>
+        <w:t>| 伺服器配置錯誤，導致 `.</w:t>
+      </w:r>
+      <w:proofErr w:type="spellStart"/>
+      <w:r>
+        <w:rPr>
+          <w:rFonts w:ascii="微軟正黑體" w:eastAsia="微軟正黑體" w:hAnsi="微軟正黑體" w:hint="eastAsia"/>
+        </w:rPr>
+        <w:t>env</w:t>
+      </w:r>
+      <w:proofErr w:type="spellEnd"/>
+      <w:r>
+        <w:rPr>
+          <w:rFonts w:ascii="微軟正黑體" w:eastAsia="微軟正黑體" w:hAnsi="微軟正黑體" w:hint="eastAsia"/>
+        </w:rPr>
+        <w:t>`, `.</w:t>
+      </w:r>
+      <w:proofErr w:type="spellStart"/>
+      <w:r>
+        <w:rPr>
+          <w:rFonts w:ascii="微軟正黑體" w:eastAsia="微軟正黑體" w:hAnsi="微軟正黑體" w:hint="eastAsia"/>
+        </w:rPr>
+        <w:t>git</w:t>
+      </w:r>
+      <w:proofErr w:type="spellEnd"/>
+      <w:r>
+        <w:rPr>
+          <w:rFonts w:ascii="微軟正黑體" w:eastAsia="微軟正黑體" w:hAnsi="微軟正黑體" w:hint="eastAsia"/>
+        </w:rPr>
+        <w:t>`, `</w:t>
+      </w:r>
+      <w:proofErr w:type="spellStart"/>
+      <w:r>
+        <w:rPr>
+          <w:rFonts w:ascii="微軟正黑體" w:eastAsia="微軟正黑體" w:hAnsi="微軟正黑體" w:hint="eastAsia"/>
+        </w:rPr>
+        <w:t>phpinfo.php</w:t>
+      </w:r>
+      <w:proofErr w:type="spellEnd"/>
+      <w:r>
+        <w:rPr>
+          <w:rFonts w:ascii="微軟正黑體" w:eastAsia="微軟正黑體" w:hAnsi="微軟正黑體" w:hint="eastAsia"/>
+        </w:rPr>
+        <w:t xml:space="preserve">` 等檔案可被外部讀取。 </w:t>
+      </w:r>
+    </w:p>
+    <w:p>
+      <w:pPr>
+        <w:adjustRightInd w:val="0"/>
+        <w:snapToGrid w:val="0"/>
+        <w:rPr>
+          <w:rFonts w:ascii="微軟正黑體" w:eastAsia="微軟正黑體" w:hAnsi="微軟正黑體"/>
+        </w:rPr>
+      </w:pPr>
+      <w:r>
+        <w:rPr>
+          <w:rFonts w:ascii="微軟正黑體" w:eastAsia="微軟正黑體" w:hAnsi="微軟正黑體" w:hint="eastAsia"/>
+        </w:rPr>
+        <w:t xml:space="preserve">| 主動請求常見的敏感路徑，檢查 HTTP 狀態碼是否為 200。 </w:t>
+      </w:r>
+    </w:p>
+    <w:p>
+      <w:pPr>
+        <w:adjustRightInd w:val="0"/>
+        <w:snapToGrid w:val="0"/>
+        <w:rPr>
+          <w:rFonts w:ascii="微軟正黑體" w:eastAsia="微軟正黑體" w:hAnsi="微軟正黑體" w:hint="eastAsia"/>
+        </w:rPr>
+      </w:pPr>
+      <w:r>
+        <w:rPr>
+          <w:rFonts w:ascii="微軟正黑體" w:eastAsia="微軟正黑體" w:hAnsi="微軟正黑體" w:hint="eastAsia"/>
+        </w:rPr>
+        <w:t>|</w:t>
+      </w:r>
+    </w:p>
+    <w:p>
+      <w:pPr>
+        <w:adjustRightInd w:val="0"/>
+        <w:snapToGrid w:val="0"/>
+        <w:rPr>
+          <w:rFonts w:ascii="微軟正黑體" w:eastAsia="微軟正黑體" w:hAnsi="微軟正黑體"/>
+        </w:rPr>
+      </w:pPr>
+      <w:r>
+        <w:rPr>
+          <w:rFonts w:ascii="微軟正黑體" w:eastAsia="微軟正黑體" w:hAnsi="微軟正黑體" w:hint="eastAsia"/>
+        </w:rPr>
+        <w:t xml:space="preserve">| </w:t>
+      </w:r>
+      <w:r>
+        <w:rPr>
+          <w:rFonts w:ascii="微軟正黑體" w:eastAsia="微軟正黑體" w:hAnsi="微軟正黑體" w:hint="eastAsia"/>
+          <w:b/>
+        </w:rPr>
+        <w:t xml:space="preserve">**指令注入 (Command Injection)** </w:t>
+      </w:r>
+    </w:p>
+    <w:p>
+      <w:pPr>
+        <w:adjustRightInd w:val="0"/>
+        <w:snapToGrid w:val="0"/>
+        <w:rPr>
+          <w:rFonts w:ascii="微軟正黑體" w:eastAsia="微軟正黑體" w:hAnsi="微軟正黑體"/>
+        </w:rPr>
+      </w:pPr>
+      <w:r>
+        <w:rPr>
+          <w:rFonts w:ascii="微軟正黑體" w:eastAsia="微軟正黑體" w:hAnsi="微軟正黑體" w:hint="eastAsia"/>
+        </w:rPr>
+        <w:t xml:space="preserve">| 程式將使用者輸入直接傳遞給系統 Shell 執行（如 `ping` 功能）。 </w:t>
+      </w:r>
+    </w:p>
+    <w:p>
+      <w:pPr>
+        <w:adjustRightInd w:val="0"/>
+        <w:snapToGrid w:val="0"/>
+        <w:rPr>
+          <w:rFonts w:ascii="微軟正黑體" w:eastAsia="微軟正黑體" w:hAnsi="微軟正黑體"/>
+        </w:rPr>
+      </w:pPr>
+      <w:r>
+        <w:rPr>
+          <w:rFonts w:ascii="微軟正黑體" w:eastAsia="微軟正黑體" w:hAnsi="微軟正黑體" w:hint="eastAsia"/>
+        </w:rPr>
+        <w:t xml:space="preserve">| 填入 `; </w:t>
+      </w:r>
+      <w:proofErr w:type="spellStart"/>
+      <w:r>
+        <w:rPr>
+          <w:rFonts w:ascii="微軟正黑體" w:eastAsia="微軟正黑體" w:hAnsi="微軟正黑體" w:hint="eastAsia"/>
+        </w:rPr>
+        <w:t>whoami</w:t>
+      </w:r>
+      <w:proofErr w:type="spellEnd"/>
+      <w:r>
+        <w:rPr>
+          <w:rFonts w:ascii="微軟正黑體" w:eastAsia="微軟正黑體" w:hAnsi="微軟正黑體" w:hint="eastAsia"/>
+        </w:rPr>
+        <w:t xml:space="preserve">` 或 `| </w:t>
+      </w:r>
+      <w:proofErr w:type="spellStart"/>
+      <w:r>
+        <w:rPr>
+          <w:rFonts w:ascii="微軟正黑體" w:eastAsia="微軟正黑體" w:hAnsi="微軟正黑體" w:hint="eastAsia"/>
+        </w:rPr>
+        <w:t>dir</w:t>
+      </w:r>
+      <w:proofErr w:type="spellEnd"/>
+      <w:r>
+        <w:rPr>
+          <w:rFonts w:ascii="微軟正黑體" w:eastAsia="微軟正黑體" w:hAnsi="微軟正黑體" w:hint="eastAsia"/>
+        </w:rPr>
+        <w:t xml:space="preserve">`，檢查回傳是否包含系統使用者名稱。 </w:t>
+      </w:r>
+    </w:p>
+    <w:p>
+      <w:pPr>
+        <w:adjustRightInd w:val="0"/>
+        <w:snapToGrid w:val="0"/>
+        <w:rPr>
+          <w:rFonts w:ascii="微軟正黑體" w:eastAsia="微軟正黑體" w:hAnsi="微軟正黑體" w:hint="eastAsia"/>
+        </w:rPr>
+      </w:pPr>
+      <w:r>
+        <w:rPr>
+          <w:rFonts w:ascii="微軟正黑體" w:eastAsia="微軟正黑體" w:hAnsi="微軟正黑體" w:hint="eastAsia"/>
+        </w:rPr>
+        <w:t>|</w:t>
+      </w:r>
+    </w:p>
+    <w:p>
+      <w:pPr>
+        <w:adjustRightInd w:val="0"/>
+        <w:snapToGrid w:val="0"/>
+        <w:rPr>
+          <w:rFonts w:ascii="微軟正黑體" w:eastAsia="微軟正黑體" w:hAnsi="微軟正黑體"/>
+        </w:rPr>
+      </w:pPr>
+      <w:r>
+        <w:rPr>
+          <w:rFonts w:ascii="微軟正黑體" w:eastAsia="微軟正黑體" w:hAnsi="微軟正黑體" w:hint="eastAsia"/>
+        </w:rPr>
+        <w:t xml:space="preserve">| </w:t>
+      </w:r>
+      <w:r>
+        <w:rPr>
+          <w:rFonts w:ascii="微軟正黑體" w:eastAsia="微軟正黑體" w:hAnsi="微軟正黑體" w:hint="eastAsia"/>
+          <w:b/>
+        </w:rPr>
+        <w:t xml:space="preserve">**不安全的直接物件參照 (IDOR)** </w:t>
+      </w:r>
+    </w:p>
+    <w:p>
+      <w:pPr>
+        <w:adjustRightInd w:val="0"/>
+        <w:snapToGrid w:val="0"/>
+        <w:rPr>
+          <w:rFonts w:ascii="微軟正黑體" w:eastAsia="微軟正黑體" w:hAnsi="微軟正黑體"/>
+        </w:rPr>
+      </w:pPr>
+      <w:r>
+        <w:rPr>
+          <w:rFonts w:ascii="微軟正黑體" w:eastAsia="微軟正黑體" w:hAnsi="微軟正黑體" w:hint="eastAsia"/>
+        </w:rPr>
+        <w:t xml:space="preserve">| 攻擊者修改 URL 中的 ID（如 `/user/10` 改成 `/user/11`）來讀取他人資料。 </w:t>
+      </w:r>
+    </w:p>
+    <w:p>
+      <w:pPr>
+        <w:adjustRightInd w:val="0"/>
+        <w:snapToGrid w:val="0"/>
+        <w:rPr>
+          <w:rFonts w:ascii="微軟正黑體" w:eastAsia="微軟正黑體" w:hAnsi="微軟正黑體"/>
+        </w:rPr>
+      </w:pPr>
+      <w:r>
+        <w:rPr>
+          <w:rFonts w:ascii="微軟正黑體" w:eastAsia="微軟正黑體" w:hAnsi="微軟正黑體" w:hint="eastAsia"/>
+        </w:rPr>
+        <w:t xml:space="preserve">| 嘗試變換參數中的數字 ID，觀察回傳資料量或內容是否異常。 </w:t>
+      </w:r>
+    </w:p>
+    <w:p>
+      <w:pPr>
+        <w:adjustRightInd w:val="0"/>
+        <w:snapToGrid w:val="0"/>
+        <w:rPr>
+          <w:rFonts w:ascii="微軟正黑體" w:eastAsia="微軟正黑體" w:hAnsi="微軟正黑體" w:hint="eastAsia"/>
+        </w:rPr>
+      </w:pPr>
+      <w:r>
+        <w:rPr>
+          <w:rFonts w:ascii="微軟正黑體" w:eastAsia="微軟正黑體" w:hAnsi="微軟正黑體" w:hint="eastAsia"/>
+        </w:rPr>
+        <w:t>|</w:t>
+      </w:r>
+    </w:p>
+    <w:p>
+      <w:pPr>
+        <w:adjustRightInd w:val="0"/>
+        <w:snapToGrid w:val="0"/>
+        <w:rPr>
+          <w:rFonts w:ascii="微軟正黑體" w:eastAsia="微軟正黑體" w:hAnsi="微軟正黑體"/>
+        </w:rPr>
+      </w:pPr>
+      <w:r>
+        <w:rPr>
+          <w:rFonts w:ascii="微軟正黑體" w:eastAsia="微軟正黑體" w:hAnsi="微軟正黑體"/>
+        </w:rPr>
+        <w:t>---</w:t>
+      </w:r>
+    </w:p>
+    <w:p>
+      <w:pPr>
+        <w:adjustRightInd w:val="0"/>
+        <w:snapToGrid w:val="0"/>
+        <w:rPr>
+          <w:rFonts w:ascii="微軟正黑體" w:eastAsia="微軟正黑體" w:hAnsi="微軟正黑體" w:hint="eastAsia"/>
+        </w:rPr>
+      </w:pPr>
+    </w:p>
+    <w:p>
+      <w:pPr>
+        <w:adjustRightInd w:val="0"/>
+        <w:snapToGrid w:val="0"/>
+        <w:rPr>
+          <w:rFonts w:ascii="微軟正黑體" w:eastAsia="微軟正黑體" w:hAnsi="微軟正黑體" w:hint="eastAsia"/>
+        </w:rPr>
+      </w:pPr>
+      <w:r>
+        <w:rPr>
+          <w:rFonts w:ascii="微軟正黑體" w:eastAsia="微軟正黑體" w:hAnsi="微軟正黑體" w:hint="eastAsia"/>
+        </w:rPr>
+        <w:t>### 2. 實作規劃：擴充 `</w:t>
+      </w:r>
+      <w:proofErr w:type="spellStart"/>
+      <w:r>
+        <w:rPr>
+          <w:rFonts w:ascii="微軟正黑體" w:eastAsia="微軟正黑體" w:hAnsi="微軟正黑體" w:hint="eastAsia"/>
+        </w:rPr>
+        <w:t>ScannerEngine</w:t>
+      </w:r>
+      <w:proofErr w:type="spellEnd"/>
+      <w:r>
+        <w:rPr>
+          <w:rFonts w:ascii="微軟正黑體" w:eastAsia="微軟正黑體" w:hAnsi="微軟正黑體" w:hint="eastAsia"/>
+        </w:rPr>
+        <w:t>`</w:t>
+      </w:r>
+    </w:p>
+    <w:p>
+      <w:pPr>
+        <w:adjustRightInd w:val="0"/>
+        <w:snapToGrid w:val="0"/>
+        <w:rPr>
+          <w:rFonts w:ascii="微軟正黑體" w:eastAsia="微軟正黑體" w:hAnsi="微軟正黑體"/>
+        </w:rPr>
+      </w:pPr>
+    </w:p>
+    <w:p>
+      <w:pPr>
+        <w:adjustRightInd w:val="0"/>
+        <w:snapToGrid w:val="0"/>
+        <w:rPr>
+          <w:rFonts w:ascii="微軟正黑體" w:eastAsia="微軟正黑體" w:hAnsi="微軟正黑體" w:hint="eastAsia"/>
+        </w:rPr>
+      </w:pPr>
+      <w:r>
+        <w:rPr>
+          <w:rFonts w:ascii="微軟正黑體" w:eastAsia="微軟正黑體" w:hAnsi="微軟正黑體" w:hint="eastAsia"/>
+        </w:rPr>
+        <w:t>準備了更新版的 `scanner_api.py`。這次我們新增了兩個強大的檢測功能：</w:t>
+      </w:r>
+    </w:p>
+    <w:p>
+      <w:pPr>
+        <w:adjustRightInd w:val="0"/>
+        <w:snapToGrid w:val="0"/>
+        <w:rPr>
+          <w:rFonts w:ascii="微軟正黑體" w:eastAsia="微軟正黑體" w:hAnsi="微軟正黑體" w:hint="eastAsia"/>
+        </w:rPr>
+      </w:pPr>
+      <w:r>
+        <w:rPr>
+          <w:rFonts w:ascii="微軟正黑體" w:eastAsia="微軟正黑體" w:hAnsi="微軟正黑體" w:hint="eastAsia"/>
+        </w:rPr>
+        <w:t>1.  **Directory Traversal (目錄遍歷)**：檢測參數是否能讀取系統檔案。</w:t>
+      </w:r>
+    </w:p>
+    <w:p>
+      <w:pPr>
+        <w:adjustRightInd w:val="0"/>
+        <w:snapToGrid w:val="0"/>
+        <w:rPr>
+          <w:rFonts w:ascii="微軟正黑體" w:eastAsia="微軟正黑體" w:hAnsi="微軟正黑體" w:hint="eastAsia"/>
+        </w:rPr>
+      </w:pPr>
+      <w:r>
+        <w:rPr>
+          <w:rFonts w:ascii="微軟正黑體" w:eastAsia="微軟正黑體" w:hAnsi="微軟正黑體" w:hint="eastAsia"/>
+        </w:rPr>
+        <w:t>2.  **Sensitive Files (敏感檔案掃描)**：主動探測網站是否存在危險的備份檔或設定檔。</w:t>
+      </w:r>
+    </w:p>
+    <w:p>
+      <w:pPr>
+        <w:adjustRightInd w:val="0"/>
+        <w:snapToGrid w:val="0"/>
+        <w:rPr>
+          <w:rFonts w:ascii="微軟正黑體" w:eastAsia="微軟正黑體" w:hAnsi="微軟正黑體" w:hint="eastAsia"/>
+        </w:rPr>
+      </w:pPr>
+      <w:r>
+        <w:rPr>
+          <w:rFonts w:ascii="微軟正黑體" w:eastAsia="微軟正黑體" w:hAnsi="微軟正黑體" w:hint="eastAsia"/>
+        </w:rPr>
+        <w:lastRenderedPageBreak/>
+        <w:t>### 3. 如何導入與測試新功能？</w:t>
+      </w:r>
+    </w:p>
+    <w:p>
+      <w:pPr>
+        <w:adjustRightInd w:val="0"/>
+        <w:snapToGrid w:val="0"/>
+        <w:rPr>
+          <w:rFonts w:ascii="微軟正黑體" w:eastAsia="微軟正黑體" w:hAnsi="微軟正黑體"/>
+        </w:rPr>
+      </w:pPr>
+    </w:p>
+    <w:p>
+      <w:pPr>
+        <w:adjustRightInd w:val="0"/>
+        <w:snapToGrid w:val="0"/>
+        <w:rPr>
+          <w:rFonts w:ascii="微軟正黑體" w:eastAsia="微軟正黑體" w:hAnsi="微軟正黑體" w:hint="eastAsia"/>
+        </w:rPr>
+      </w:pPr>
+      <w:r>
+        <w:rPr>
+          <w:rFonts w:ascii="微軟正黑體" w:eastAsia="微軟正黑體" w:hAnsi="微軟正黑體" w:hint="eastAsia"/>
+        </w:rPr>
+        <w:t>1.  **更新 `vulnerable_lab.py` (選擇性)**：</w:t>
+      </w:r>
+    </w:p>
+    <w:p>
+      <w:pPr>
+        <w:adjustRightInd w:val="0"/>
+        <w:snapToGrid w:val="0"/>
+        <w:rPr>
+          <w:rFonts w:ascii="微軟正黑體" w:eastAsia="微軟正黑體" w:hAnsi="微軟正黑體" w:hint="eastAsia"/>
+        </w:rPr>
+      </w:pPr>
+      <w:r>
+        <w:rPr>
+          <w:rFonts w:ascii="微軟正黑體" w:eastAsia="微軟正黑體" w:hAnsi="微軟正黑體" w:hint="eastAsia"/>
+        </w:rPr>
+        <w:t xml:space="preserve">    如果你想測試「目錄遍歷」，可以在 `vulnerable_lab.py` 增加一個接收 `file` 參數的路由，並讓它在收到 `../../</w:t>
+      </w:r>
+      <w:proofErr w:type="spellStart"/>
+      <w:r>
+        <w:rPr>
+          <w:rFonts w:ascii="微軟正黑體" w:eastAsia="微軟正黑體" w:hAnsi="微軟正黑體" w:hint="eastAsia"/>
+        </w:rPr>
+        <w:t>etc</w:t>
+      </w:r>
+      <w:proofErr w:type="spellEnd"/>
+      <w:r>
+        <w:rPr>
+          <w:rFonts w:ascii="微軟正黑體" w:eastAsia="微軟正黑體" w:hAnsi="微軟正黑體" w:hint="eastAsia"/>
+        </w:rPr>
+        <w:t>/</w:t>
+      </w:r>
+      <w:proofErr w:type="spellStart"/>
+      <w:r>
+        <w:rPr>
+          <w:rFonts w:ascii="微軟正黑體" w:eastAsia="微軟正黑體" w:hAnsi="微軟正黑體" w:hint="eastAsia"/>
+        </w:rPr>
+        <w:t>passwd</w:t>
+      </w:r>
+      <w:proofErr w:type="spellEnd"/>
+      <w:r>
+        <w:rPr>
+          <w:rFonts w:ascii="微軟正黑體" w:eastAsia="微軟正黑體" w:hAnsi="微軟正黑體" w:hint="eastAsia"/>
+        </w:rPr>
+        <w:t>` 時回傳字串 `root:x:0:0`。</w:t>
+      </w:r>
+    </w:p>
+    <w:p>
+      <w:pPr>
+        <w:adjustRightInd w:val="0"/>
+        <w:snapToGrid w:val="0"/>
+        <w:rPr>
+          <w:rFonts w:ascii="微軟正黑體" w:eastAsia="微軟正黑體" w:hAnsi="微軟正黑體" w:hint="eastAsia"/>
+        </w:rPr>
+      </w:pPr>
+      <w:r>
+        <w:rPr>
+          <w:rFonts w:ascii="微軟正黑體" w:eastAsia="微軟正黑體" w:hAnsi="微軟正黑體" w:hint="eastAsia"/>
+        </w:rPr>
+        <w:t>2.  **重啟服務**：</w:t>
+      </w:r>
+    </w:p>
+    <w:p>
+      <w:pPr>
+        <w:adjustRightInd w:val="0"/>
+        <w:snapToGrid w:val="0"/>
+        <w:rPr>
+          <w:rFonts w:ascii="微軟正黑體" w:eastAsia="微軟正黑體" w:hAnsi="微軟正黑體" w:hint="eastAsia"/>
+        </w:rPr>
+      </w:pPr>
+      <w:r>
+        <w:rPr>
+          <w:rFonts w:ascii="微軟正黑體" w:eastAsia="微軟正黑體" w:hAnsi="微軟正黑體" w:hint="eastAsia"/>
+        </w:rPr>
+        <w:t xml:space="preserve">    停止並重新執行 `python scanner_api.py`。</w:t>
+      </w:r>
+    </w:p>
+    <w:p>
+      <w:pPr>
+        <w:adjustRightInd w:val="0"/>
+        <w:snapToGrid w:val="0"/>
+        <w:rPr>
+          <w:rFonts w:ascii="微軟正黑體" w:eastAsia="微軟正黑體" w:hAnsi="微軟正黑體" w:hint="eastAsia"/>
+        </w:rPr>
+      </w:pPr>
+      <w:r>
+        <w:rPr>
+          <w:rFonts w:ascii="微軟正黑體" w:eastAsia="微軟正黑體" w:hAnsi="微軟正黑體" w:hint="eastAsia"/>
+        </w:rPr>
+        <w:t>3.  **發送測試**：</w:t>
+      </w:r>
+    </w:p>
+    <w:p>
+      <w:pPr>
+        <w:adjustRightInd w:val="0"/>
+        <w:snapToGrid w:val="0"/>
+        <w:rPr>
+          <w:rFonts w:ascii="微軟正黑體" w:eastAsia="微軟正黑體" w:hAnsi="微軟正黑體" w:hint="eastAsia"/>
+        </w:rPr>
+      </w:pPr>
+      <w:r>
+        <w:rPr>
+          <w:rFonts w:ascii="微軟正黑體" w:eastAsia="微軟正黑體" w:hAnsi="微軟正黑體" w:hint="eastAsia"/>
+        </w:rPr>
+        <w:t xml:space="preserve">    使用一樣的 `curl` 指令。</w:t>
+      </w:r>
+    </w:p>
+    <w:p>
+      <w:pPr>
+        <w:adjustRightInd w:val="0"/>
+        <w:snapToGrid w:val="0"/>
+        <w:rPr>
+          <w:rFonts w:ascii="微軟正黑體" w:eastAsia="微軟正黑體" w:hAnsi="微軟正黑體" w:hint="eastAsia"/>
+        </w:rPr>
+      </w:pPr>
+      <w:r>
+        <w:rPr>
+          <w:rFonts w:ascii="微軟正黑體" w:eastAsia="微軟正黑體" w:hAnsi="微軟正黑體" w:hint="eastAsia"/>
+        </w:rPr>
+        <w:t>4.  **檢查結果**：</w:t>
+      </w:r>
+    </w:p>
+    <w:p>
+      <w:pPr>
+        <w:adjustRightInd w:val="0"/>
+        <w:snapToGrid w:val="0"/>
+        <w:rPr>
+          <w:rFonts w:ascii="微軟正黑體" w:eastAsia="微軟正黑體" w:hAnsi="微軟正黑體" w:hint="eastAsia"/>
+        </w:rPr>
+      </w:pPr>
+      <w:r>
+        <w:rPr>
+          <w:rFonts w:ascii="微軟正黑體" w:eastAsia="微軟正黑體" w:hAnsi="微軟正黑體" w:hint="eastAsia"/>
+        </w:rPr>
+        <w:t xml:space="preserve">    你現在除了能看到 </w:t>
+      </w:r>
+      <w:proofErr w:type="spellStart"/>
+      <w:r>
+        <w:rPr>
+          <w:rFonts w:ascii="微軟正黑體" w:eastAsia="微軟正黑體" w:hAnsi="微軟正黑體" w:hint="eastAsia"/>
+        </w:rPr>
+        <w:t>SQLi</w:t>
+      </w:r>
+      <w:proofErr w:type="spellEnd"/>
+      <w:r>
+        <w:rPr>
+          <w:rFonts w:ascii="微軟正黑體" w:eastAsia="微軟正黑體" w:hAnsi="微軟正黑體" w:hint="eastAsia"/>
+        </w:rPr>
+        <w:t xml:space="preserve"> 和 XSS，還能看到掃描器自動去抓 `.</w:t>
+      </w:r>
+      <w:proofErr w:type="spellStart"/>
+      <w:r>
+        <w:rPr>
+          <w:rFonts w:ascii="微軟正黑體" w:eastAsia="微軟正黑體" w:hAnsi="微軟正黑體" w:hint="eastAsia"/>
+        </w:rPr>
+        <w:t>env</w:t>
+      </w:r>
+      <w:proofErr w:type="spellEnd"/>
+      <w:r>
+        <w:rPr>
+          <w:rFonts w:ascii="微軟正黑體" w:eastAsia="微軟正黑體" w:hAnsi="微軟正黑體" w:hint="eastAsia"/>
+        </w:rPr>
+        <w:t>` 或 `.</w:t>
+      </w:r>
+      <w:proofErr w:type="spellStart"/>
+      <w:r>
+        <w:rPr>
+          <w:rFonts w:ascii="微軟正黑體" w:eastAsia="微軟正黑體" w:hAnsi="微軟正黑體" w:hint="eastAsia"/>
+        </w:rPr>
+        <w:t>git</w:t>
+      </w:r>
+      <w:proofErr w:type="spellEnd"/>
+      <w:r>
+        <w:rPr>
+          <w:rFonts w:ascii="微軟正黑體" w:eastAsia="微軟正黑體" w:hAnsi="微軟正黑體" w:hint="eastAsia"/>
+        </w:rPr>
+        <w:t>/</w:t>
+      </w:r>
+      <w:proofErr w:type="spellStart"/>
+      <w:r>
+        <w:rPr>
+          <w:rFonts w:ascii="微軟正黑體" w:eastAsia="微軟正黑體" w:hAnsi="微軟正黑體" w:hint="eastAsia"/>
+        </w:rPr>
+        <w:t>config</w:t>
+      </w:r>
+      <w:proofErr w:type="spellEnd"/>
+      <w:r>
+        <w:rPr>
+          <w:rFonts w:ascii="微軟正黑體" w:eastAsia="微軟正黑體" w:hAnsi="微軟正黑體" w:hint="eastAsia"/>
+        </w:rPr>
+        <w:t>` 的紀錄。</w:t>
+      </w:r>
+    </w:p>
+    <w:p>
+      <w:pPr>
+        <w:adjustRightInd w:val="0"/>
+        <w:snapToGrid w:val="0"/>
+        <w:rPr>
+          <w:rFonts w:ascii="微軟正黑體" w:eastAsia="微軟正黑體" w:hAnsi="微軟正黑體"/>
+        </w:rPr>
+      </w:pPr>
+    </w:p>
+    <w:p>
+      <w:pPr>
+        <w:widowControl/>
+        <w:rPr>
+          <w:rFonts w:ascii="微軟正黑體" w:eastAsia="微軟正黑體" w:hAnsi="微軟正黑體"/>
+        </w:rPr>
+      </w:pPr>
+      <w:r>
+        <w:rPr>
+          <w:rFonts w:ascii="微軟正黑體" w:eastAsia="微軟正黑體" w:hAnsi="微軟正黑體"/>
+        </w:rPr>
+        <w:br w:type="page"/>
+      </w:r>
+    </w:p>
+    <w:p>
+      <w:pPr>
+        <w:widowControl/>
+        <w:adjustRightInd w:val="0"/>
+        <w:snapToGrid w:val="0"/>
+        <w:rPr>
+          <w:rFonts w:ascii="微軟正黑體" w:eastAsia="微軟正黑體" w:hAnsi="微軟正黑體" w:hint="eastAsia"/>
+          <w:b/>
+          <w:sz w:val="36"/>
+          <w:szCs w:val="36"/>
+        </w:rPr>
+      </w:pPr>
+      <w:r>
+        <w:rPr>
+          <w:rFonts w:ascii="微軟正黑體" w:eastAsia="微軟正黑體" w:hAnsi="微軟正黑體" w:hint="eastAsia"/>
+          <w:b/>
+          <w:sz w:val="36"/>
+          <w:szCs w:val="36"/>
+        </w:rPr>
+        <w:lastRenderedPageBreak/>
+        <w:t>##</w:t>
+      </w:r>
+      <w:r>
+        <w:rPr>
+          <w:rFonts w:ascii="微軟正黑體" w:eastAsia="微軟正黑體" w:hAnsi="微軟正黑體" w:hint="eastAsia"/>
+          <w:b/>
+          <w:sz w:val="36"/>
+          <w:szCs w:val="36"/>
+        </w:rPr>
+        <w:t>更新</w:t>
+      </w:r>
+      <w:r>
+        <w:rPr>
+          <w:rFonts w:ascii="微軟正黑體" w:eastAsia="微軟正黑體" w:hAnsi="微軟正黑體" w:hint="eastAsia"/>
+          <w:b/>
+          <w:sz w:val="36"/>
+          <w:szCs w:val="36"/>
+        </w:rPr>
+        <w:t xml:space="preserve"> vulnerable_lab.</w:t>
+      </w:r>
+      <w:proofErr w:type="gramStart"/>
+      <w:r>
+        <w:rPr>
+          <w:rFonts w:ascii="微軟正黑體" w:eastAsia="微軟正黑體" w:hAnsi="微軟正黑體" w:hint="eastAsia"/>
+          <w:b/>
+          <w:sz w:val="36"/>
+          <w:szCs w:val="36"/>
+        </w:rPr>
+        <w:t>py</w:t>
+      </w:r>
+      <w:proofErr w:type="gramEnd"/>
+    </w:p>
+    <w:p>
+      <w:pPr>
+        <w:widowControl/>
+        <w:adjustRightInd w:val="0"/>
+        <w:snapToGrid w:val="0"/>
+        <w:rPr>
+          <w:rFonts w:ascii="微軟正黑體" w:eastAsia="微軟正黑體" w:hAnsi="微軟正黑體"/>
+        </w:rPr>
+      </w:pPr>
+    </w:p>
+    <w:p>
+      <w:pPr>
+        <w:widowControl/>
+        <w:adjustRightInd w:val="0"/>
+        <w:snapToGrid w:val="0"/>
+        <w:rPr>
+          <w:rFonts w:ascii="微軟正黑體" w:eastAsia="微軟正黑體" w:hAnsi="微軟正黑體" w:hint="eastAsia"/>
+        </w:rPr>
+      </w:pPr>
+      <w:r>
+        <w:rPr>
+          <w:rFonts w:ascii="微軟正黑體" w:eastAsia="微軟正黑體" w:hAnsi="微軟正黑體" w:hint="eastAsia"/>
+        </w:rPr>
+        <w:t>為了配合我們在掃描引擎中新增的 **目錄遍歷 (Directory Traversal)** 與 **敏感檔案洩漏 (Sensitive File Exposure)** 功能，我們需要更新 `vulnerable_lab.py`。</w:t>
+      </w:r>
+    </w:p>
+    <w:p>
+      <w:pPr>
+        <w:widowControl/>
+        <w:adjustRightInd w:val="0"/>
+        <w:snapToGrid w:val="0"/>
+        <w:rPr>
+          <w:rFonts w:ascii="微軟正黑體" w:eastAsia="微軟正黑體" w:hAnsi="微軟正黑體"/>
+        </w:rPr>
+      </w:pPr>
+    </w:p>
+    <w:p>
+      <w:pPr>
+        <w:widowControl/>
+        <w:adjustRightInd w:val="0"/>
+        <w:snapToGrid w:val="0"/>
+        <w:rPr>
+          <w:rFonts w:ascii="微軟正黑體" w:eastAsia="微軟正黑體" w:hAnsi="微軟正黑體" w:hint="eastAsia"/>
+        </w:rPr>
+      </w:pPr>
+      <w:r>
+        <w:rPr>
+          <w:rFonts w:ascii="微軟正黑體" w:eastAsia="微軟正黑體" w:hAnsi="微軟正黑體" w:hint="eastAsia"/>
+        </w:rPr>
+        <w:t>在這次更新中，我做了以下調整：</w:t>
+      </w:r>
+    </w:p>
+    <w:p>
+      <w:pPr>
+        <w:widowControl/>
+        <w:adjustRightInd w:val="0"/>
+        <w:snapToGrid w:val="0"/>
+        <w:rPr>
+          <w:rFonts w:ascii="微軟正黑體" w:eastAsia="微軟正黑體" w:hAnsi="微軟正黑體" w:hint="eastAsia"/>
+        </w:rPr>
+      </w:pPr>
+      <w:r>
+        <w:rPr>
+          <w:rFonts w:ascii="微軟正黑體" w:eastAsia="微軟正黑體" w:hAnsi="微軟正黑體" w:hint="eastAsia"/>
+        </w:rPr>
+        <w:t>1.  **新增目錄遍歷測試點**：增加了一個 `/</w:t>
+      </w:r>
+      <w:proofErr w:type="spellStart"/>
+      <w:r>
+        <w:rPr>
+          <w:rFonts w:ascii="微軟正黑體" w:eastAsia="微軟正黑體" w:hAnsi="微軟正黑體" w:hint="eastAsia"/>
+        </w:rPr>
+        <w:t>view_file</w:t>
+      </w:r>
+      <w:proofErr w:type="spellEnd"/>
+      <w:r>
+        <w:rPr>
+          <w:rFonts w:ascii="微軟正黑體" w:eastAsia="微軟正黑體" w:hAnsi="微軟正黑體" w:hint="eastAsia"/>
+        </w:rPr>
+        <w:t>` 路由，它會接收 `file` 參數。如果收到類似 `/</w:t>
+      </w:r>
+      <w:proofErr w:type="spellStart"/>
+      <w:r>
+        <w:rPr>
+          <w:rFonts w:ascii="微軟正黑體" w:eastAsia="微軟正黑體" w:hAnsi="微軟正黑體" w:hint="eastAsia"/>
+        </w:rPr>
+        <w:t>etc</w:t>
+      </w:r>
+      <w:proofErr w:type="spellEnd"/>
+      <w:r>
+        <w:rPr>
+          <w:rFonts w:ascii="微軟正黑體" w:eastAsia="微軟正黑體" w:hAnsi="微軟正黑體" w:hint="eastAsia"/>
+        </w:rPr>
+        <w:t>/</w:t>
+      </w:r>
+      <w:proofErr w:type="spellStart"/>
+      <w:r>
+        <w:rPr>
+          <w:rFonts w:ascii="微軟正黑體" w:eastAsia="微軟正黑體" w:hAnsi="微軟正黑體" w:hint="eastAsia"/>
+        </w:rPr>
+        <w:t>passwd</w:t>
+      </w:r>
+      <w:proofErr w:type="spellEnd"/>
+      <w:r>
+        <w:rPr>
+          <w:rFonts w:ascii="微軟正黑體" w:eastAsia="微軟正黑體" w:hAnsi="微軟正黑體" w:hint="eastAsia"/>
+        </w:rPr>
+        <w:t>` 的路徑，它會回傳模擬的系統檔案內容。</w:t>
+      </w:r>
+    </w:p>
+    <w:p>
+      <w:pPr>
+        <w:widowControl/>
+        <w:adjustRightInd w:val="0"/>
+        <w:snapToGrid w:val="0"/>
+        <w:rPr>
+          <w:rFonts w:ascii="微軟正黑體" w:eastAsia="微軟正黑體" w:hAnsi="微軟正黑體" w:hint="eastAsia"/>
+        </w:rPr>
+      </w:pPr>
+      <w:r>
+        <w:rPr>
+          <w:rFonts w:ascii="微軟正黑體" w:eastAsia="微軟正黑體" w:hAnsi="微軟正黑體" w:hint="eastAsia"/>
+        </w:rPr>
+        <w:t xml:space="preserve">2.  **新增敏感檔案路由**：直接在 </w:t>
+      </w:r>
+      <w:proofErr w:type="spellStart"/>
+      <w:r>
+        <w:rPr>
+          <w:rFonts w:ascii="微軟正黑體" w:eastAsia="微軟正黑體" w:hAnsi="微軟正黑體" w:hint="eastAsia"/>
+        </w:rPr>
+        <w:t>FastAPI</w:t>
+      </w:r>
+      <w:proofErr w:type="spellEnd"/>
+      <w:r>
+        <w:rPr>
+          <w:rFonts w:ascii="微軟正黑體" w:eastAsia="微軟正黑體" w:hAnsi="微軟正黑體" w:hint="eastAsia"/>
+        </w:rPr>
+        <w:t xml:space="preserve"> 中定義了 `.</w:t>
+      </w:r>
+      <w:proofErr w:type="spellStart"/>
+      <w:r>
+        <w:rPr>
+          <w:rFonts w:ascii="微軟正黑體" w:eastAsia="微軟正黑體" w:hAnsi="微軟正黑體" w:hint="eastAsia"/>
+        </w:rPr>
+        <w:t>env</w:t>
+      </w:r>
+      <w:proofErr w:type="spellEnd"/>
+      <w:r>
+        <w:rPr>
+          <w:rFonts w:ascii="微軟正黑體" w:eastAsia="微軟正黑體" w:hAnsi="微軟正黑體" w:hint="eastAsia"/>
+        </w:rPr>
+        <w:t>` 與 `.</w:t>
+      </w:r>
+      <w:proofErr w:type="spellStart"/>
+      <w:r>
+        <w:rPr>
+          <w:rFonts w:ascii="微軟正黑體" w:eastAsia="微軟正黑體" w:hAnsi="微軟正黑體" w:hint="eastAsia"/>
+        </w:rPr>
+        <w:t>git</w:t>
+      </w:r>
+      <w:proofErr w:type="spellEnd"/>
+      <w:r>
+        <w:rPr>
+          <w:rFonts w:ascii="微軟正黑體" w:eastAsia="微軟正黑體" w:hAnsi="微軟正黑體" w:hint="eastAsia"/>
+        </w:rPr>
+        <w:t>/</w:t>
+      </w:r>
+      <w:proofErr w:type="spellStart"/>
+      <w:r>
+        <w:rPr>
+          <w:rFonts w:ascii="微軟正黑體" w:eastAsia="微軟正黑體" w:hAnsi="微軟正黑體" w:hint="eastAsia"/>
+        </w:rPr>
+        <w:t>config</w:t>
+      </w:r>
+      <w:proofErr w:type="spellEnd"/>
+      <w:r>
+        <w:rPr>
+          <w:rFonts w:ascii="微軟正黑體" w:eastAsia="微軟正黑體" w:hAnsi="微軟正黑體" w:hint="eastAsia"/>
+        </w:rPr>
+        <w:t>` 的路由。當掃描器存取這些路徑時，伺服器會回傳 200 OK 與模擬的機密資料。</w:t>
+      </w:r>
+    </w:p>
+    <w:p>
+      <w:pPr>
+        <w:widowControl/>
+        <w:adjustRightInd w:val="0"/>
+        <w:snapToGrid w:val="0"/>
+        <w:rPr>
+          <w:rFonts w:ascii="微軟正黑體" w:eastAsia="微軟正黑體" w:hAnsi="微軟正黑體" w:hint="eastAsia"/>
+        </w:rPr>
+      </w:pPr>
+      <w:r>
+        <w:rPr>
+          <w:rFonts w:ascii="微軟正黑體" w:eastAsia="微軟正黑體" w:hAnsi="微軟正黑體" w:hint="eastAsia"/>
+        </w:rPr>
+        <w:t>3.  **更新前端介面**：在首頁增加了新功能的測試區塊，方便你手動驗證。</w:t>
+      </w:r>
+    </w:p>
+    <w:p>
+      <w:pPr>
+        <w:widowControl/>
+        <w:adjustRightInd w:val="0"/>
+        <w:snapToGrid w:val="0"/>
+        <w:rPr>
+          <w:rFonts w:ascii="微軟正黑體" w:eastAsia="微軟正黑體" w:hAnsi="微軟正黑體"/>
+        </w:rPr>
+      </w:pPr>
+    </w:p>
+    <w:p>
+      <w:pPr>
+        <w:widowControl/>
+        <w:adjustRightInd w:val="0"/>
+        <w:snapToGrid w:val="0"/>
+        <w:rPr>
+          <w:rFonts w:ascii="微軟正黑體" w:eastAsia="微軟正黑體" w:hAnsi="微軟正黑體"/>
+        </w:rPr>
+      </w:pPr>
+    </w:p>
+    <w:p>
+      <w:pPr>
+        <w:widowControl/>
+        <w:adjustRightInd w:val="0"/>
+        <w:snapToGrid w:val="0"/>
+        <w:rPr>
+          <w:rFonts w:ascii="微軟正黑體" w:eastAsia="微軟正黑體" w:hAnsi="微軟正黑體" w:hint="eastAsia"/>
+        </w:rPr>
+      </w:pPr>
+      <w:r>
+        <w:rPr>
+          <w:rFonts w:ascii="微軟正黑體" w:eastAsia="微軟正黑體" w:hAnsi="微軟正黑體" w:hint="eastAsia"/>
+        </w:rPr>
+        <w:t>### 更新後如何測試？</w:t>
+      </w:r>
+    </w:p>
+    <w:p>
+      <w:pPr>
+        <w:widowControl/>
+        <w:adjustRightInd w:val="0"/>
+        <w:snapToGrid w:val="0"/>
+        <w:rPr>
+          <w:rFonts w:ascii="微軟正黑體" w:eastAsia="微軟正黑體" w:hAnsi="微軟正黑體"/>
+        </w:rPr>
+      </w:pPr>
+    </w:p>
+    <w:p>
+      <w:pPr>
+        <w:widowControl/>
+        <w:adjustRightInd w:val="0"/>
+        <w:snapToGrid w:val="0"/>
+        <w:rPr>
+          <w:rFonts w:ascii="微軟正黑體" w:eastAsia="微軟正黑體" w:hAnsi="微軟正黑體" w:hint="eastAsia"/>
+        </w:rPr>
+      </w:pPr>
+      <w:r>
+        <w:rPr>
+          <w:rFonts w:ascii="微軟正黑體" w:eastAsia="微軟正黑體" w:hAnsi="微軟正黑體" w:hint="eastAsia"/>
+        </w:rPr>
+        <w:t>1.  **重啟環境**：停止舊的 `vulnerable_lab.py` 並執行這個新版本。</w:t>
+      </w:r>
+    </w:p>
+    <w:p>
+      <w:pPr>
+        <w:widowControl/>
+        <w:adjustRightInd w:val="0"/>
+        <w:snapToGrid w:val="0"/>
+        <w:rPr>
+          <w:rFonts w:ascii="微軟正黑體" w:eastAsia="微軟正黑體" w:hAnsi="微軟正黑體" w:hint="eastAsia"/>
+        </w:rPr>
+      </w:pPr>
+      <w:r>
+        <w:rPr>
+          <w:rFonts w:ascii="微軟正黑體" w:eastAsia="微軟正黑體" w:hAnsi="微軟正黑體" w:hint="eastAsia"/>
+        </w:rPr>
+        <w:t>2.  **執行掃描**：使用之前的 `curl` 指令發送 POST 請求到 `scanner_api.py`（Port 8080）。</w:t>
+      </w:r>
+    </w:p>
+    <w:p>
+      <w:pPr>
+        <w:widowControl/>
+        <w:adjustRightInd w:val="0"/>
+        <w:snapToGrid w:val="0"/>
+        <w:rPr>
+          <w:rFonts w:ascii="微軟正黑體" w:eastAsia="微軟正黑體" w:hAnsi="微軟正黑體" w:hint="eastAsia"/>
+        </w:rPr>
+      </w:pPr>
+      <w:r>
+        <w:rPr>
+          <w:rFonts w:ascii="微軟正黑體" w:eastAsia="微軟正黑體" w:hAnsi="微軟正黑體" w:hint="eastAsia"/>
+        </w:rPr>
+        <w:t>3.  **預期結果**：</w:t>
+      </w:r>
+    </w:p>
+    <w:p>
+      <w:pPr>
+        <w:widowControl/>
+        <w:adjustRightInd w:val="0"/>
+        <w:snapToGrid w:val="0"/>
+        <w:rPr>
+          <w:rFonts w:ascii="微軟正黑體" w:eastAsia="微軟正黑體" w:hAnsi="微軟正黑體" w:hint="eastAsia"/>
+        </w:rPr>
+      </w:pPr>
+      <w:r>
+        <w:rPr>
+          <w:rFonts w:ascii="微軟正黑體" w:eastAsia="微軟正黑體" w:hAnsi="微軟正黑體" w:hint="eastAsia"/>
+        </w:rPr>
+        <w:t xml:space="preserve">    * **</w:t>
+      </w:r>
+      <w:proofErr w:type="spellStart"/>
+      <w:r>
+        <w:rPr>
+          <w:rFonts w:ascii="微軟正黑體" w:eastAsia="微軟正黑體" w:hAnsi="微軟正黑體" w:hint="eastAsia"/>
+        </w:rPr>
+        <w:t>SQLi</w:t>
+      </w:r>
+      <w:proofErr w:type="spellEnd"/>
+      <w:r>
+        <w:rPr>
+          <w:rFonts w:ascii="微軟正黑體" w:eastAsia="微軟正黑體" w:hAnsi="微軟正黑體" w:hint="eastAsia"/>
+        </w:rPr>
+        <w:t xml:space="preserve"> &amp; XSS**：應該像之前一樣被偵測到。</w:t>
+      </w:r>
+    </w:p>
+    <w:p>
+      <w:pPr>
+        <w:widowControl/>
+        <w:adjustRightInd w:val="0"/>
+        <w:snapToGrid w:val="0"/>
+        <w:rPr>
+          <w:rFonts w:ascii="微軟正黑體" w:eastAsia="微軟正黑體" w:hAnsi="微軟正黑體" w:hint="eastAsia"/>
+        </w:rPr>
+      </w:pPr>
+      <w:r>
+        <w:rPr>
+          <w:rFonts w:ascii="微軟正黑體" w:eastAsia="微軟正黑體" w:hAnsi="微軟正黑體" w:hint="eastAsia"/>
+        </w:rPr>
+        <w:t xml:space="preserve">    * **Sensitive File Exposure**：掃描器會發現 `/.</w:t>
+      </w:r>
+      <w:proofErr w:type="spellStart"/>
+      <w:r>
+        <w:rPr>
+          <w:rFonts w:ascii="微軟正黑體" w:eastAsia="微軟正黑體" w:hAnsi="微軟正黑體" w:hint="eastAsia"/>
+        </w:rPr>
+        <w:t>env</w:t>
+      </w:r>
+      <w:proofErr w:type="spellEnd"/>
+      <w:r>
+        <w:rPr>
+          <w:rFonts w:ascii="微軟正黑體" w:eastAsia="微軟正黑體" w:hAnsi="微軟正黑體" w:hint="eastAsia"/>
+        </w:rPr>
+        <w:t>`、`/.</w:t>
+      </w:r>
+      <w:proofErr w:type="spellStart"/>
+      <w:r>
+        <w:rPr>
+          <w:rFonts w:ascii="微軟正黑體" w:eastAsia="微軟正黑體" w:hAnsi="微軟正黑體" w:hint="eastAsia"/>
+        </w:rPr>
+        <w:t>git</w:t>
+      </w:r>
+      <w:proofErr w:type="spellEnd"/>
+      <w:r>
+        <w:rPr>
+          <w:rFonts w:ascii="微軟正黑體" w:eastAsia="微軟正黑體" w:hAnsi="微軟正黑體" w:hint="eastAsia"/>
+        </w:rPr>
+        <w:t>/</w:t>
+      </w:r>
+      <w:proofErr w:type="spellStart"/>
+      <w:r>
+        <w:rPr>
+          <w:rFonts w:ascii="微軟正黑體" w:eastAsia="微軟正黑體" w:hAnsi="微軟正黑體" w:hint="eastAsia"/>
+        </w:rPr>
+        <w:t>config</w:t>
+      </w:r>
+      <w:proofErr w:type="spellEnd"/>
+      <w:r>
+        <w:rPr>
+          <w:rFonts w:ascii="微軟正黑體" w:eastAsia="微軟正黑體" w:hAnsi="微軟正黑體" w:hint="eastAsia"/>
+        </w:rPr>
+        <w:t>` 等路徑回傳 200，並在資料庫中記錄為 `High` 風險。</w:t>
+      </w:r>
+    </w:p>
+    <w:p>
+      <w:pPr>
+        <w:widowControl/>
+        <w:adjustRightInd w:val="0"/>
+        <w:snapToGrid w:val="0"/>
+        <w:rPr>
+          <w:rFonts w:ascii="微軟正黑體" w:eastAsia="微軟正黑體" w:hAnsi="微軟正黑體" w:hint="eastAsia"/>
+        </w:rPr>
+      </w:pPr>
+      <w:r>
+        <w:rPr>
+          <w:rFonts w:ascii="微軟正黑體" w:eastAsia="微軟正黑體" w:hAnsi="微軟正黑體" w:hint="eastAsia"/>
+        </w:rPr>
+        <w:t xml:space="preserve">    * **Directory Traversal**：當掃描器對 `/</w:t>
+      </w:r>
+      <w:proofErr w:type="spellStart"/>
+      <w:r>
+        <w:rPr>
+          <w:rFonts w:ascii="微軟正黑體" w:eastAsia="微軟正黑體" w:hAnsi="微軟正黑體" w:hint="eastAsia"/>
+        </w:rPr>
+        <w:t>view_file</w:t>
+      </w:r>
+      <w:proofErr w:type="spellEnd"/>
+      <w:r>
+        <w:rPr>
+          <w:rFonts w:ascii="微軟正黑體" w:eastAsia="微軟正黑體" w:hAnsi="微軟正黑體" w:hint="eastAsia"/>
+        </w:rPr>
+        <w:t>` 注入 `../../</w:t>
+      </w:r>
+      <w:proofErr w:type="spellStart"/>
+      <w:r>
+        <w:rPr>
+          <w:rFonts w:ascii="微軟正黑體" w:eastAsia="微軟正黑體" w:hAnsi="微軟正黑體" w:hint="eastAsia"/>
+        </w:rPr>
+        <w:t>etc</w:t>
+      </w:r>
+      <w:proofErr w:type="spellEnd"/>
+      <w:r>
+        <w:rPr>
+          <w:rFonts w:ascii="微軟正黑體" w:eastAsia="微軟正黑體" w:hAnsi="微軟正黑體" w:hint="eastAsia"/>
+        </w:rPr>
+        <w:t>/</w:t>
+      </w:r>
+      <w:proofErr w:type="spellStart"/>
+      <w:r>
+        <w:rPr>
+          <w:rFonts w:ascii="微軟正黑體" w:eastAsia="微軟正黑體" w:hAnsi="微軟正黑體" w:hint="eastAsia"/>
+        </w:rPr>
+        <w:t>passwd</w:t>
+      </w:r>
+      <w:proofErr w:type="spellEnd"/>
+      <w:r>
+        <w:rPr>
+          <w:rFonts w:ascii="微軟正黑體" w:eastAsia="微軟正黑體" w:hAnsi="微軟正黑體" w:hint="eastAsia"/>
+        </w:rPr>
+        <w:t>` 時，因為回傳內容包含 `root:x:0:0`，會成功觸發偵測邏輯。</w:t>
+      </w:r>
+    </w:p>
+    <w:p>
+      <w:pPr>
+        <w:widowControl/>
+        <w:adjustRightInd w:val="0"/>
+        <w:snapToGrid w:val="0"/>
+        <w:rPr>
+          <w:rFonts w:ascii="微軟正黑體" w:eastAsia="微軟正黑體" w:hAnsi="微軟正黑體"/>
+        </w:rPr>
+      </w:pPr>
+    </w:p>
+    <w:p>
+      <w:pPr>
+        <w:widowControl/>
+        <w:adjustRightInd w:val="0"/>
+        <w:snapToGrid w:val="0"/>
+        <w:rPr>
+          <w:rFonts w:ascii="微軟正黑體" w:eastAsia="微軟正黑體" w:hAnsi="微軟正黑體" w:hint="eastAsia"/>
+        </w:rPr>
+      </w:pPr>
       <w:bookmarkStart w:id="0" w:name="_GoBack"/>
       <w:bookmarkEnd w:id="0"/>
-      <w:r>
-        <w:rPr>
-          <w:rFonts w:ascii="微軟正黑體" w:eastAsia="微軟正黑體" w:hAnsi="微軟正黑體" w:hint="eastAsia"/>
-        </w:rPr>
-        <w:t>的公開網站，以免觸法或造成對方的困擾。</w:t>
-      </w:r>
-    </w:p>
-    <w:p>
-      <w:pPr>
-        <w:adjustRightInd w:val="0"/>
-        <w:snapToGrid w:val="0"/>
-        <w:rPr>
-          <w:rFonts w:ascii="微軟正黑體" w:eastAsia="微軟正黑體" w:hAnsi="微軟正黑體"/>
-        </w:rPr>
-      </w:pPr>
-    </w:p>
-    <w:p>
-      <w:pPr>
-        <w:adjustRightInd w:val="0"/>
-        <w:snapToGrid w:val="0"/>
-        <w:rPr>
-          <w:rFonts w:ascii="微軟正黑體" w:eastAsia="微軟正黑體" w:hAnsi="微軟正黑體"/>
-        </w:rPr>
-      </w:pPr>
-      <w:r>
-        <w:rPr>
-          <w:rFonts w:ascii="微軟正黑體" w:eastAsia="微軟正黑體" w:hAnsi="微軟正黑體" w:hint="eastAsia"/>
-        </w:rPr>
-        <w:t xml:space="preserve">準備一個使用 </w:t>
-      </w:r>
-      <w:proofErr w:type="spellStart"/>
-      <w:r>
-        <w:rPr>
-          <w:rFonts w:ascii="微軟正黑體" w:eastAsia="微軟正黑體" w:hAnsi="微軟正黑體" w:hint="eastAsia"/>
-        </w:rPr>
-        <w:t>FastAPI</w:t>
-      </w:r>
-      <w:proofErr w:type="spellEnd"/>
-      <w:r>
-        <w:rPr>
-          <w:rFonts w:ascii="微軟正黑體" w:eastAsia="微軟正黑體" w:hAnsi="微軟正黑體" w:hint="eastAsia"/>
-        </w:rPr>
-        <w:t xml:space="preserve"> 撰寫的測試環境腳本。</w:t>
-      </w:r>
-    </w:p>
-    <w:p>
-      <w:pPr>
-        <w:adjustRightInd w:val="0"/>
-        <w:snapToGrid w:val="0"/>
-        <w:rPr>
-          <w:rFonts w:ascii="微軟正黑體" w:eastAsia="微軟正黑體" w:hAnsi="微軟正黑體"/>
-        </w:rPr>
-      </w:pPr>
-      <w:r>
-        <w:rPr>
-          <w:rFonts w:ascii="微軟正黑體" w:eastAsia="微軟正黑體" w:hAnsi="微軟正黑體" w:hint="eastAsia"/>
-        </w:rPr>
-        <w:t>這個腳本會啟動一個本機網頁伺服器，並刻意在表單中留下 SQL 注入與 XSS 漏洞，讓剛寫好的 crawler.py 可以成功偵測到它們。</w:t>
-      </w:r>
-    </w:p>
-    <w:p>
-      <w:pPr>
-        <w:adjustRightInd w:val="0"/>
-        <w:snapToGrid w:val="0"/>
-        <w:rPr>
-          <w:rFonts w:ascii="微軟正黑體" w:eastAsia="微軟正黑體" w:hAnsi="微軟正黑體"/>
-        </w:rPr>
-      </w:pPr>
-    </w:p>
-    <w:p>
-      <w:pPr>
-        <w:adjustRightInd w:val="0"/>
-        <w:snapToGrid w:val="0"/>
-        <w:rPr>
-          <w:rFonts w:ascii="微軟正黑體" w:eastAsia="微軟正黑體" w:hAnsi="微軟正黑體"/>
-        </w:rPr>
-      </w:pPr>
-      <w:r>
-        <w:rPr>
-          <w:rFonts w:ascii="微軟正黑體" w:eastAsia="微軟正黑體" w:hAnsi="微軟正黑體" w:hint="eastAsia"/>
-        </w:rPr>
-        <w:t>第一步：安裝環境測試所需套件</w:t>
-      </w:r>
-    </w:p>
-    <w:p>
-      <w:pPr>
-        <w:adjustRightInd w:val="0"/>
-        <w:snapToGrid w:val="0"/>
-        <w:rPr>
-          <w:rFonts w:ascii="微軟正黑體" w:eastAsia="微軟正黑體" w:hAnsi="微軟正黑體"/>
-        </w:rPr>
-      </w:pPr>
-      <w:r>
-        <w:rPr>
-          <w:rFonts w:ascii="微軟正黑體" w:eastAsia="微軟正黑體" w:hAnsi="微軟正黑體" w:hint="eastAsia"/>
-        </w:rPr>
-        <w:t>請在終端機執行以下指令，安裝啟動測試環境所需的套件：</w:t>
-      </w:r>
-    </w:p>
-    <w:p>
-      <w:pPr>
-        <w:adjustRightInd w:val="0"/>
-        <w:snapToGrid w:val="0"/>
-        <w:rPr>
-          <w:rFonts w:ascii="微軟正黑體" w:eastAsia="微軟正黑體" w:hAnsi="微軟正黑體"/>
-        </w:rPr>
-      </w:pPr>
-    </w:p>
-    <w:p>
-      <w:pPr>
-        <w:adjustRightInd w:val="0"/>
-        <w:snapToGrid w:val="0"/>
-        <w:rPr>
-          <w:rFonts w:ascii="微軟正黑體" w:eastAsia="微軟正黑體" w:hAnsi="微軟正黑體"/>
-        </w:rPr>
-      </w:pPr>
-      <w:proofErr w:type="gramStart"/>
-      <w:r>
-        <w:rPr>
-          <w:rFonts w:ascii="微軟正黑體" w:eastAsia="微軟正黑體" w:hAnsi="微軟正黑體"/>
-        </w:rPr>
-        <w:t>pip</w:t>
-      </w:r>
-      <w:proofErr w:type="gramEnd"/>
-      <w:r>
-        <w:rPr>
-          <w:rFonts w:ascii="微軟正黑體" w:eastAsia="微軟正黑體" w:hAnsi="微軟正黑體"/>
-        </w:rPr>
-        <w:t xml:space="preserve"> install </w:t>
-      </w:r>
-      <w:proofErr w:type="spellStart"/>
-      <w:r>
-        <w:rPr>
-          <w:rFonts w:ascii="微軟正黑體" w:eastAsia="微軟正黑體" w:hAnsi="微軟正黑體"/>
-        </w:rPr>
-        <w:t>fastapi</w:t>
-      </w:r>
-      <w:proofErr w:type="spellEnd"/>
-      <w:r>
-        <w:rPr>
-          <w:rFonts w:ascii="微軟正黑體" w:eastAsia="微軟正黑體" w:hAnsi="微軟正黑體"/>
-        </w:rPr>
-        <w:t xml:space="preserve"> </w:t>
-      </w:r>
-      <w:proofErr w:type="spellStart"/>
-      <w:r>
-        <w:rPr>
-          <w:rFonts w:ascii="微軟正黑體" w:eastAsia="微軟正黑體" w:hAnsi="微軟正黑體"/>
-        </w:rPr>
-        <w:t>uvicorn</w:t>
-      </w:r>
-      <w:proofErr w:type="spellEnd"/>
-    </w:p>
-    <w:p>
-      <w:pPr>
-        <w:adjustRightInd w:val="0"/>
-        <w:snapToGrid w:val="0"/>
-        <w:rPr>
-          <w:rFonts w:ascii="微軟正黑體" w:eastAsia="微軟正黑體" w:hAnsi="微軟正黑體"/>
-        </w:rPr>
-      </w:pPr>
-    </w:p>
-    <w:p>
-      <w:pPr>
-        <w:adjustRightInd w:val="0"/>
-        <w:snapToGrid w:val="0"/>
-        <w:rPr>
-          <w:rFonts w:ascii="微軟正黑體" w:eastAsia="微軟正黑體" w:hAnsi="微軟正黑體"/>
-        </w:rPr>
-      </w:pPr>
-      <w:r>
-        <w:rPr>
-          <w:rFonts w:ascii="微軟正黑體" w:eastAsia="微軟正黑體" w:hAnsi="微軟正黑體" w:hint="eastAsia"/>
-        </w:rPr>
-        <w:t>第二步：建立測試環境腳本 (vulnerable_lab.</w:t>
-      </w:r>
-      <w:proofErr w:type="gramStart"/>
-      <w:r>
-        <w:rPr>
-          <w:rFonts w:ascii="微軟正黑體" w:eastAsia="微軟正黑體" w:hAnsi="微軟正黑體" w:hint="eastAsia"/>
-        </w:rPr>
-        <w:t>py</w:t>
-      </w:r>
-      <w:proofErr w:type="gramEnd"/>
-      <w:r>
-        <w:rPr>
-          <w:rFonts w:ascii="微軟正黑體" w:eastAsia="微軟正黑體" w:hAnsi="微軟正黑體" w:hint="eastAsia"/>
-        </w:rPr>
-        <w:t>)</w:t>
-      </w:r>
-    </w:p>
-    <w:p>
-      <w:pPr>
-        <w:adjustRightInd w:val="0"/>
-        <w:snapToGrid w:val="0"/>
-        <w:rPr>
-          <w:rFonts w:ascii="微軟正黑體" w:eastAsia="微軟正黑體" w:hAnsi="微軟正黑體"/>
-        </w:rPr>
-      </w:pPr>
-      <w:r>
-        <w:rPr>
-          <w:rFonts w:ascii="微軟正黑體" w:eastAsia="微軟正黑體" w:hAnsi="微軟正黑體" w:hint="eastAsia"/>
-        </w:rPr>
-        <w:t>這段程式碼會模擬一個有漏洞的登入頁面與搜尋頁面。</w:t>
-      </w:r>
-    </w:p>
-    <w:p>
-      <w:pPr>
-        <w:adjustRightInd w:val="0"/>
-        <w:snapToGrid w:val="0"/>
-        <w:rPr>
-          <w:rFonts w:ascii="微軟正黑體" w:eastAsia="微軟正黑體" w:hAnsi="微軟正黑體"/>
-        </w:rPr>
-      </w:pPr>
-    </w:p>
-    <w:p>
-      <w:pPr>
-        <w:adjustRightInd w:val="0"/>
-        <w:snapToGrid w:val="0"/>
-        <w:rPr>
-          <w:rFonts w:ascii="微軟正黑體" w:eastAsia="微軟正黑體" w:hAnsi="微軟正黑體"/>
-        </w:rPr>
-      </w:pPr>
-      <w:r>
-        <w:rPr>
-          <w:rFonts w:ascii="微軟正黑體" w:eastAsia="微軟正黑體" w:hAnsi="微軟正黑體"/>
-        </w:rPr>
-        <w:t>Python</w:t>
-      </w:r>
-    </w:p>
-    <w:p>
-      <w:pPr>
-        <w:adjustRightInd w:val="0"/>
-        <w:snapToGrid w:val="0"/>
-        <w:rPr>
-          <w:rFonts w:ascii="微軟正黑體" w:eastAsia="微軟正黑體" w:hAnsi="微軟正黑體"/>
-        </w:rPr>
-      </w:pPr>
-      <w:proofErr w:type="gramStart"/>
-      <w:r>
-        <w:rPr>
-          <w:rFonts w:ascii="微軟正黑體" w:eastAsia="微軟正黑體" w:hAnsi="微軟正黑體"/>
-        </w:rPr>
-        <w:t>from</w:t>
-      </w:r>
-      <w:proofErr w:type="gramEnd"/>
-      <w:r>
-        <w:rPr>
-          <w:rFonts w:ascii="微軟正黑體" w:eastAsia="微軟正黑體" w:hAnsi="微軟正黑體"/>
-        </w:rPr>
-        <w:t xml:space="preserve"> </w:t>
-      </w:r>
-      <w:proofErr w:type="spellStart"/>
-      <w:r>
-        <w:rPr>
-          <w:rFonts w:ascii="微軟正黑體" w:eastAsia="微軟正黑體" w:hAnsi="微軟正黑體"/>
-        </w:rPr>
-        <w:t>fastapi</w:t>
-      </w:r>
-      <w:proofErr w:type="spellEnd"/>
-      <w:r>
-        <w:rPr>
-          <w:rFonts w:ascii="微軟正黑體" w:eastAsia="微軟正黑體" w:hAnsi="微軟正黑體"/>
-        </w:rPr>
-        <w:t xml:space="preserve"> import </w:t>
-      </w:r>
-      <w:proofErr w:type="spellStart"/>
-      <w:r>
-        <w:rPr>
-          <w:rFonts w:ascii="微軟正黑體" w:eastAsia="微軟正黑體" w:hAnsi="微軟正黑體"/>
-        </w:rPr>
-        <w:t>FastAPI</w:t>
-      </w:r>
-      <w:proofErr w:type="spellEnd"/>
-      <w:r>
-        <w:rPr>
-          <w:rFonts w:ascii="微軟正黑體" w:eastAsia="微軟正黑體" w:hAnsi="微軟正黑體"/>
-        </w:rPr>
-        <w:t>, Form, Request</w:t>
-      </w:r>
-    </w:p>
-    <w:p>
-      <w:pPr>
-        <w:adjustRightInd w:val="0"/>
-        <w:snapToGrid w:val="0"/>
-        <w:rPr>
-          <w:rFonts w:ascii="微軟正黑體" w:eastAsia="微軟正黑體" w:hAnsi="微軟正黑體"/>
-        </w:rPr>
-      </w:pPr>
-      <w:proofErr w:type="gramStart"/>
-      <w:r>
-        <w:rPr>
-          <w:rFonts w:ascii="微軟正黑體" w:eastAsia="微軟正黑體" w:hAnsi="微軟正黑體"/>
-        </w:rPr>
-        <w:t>from</w:t>
-      </w:r>
-      <w:proofErr w:type="gramEnd"/>
-      <w:r>
-        <w:rPr>
-          <w:rFonts w:ascii="微軟正黑體" w:eastAsia="微軟正黑體" w:hAnsi="微軟正黑體"/>
-        </w:rPr>
-        <w:t xml:space="preserve"> </w:t>
-      </w:r>
-      <w:proofErr w:type="spellStart"/>
-      <w:r>
-        <w:rPr>
-          <w:rFonts w:ascii="微軟正黑體" w:eastAsia="微軟正黑體" w:hAnsi="微軟正黑體"/>
-        </w:rPr>
-        <w:t>fastapi.responses</w:t>
-      </w:r>
-      <w:proofErr w:type="spellEnd"/>
-      <w:r>
-        <w:rPr>
-          <w:rFonts w:ascii="微軟正黑體" w:eastAsia="微軟正黑體" w:hAnsi="微軟正黑體"/>
-        </w:rPr>
-        <w:t xml:space="preserve"> import </w:t>
-      </w:r>
-      <w:proofErr w:type="spellStart"/>
-      <w:r>
-        <w:rPr>
-          <w:rFonts w:ascii="微軟正黑體" w:eastAsia="微軟正黑體" w:hAnsi="微軟正黑體"/>
-        </w:rPr>
-        <w:t>HTMLResponse</w:t>
-      </w:r>
-      <w:proofErr w:type="spellEnd"/>
-    </w:p>
-    <w:p>
-      <w:pPr>
-        <w:adjustRightInd w:val="0"/>
-        <w:snapToGrid w:val="0"/>
-        <w:rPr>
-          <w:rFonts w:ascii="微軟正黑體" w:eastAsia="微軟正黑體" w:hAnsi="微軟正黑體"/>
-        </w:rPr>
-      </w:pPr>
-    </w:p>
-    <w:p>
-      <w:pPr>
-        <w:adjustRightInd w:val="0"/>
-        <w:snapToGrid w:val="0"/>
-        <w:rPr>
-          <w:rFonts w:ascii="微軟正黑體" w:eastAsia="微軟正黑體" w:hAnsi="微軟正黑體"/>
-        </w:rPr>
-      </w:pPr>
-      <w:proofErr w:type="gramStart"/>
-      <w:r>
-        <w:rPr>
-          <w:rFonts w:ascii="微軟正黑體" w:eastAsia="微軟正黑體" w:hAnsi="微軟正黑體"/>
-        </w:rPr>
-        <w:t>app</w:t>
-      </w:r>
-      <w:proofErr w:type="gramEnd"/>
-      <w:r>
-        <w:rPr>
-          <w:rFonts w:ascii="微軟正黑體" w:eastAsia="微軟正黑體" w:hAnsi="微軟正黑體"/>
-        </w:rPr>
-        <w:t xml:space="preserve"> = </w:t>
-      </w:r>
-      <w:proofErr w:type="spellStart"/>
-      <w:r>
-        <w:rPr>
-          <w:rFonts w:ascii="微軟正黑體" w:eastAsia="微軟正黑體" w:hAnsi="微軟正黑體"/>
-        </w:rPr>
-        <w:t>FastAPI</w:t>
-      </w:r>
-      <w:proofErr w:type="spellEnd"/>
-      <w:r>
-        <w:rPr>
-          <w:rFonts w:ascii="微軟正黑體" w:eastAsia="微軟正黑體" w:hAnsi="微軟正黑體"/>
-        </w:rPr>
-        <w:t>()</w:t>
-      </w:r>
-    </w:p>
-    <w:p>
-      <w:pPr>
-        <w:adjustRightInd w:val="0"/>
-        <w:snapToGrid w:val="0"/>
-        <w:rPr>
-          <w:rFonts w:ascii="微軟正黑體" w:eastAsia="微軟正黑體" w:hAnsi="微軟正黑體"/>
-        </w:rPr>
-      </w:pPr>
-    </w:p>
-    <w:p>
-      <w:pPr>
-        <w:adjustRightInd w:val="0"/>
-        <w:snapToGrid w:val="0"/>
-        <w:rPr>
-          <w:rFonts w:ascii="微軟正黑體" w:eastAsia="微軟正黑體" w:hAnsi="微軟正黑體"/>
-        </w:rPr>
-      </w:pPr>
-      <w:r>
-        <w:rPr>
-          <w:rFonts w:ascii="微軟正黑體" w:eastAsia="微軟正黑體" w:hAnsi="微軟正黑體" w:hint="eastAsia"/>
-        </w:rPr>
-        <w:t># 模擬一個簡單的 HTML 頁面，包含兩個有漏洞的表單</w:t>
-      </w:r>
-    </w:p>
-    <w:p>
-      <w:pPr>
-        <w:adjustRightInd w:val="0"/>
-        <w:snapToGrid w:val="0"/>
-        <w:rPr>
-          <w:rFonts w:ascii="微軟正黑體" w:eastAsia="微軟正黑體" w:hAnsi="微軟正黑體"/>
-        </w:rPr>
-      </w:pPr>
-      <w:proofErr w:type="gramStart"/>
-      <w:r>
-        <w:rPr>
-          <w:rFonts w:ascii="微軟正黑體" w:eastAsia="微軟正黑體" w:hAnsi="微軟正黑體"/>
-        </w:rPr>
-        <w:t>@</w:t>
-      </w:r>
-      <w:proofErr w:type="spellStart"/>
-      <w:r>
-        <w:rPr>
-          <w:rFonts w:ascii="微軟正黑體" w:eastAsia="微軟正黑體" w:hAnsi="微軟正黑體"/>
-        </w:rPr>
-        <w:t>app.get</w:t>
-      </w:r>
-      <w:proofErr w:type="spellEnd"/>
-      <w:r>
-        <w:rPr>
-          <w:rFonts w:ascii="微軟正黑體" w:eastAsia="微軟正黑體" w:hAnsi="微軟正黑體"/>
-        </w:rPr>
-        <w:t>(</w:t>
-      </w:r>
-      <w:proofErr w:type="gramEnd"/>
-      <w:r>
-        <w:rPr>
-          <w:rFonts w:ascii="微軟正黑體" w:eastAsia="微軟正黑體" w:hAnsi="微軟正黑體"/>
-        </w:rPr>
-        <w:t xml:space="preserve">"/", </w:t>
-      </w:r>
-      <w:proofErr w:type="spellStart"/>
-      <w:r>
-        <w:rPr>
-          <w:rFonts w:ascii="微軟正黑體" w:eastAsia="微軟正黑體" w:hAnsi="微軟正黑體"/>
-        </w:rPr>
-        <w:t>response_class</w:t>
-      </w:r>
-      <w:proofErr w:type="spellEnd"/>
-      <w:r>
-        <w:rPr>
-          <w:rFonts w:ascii="微軟正黑體" w:eastAsia="微軟正黑體" w:hAnsi="微軟正黑體"/>
-        </w:rPr>
-        <w:t>=</w:t>
-      </w:r>
-      <w:proofErr w:type="spellStart"/>
-      <w:r>
-        <w:rPr>
-          <w:rFonts w:ascii="微軟正黑體" w:eastAsia="微軟正黑體" w:hAnsi="微軟正黑體"/>
-        </w:rPr>
-        <w:t>HTMLResponse</w:t>
-      </w:r>
-      <w:proofErr w:type="spellEnd"/>
-      <w:r>
-        <w:rPr>
-          <w:rFonts w:ascii="微軟正黑體" w:eastAsia="微軟正黑體" w:hAnsi="微軟正黑體"/>
-        </w:rPr>
-        <w:t>)</w:t>
-      </w:r>
-    </w:p>
-    <w:p>
-      <w:pPr>
-        <w:adjustRightInd w:val="0"/>
-        <w:snapToGrid w:val="0"/>
-        <w:rPr>
-          <w:rFonts w:ascii="微軟正黑體" w:eastAsia="微軟正黑體" w:hAnsi="微軟正黑體"/>
-        </w:rPr>
-      </w:pPr>
-      <w:proofErr w:type="spellStart"/>
-      <w:proofErr w:type="gramStart"/>
-      <w:r>
-        <w:rPr>
-          <w:rFonts w:ascii="微軟正黑體" w:eastAsia="微軟正黑體" w:hAnsi="微軟正黑體"/>
-        </w:rPr>
-        <w:t>async</w:t>
-      </w:r>
-      <w:proofErr w:type="spellEnd"/>
-      <w:proofErr w:type="gramEnd"/>
-      <w:r>
-        <w:rPr>
-          <w:rFonts w:ascii="微軟正黑體" w:eastAsia="微軟正黑體" w:hAnsi="微軟正黑體"/>
-        </w:rPr>
-        <w:t xml:space="preserve"> </w:t>
-      </w:r>
-      <w:proofErr w:type="spellStart"/>
-      <w:r>
-        <w:rPr>
-          <w:rFonts w:ascii="微軟正黑體" w:eastAsia="微軟正黑體" w:hAnsi="微軟正黑體"/>
-        </w:rPr>
-        <w:t>def</w:t>
-      </w:r>
-      <w:proofErr w:type="spellEnd"/>
-      <w:r>
-        <w:rPr>
-          <w:rFonts w:ascii="微軟正黑體" w:eastAsia="微軟正黑體" w:hAnsi="微軟正黑體"/>
-        </w:rPr>
-        <w:t xml:space="preserve"> index():</w:t>
-      </w:r>
-    </w:p>
-    <w:p>
-      <w:pPr>
-        <w:adjustRightInd w:val="0"/>
-        <w:snapToGrid w:val="0"/>
-        <w:rPr>
-          <w:rFonts w:ascii="微軟正黑體" w:eastAsia="微軟正黑體" w:hAnsi="微軟正黑體"/>
-        </w:rPr>
-      </w:pPr>
-      <w:r>
-        <w:rPr>
-          <w:rFonts w:ascii="微軟正黑體" w:eastAsia="微軟正黑體" w:hAnsi="微軟正黑體"/>
-        </w:rPr>
-        <w:t xml:space="preserve">    </w:t>
-      </w:r>
-      <w:proofErr w:type="gramStart"/>
-      <w:r>
-        <w:rPr>
-          <w:rFonts w:ascii="微軟正黑體" w:eastAsia="微軟正黑體" w:hAnsi="微軟正黑體"/>
-        </w:rPr>
-        <w:t>return</w:t>
-      </w:r>
-      <w:proofErr w:type="gramEnd"/>
-      <w:r>
-        <w:rPr>
-          <w:rFonts w:ascii="微軟正黑體" w:eastAsia="微軟正黑體" w:hAnsi="微軟正黑體"/>
-        </w:rPr>
-        <w:t xml:space="preserve"> """</w:t>
-      </w:r>
-    </w:p>
-    <w:p>
-      <w:pPr>
-        <w:adjustRightInd w:val="0"/>
-        <w:snapToGrid w:val="0"/>
-        <w:rPr>
-          <w:rFonts w:ascii="微軟正黑體" w:eastAsia="微軟正黑體" w:hAnsi="微軟正黑體"/>
-        </w:rPr>
-      </w:pPr>
-      <w:r>
-        <w:rPr>
-          <w:rFonts w:ascii="微軟正黑體" w:eastAsia="微軟正黑體" w:hAnsi="微軟正黑體"/>
-        </w:rPr>
-        <w:t xml:space="preserve">    &lt;</w:t>
-      </w:r>
-      <w:proofErr w:type="gramStart"/>
-      <w:r>
-        <w:rPr>
-          <w:rFonts w:ascii="微軟正黑體" w:eastAsia="微軟正黑體" w:hAnsi="微軟正黑體"/>
-        </w:rPr>
-        <w:t>html</w:t>
-      </w:r>
-      <w:proofErr w:type="gramEnd"/>
-      <w:r>
-        <w:rPr>
-          <w:rFonts w:ascii="微軟正黑體" w:eastAsia="微軟正黑體" w:hAnsi="微軟正黑體"/>
-        </w:rPr>
-        <w:t>&gt;</w:t>
-      </w:r>
-    </w:p>
-    <w:p>
-      <w:pPr>
-        <w:adjustRightInd w:val="0"/>
-        <w:snapToGrid w:val="0"/>
-        <w:rPr>
-          <w:rFonts w:ascii="微軟正黑體" w:eastAsia="微軟正黑體" w:hAnsi="微軟正黑體"/>
-        </w:rPr>
-      </w:pPr>
-      <w:r>
-        <w:rPr>
-          <w:rFonts w:ascii="微軟正黑體" w:eastAsia="微軟正黑體" w:hAnsi="微軟正黑體"/>
-        </w:rPr>
-        <w:t xml:space="preserve">        &lt;</w:t>
-      </w:r>
-      <w:proofErr w:type="gramStart"/>
-      <w:r>
-        <w:rPr>
-          <w:rFonts w:ascii="微軟正黑體" w:eastAsia="微軟正黑體" w:hAnsi="微軟正黑體"/>
-        </w:rPr>
-        <w:t>head</w:t>
-      </w:r>
-      <w:proofErr w:type="gramEnd"/>
-      <w:r>
-        <w:rPr>
-          <w:rFonts w:ascii="微軟正黑體" w:eastAsia="微軟正黑體" w:hAnsi="微軟正黑體"/>
-        </w:rPr>
-        <w:t>&gt;&lt;title&gt;Vulnerable Lab&lt;/title&gt;&lt;/head&gt;</w:t>
-      </w:r>
-    </w:p>
-    <w:p>
-      <w:pPr>
-        <w:adjustRightInd w:val="0"/>
-        <w:snapToGrid w:val="0"/>
-        <w:rPr>
-          <w:rFonts w:ascii="微軟正黑體" w:eastAsia="微軟正黑體" w:hAnsi="微軟正黑體"/>
-        </w:rPr>
-      </w:pPr>
-      <w:r>
-        <w:rPr>
-          <w:rFonts w:ascii="微軟正黑體" w:eastAsia="微軟正黑體" w:hAnsi="微軟正黑體"/>
-        </w:rPr>
-        <w:t xml:space="preserve">        &lt;</w:t>
-      </w:r>
-      <w:proofErr w:type="gramStart"/>
-      <w:r>
-        <w:rPr>
-          <w:rFonts w:ascii="微軟正黑體" w:eastAsia="微軟正黑體" w:hAnsi="微軟正黑體"/>
-        </w:rPr>
-        <w:t>body</w:t>
-      </w:r>
-      <w:proofErr w:type="gramEnd"/>
-      <w:r>
-        <w:rPr>
-          <w:rFonts w:ascii="微軟正黑體" w:eastAsia="微軟正黑體" w:hAnsi="微軟正黑體"/>
-        </w:rPr>
-        <w:t>&gt;</w:t>
-      </w:r>
-    </w:p>
-    <w:p>
-      <w:pPr>
-        <w:adjustRightInd w:val="0"/>
-        <w:snapToGrid w:val="0"/>
-        <w:rPr>
-          <w:rFonts w:ascii="微軟正黑體" w:eastAsia="微軟正黑體" w:hAnsi="微軟正黑體"/>
-        </w:rPr>
-      </w:pPr>
-      <w:r>
-        <w:rPr>
-          <w:rFonts w:ascii="微軟正黑體" w:eastAsia="微軟正黑體" w:hAnsi="微軟正黑體" w:hint="eastAsia"/>
-        </w:rPr>
-        <w:t xml:space="preserve">            &lt;h1&gt;弱點測試實驗室&lt;/h1&gt;</w:t>
-      </w:r>
-    </w:p>
-    <w:p>
-      <w:pPr>
-        <w:adjustRightInd w:val="0"/>
-        <w:snapToGrid w:val="0"/>
-        <w:rPr>
-          <w:rFonts w:ascii="微軟正黑體" w:eastAsia="微軟正黑體" w:hAnsi="微軟正黑體"/>
-        </w:rPr>
-      </w:pPr>
-      <w:r>
-        <w:rPr>
-          <w:rFonts w:ascii="微軟正黑體" w:eastAsia="微軟正黑體" w:hAnsi="微軟正黑體"/>
-        </w:rPr>
-        <w:t xml:space="preserve">            </w:t>
-      </w:r>
-    </w:p>
-    <w:p>
-      <w:pPr>
-        <w:adjustRightInd w:val="0"/>
-        <w:snapToGrid w:val="0"/>
-        <w:rPr>
-          <w:rFonts w:ascii="微軟正黑體" w:eastAsia="微軟正黑體" w:hAnsi="微軟正黑體"/>
-        </w:rPr>
-      </w:pPr>
-      <w:r>
-        <w:rPr>
-          <w:rFonts w:ascii="微軟正黑體" w:eastAsia="微軟正黑體" w:hAnsi="微軟正黑體" w:hint="eastAsia"/>
-        </w:rPr>
-        <w:t xml:space="preserve">            </w:t>
-      </w:r>
-      <w:proofErr w:type="gramStart"/>
-      <w:r>
-        <w:rPr>
-          <w:rFonts w:ascii="微軟正黑體" w:eastAsia="微軟正黑體" w:hAnsi="微軟正黑體" w:hint="eastAsia"/>
-        </w:rPr>
-        <w:t>&lt;!--</w:t>
-      </w:r>
-      <w:proofErr w:type="gramEnd"/>
-      <w:r>
-        <w:rPr>
-          <w:rFonts w:ascii="微軟正黑體" w:eastAsia="微軟正黑體" w:hAnsi="微軟正黑體" w:hint="eastAsia"/>
-        </w:rPr>
-        <w:t xml:space="preserve"> 模擬 SQL 注入漏洞的表單 --&gt;</w:t>
-      </w:r>
-    </w:p>
-    <w:p>
-      <w:pPr>
-        <w:adjustRightInd w:val="0"/>
-        <w:snapToGrid w:val="0"/>
-        <w:rPr>
-          <w:rFonts w:ascii="微軟正黑體" w:eastAsia="微軟正黑體" w:hAnsi="微軟正黑體"/>
-        </w:rPr>
-      </w:pPr>
-      <w:r>
-        <w:rPr>
-          <w:rFonts w:ascii="微軟正黑體" w:eastAsia="微軟正黑體" w:hAnsi="微軟正黑體"/>
-        </w:rPr>
-        <w:t xml:space="preserve">            &lt;div style="border: 1px solid black; padding: 10px; margin-</w:t>
-      </w:r>
-      <w:r>
-        <w:rPr>
-          <w:rFonts w:ascii="微軟正黑體" w:eastAsia="微軟正黑體" w:hAnsi="微軟正黑體"/>
-        </w:rPr>
-        <w:lastRenderedPageBreak/>
-        <w:t xml:space="preserve">bottom: </w:t>
-      </w:r>
-      <w:proofErr w:type="gramStart"/>
-      <w:r>
-        <w:rPr>
-          <w:rFonts w:ascii="微軟正黑體" w:eastAsia="微軟正黑體" w:hAnsi="微軟正黑體"/>
-        </w:rPr>
-        <w:t>20px;</w:t>
-      </w:r>
-      <w:proofErr w:type="gramEnd"/>
-      <w:r>
-        <w:rPr>
-          <w:rFonts w:ascii="微軟正黑體" w:eastAsia="微軟正黑體" w:hAnsi="微軟正黑體"/>
-        </w:rPr>
-        <w:t>"&gt;</w:t>
-      </w:r>
-    </w:p>
-    <w:p>
-      <w:pPr>
-        <w:adjustRightInd w:val="0"/>
-        <w:snapToGrid w:val="0"/>
-        <w:rPr>
-          <w:rFonts w:ascii="微軟正黑體" w:eastAsia="微軟正黑體" w:hAnsi="微軟正黑體"/>
-        </w:rPr>
-      </w:pPr>
-      <w:r>
-        <w:rPr>
-          <w:rFonts w:ascii="微軟正黑體" w:eastAsia="微軟正黑體" w:hAnsi="微軟正黑體" w:hint="eastAsia"/>
-        </w:rPr>
-        <w:t xml:space="preserve">                &lt;h3&gt;測試 1: 登入頁面 (SQL Injection 測試)&lt;/h3&gt;</w:t>
-      </w:r>
-    </w:p>
-    <w:p>
-      <w:pPr>
-        <w:adjustRightInd w:val="0"/>
-        <w:snapToGrid w:val="0"/>
-        <w:rPr>
-          <w:rFonts w:ascii="微軟正黑體" w:eastAsia="微軟正黑體" w:hAnsi="微軟正黑體"/>
-        </w:rPr>
-      </w:pPr>
-      <w:r>
-        <w:rPr>
-          <w:rFonts w:ascii="微軟正黑體" w:eastAsia="微軟正黑體" w:hAnsi="微軟正黑體"/>
-        </w:rPr>
-        <w:t xml:space="preserve">                &lt;form action="/login" method="post"&gt;</w:t>
-      </w:r>
-    </w:p>
-    <w:p>
-      <w:pPr>
-        <w:adjustRightInd w:val="0"/>
-        <w:snapToGrid w:val="0"/>
-        <w:rPr>
-          <w:rFonts w:ascii="微軟正黑體" w:eastAsia="微軟正黑體" w:hAnsi="微軟正黑體"/>
-        </w:rPr>
-      </w:pPr>
-      <w:r>
-        <w:rPr>
-          <w:rFonts w:ascii="微軟正黑體" w:eastAsia="微軟正黑體" w:hAnsi="微軟正黑體" w:hint="eastAsia"/>
-        </w:rPr>
-        <w:t xml:space="preserve">                    帳號: &lt;input type="text" name="username"&gt;&lt;</w:t>
-      </w:r>
-      <w:proofErr w:type="spellStart"/>
-      <w:r>
-        <w:rPr>
-          <w:rFonts w:ascii="微軟正黑體" w:eastAsia="微軟正黑體" w:hAnsi="微軟正黑體" w:hint="eastAsia"/>
-        </w:rPr>
-        <w:t>br</w:t>
-      </w:r>
-      <w:proofErr w:type="spellEnd"/>
-      <w:r>
-        <w:rPr>
-          <w:rFonts w:ascii="微軟正黑體" w:eastAsia="微軟正黑體" w:hAnsi="微軟正黑體" w:hint="eastAsia"/>
-        </w:rPr>
-        <w:t>&gt;</w:t>
-      </w:r>
-    </w:p>
-    <w:p>
-      <w:pPr>
-        <w:adjustRightInd w:val="0"/>
-        <w:snapToGrid w:val="0"/>
-        <w:rPr>
-          <w:rFonts w:ascii="微軟正黑體" w:eastAsia="微軟正黑體" w:hAnsi="微軟正黑體"/>
-        </w:rPr>
-      </w:pPr>
-      <w:r>
-        <w:rPr>
-          <w:rFonts w:ascii="微軟正黑體" w:eastAsia="微軟正黑體" w:hAnsi="微軟正黑體" w:hint="eastAsia"/>
-        </w:rPr>
-        <w:t xml:space="preserve">                    密碼: &lt;input type="password" name="password"&gt;&lt;</w:t>
-      </w:r>
-      <w:proofErr w:type="spellStart"/>
-      <w:r>
-        <w:rPr>
-          <w:rFonts w:ascii="微軟正黑體" w:eastAsia="微軟正黑體" w:hAnsi="微軟正黑體" w:hint="eastAsia"/>
-        </w:rPr>
-        <w:t>br</w:t>
-      </w:r>
-      <w:proofErr w:type="spellEnd"/>
-      <w:r>
-        <w:rPr>
-          <w:rFonts w:ascii="微軟正黑體" w:eastAsia="微軟正黑體" w:hAnsi="微軟正黑體" w:hint="eastAsia"/>
-        </w:rPr>
-        <w:t>&gt;</w:t>
-      </w:r>
-    </w:p>
-    <w:p>
-      <w:pPr>
-        <w:adjustRightInd w:val="0"/>
-        <w:snapToGrid w:val="0"/>
-        <w:rPr>
-          <w:rFonts w:ascii="微軟正黑體" w:eastAsia="微軟正黑體" w:hAnsi="微軟正黑體"/>
-        </w:rPr>
-      </w:pPr>
-      <w:r>
-        <w:rPr>
-          <w:rFonts w:ascii="微軟正黑體" w:eastAsia="微軟正黑體" w:hAnsi="微軟正黑體" w:hint="eastAsia"/>
-        </w:rPr>
-        <w:t xml:space="preserve">                    &lt;input type="submit" value="登入"&gt;</w:t>
-      </w:r>
-    </w:p>
-    <w:p>
-      <w:pPr>
-        <w:adjustRightInd w:val="0"/>
-        <w:snapToGrid w:val="0"/>
-        <w:rPr>
-          <w:rFonts w:ascii="微軟正黑體" w:eastAsia="微軟正黑體" w:hAnsi="微軟正黑體"/>
-        </w:rPr>
-      </w:pPr>
-      <w:r>
-        <w:rPr>
-          <w:rFonts w:ascii="微軟正黑體" w:eastAsia="微軟正黑體" w:hAnsi="微軟正黑體"/>
-        </w:rPr>
-        <w:t xml:space="preserve">                &lt;/form&gt;</w:t>
-      </w:r>
-    </w:p>
-    <w:p>
-      <w:pPr>
-        <w:adjustRightInd w:val="0"/>
-        <w:snapToGrid w:val="0"/>
-        <w:rPr>
-          <w:rFonts w:ascii="微軟正黑體" w:eastAsia="微軟正黑體" w:hAnsi="微軟正黑體"/>
-        </w:rPr>
-      </w:pPr>
-      <w:r>
-        <w:rPr>
-          <w:rFonts w:ascii="微軟正黑體" w:eastAsia="微軟正黑體" w:hAnsi="微軟正黑體"/>
-        </w:rPr>
-        <w:t xml:space="preserve">            &lt;/div&gt;</w:t>
-      </w:r>
-    </w:p>
-    <w:p>
-      <w:pPr>
-        <w:adjustRightInd w:val="0"/>
-        <w:snapToGrid w:val="0"/>
-        <w:rPr>
-          <w:rFonts w:ascii="微軟正黑體" w:eastAsia="微軟正黑體" w:hAnsi="微軟正黑體"/>
-        </w:rPr>
-      </w:pPr>
-    </w:p>
-    <w:p>
-      <w:pPr>
-        <w:adjustRightInd w:val="0"/>
-        <w:snapToGrid w:val="0"/>
-        <w:rPr>
-          <w:rFonts w:ascii="微軟正黑體" w:eastAsia="微軟正黑體" w:hAnsi="微軟正黑體"/>
-        </w:rPr>
-      </w:pPr>
-      <w:r>
-        <w:rPr>
-          <w:rFonts w:ascii="微軟正黑體" w:eastAsia="微軟正黑體" w:hAnsi="微軟正黑體" w:hint="eastAsia"/>
-        </w:rPr>
-        <w:t xml:space="preserve">            </w:t>
-      </w:r>
-      <w:proofErr w:type="gramStart"/>
-      <w:r>
-        <w:rPr>
-          <w:rFonts w:ascii="微軟正黑體" w:eastAsia="微軟正黑體" w:hAnsi="微軟正黑體" w:hint="eastAsia"/>
-        </w:rPr>
-        <w:t>&lt;!--</w:t>
-      </w:r>
-      <w:proofErr w:type="gramEnd"/>
-      <w:r>
-        <w:rPr>
-          <w:rFonts w:ascii="微軟正黑體" w:eastAsia="微軟正黑體" w:hAnsi="微軟正黑體" w:hint="eastAsia"/>
-        </w:rPr>
-        <w:t xml:space="preserve"> 模擬 XSS 漏洞的表單 --&gt;</w:t>
-      </w:r>
-    </w:p>
-    <w:p>
-      <w:pPr>
-        <w:adjustRightInd w:val="0"/>
-        <w:snapToGrid w:val="0"/>
-        <w:rPr>
-          <w:rFonts w:ascii="微軟正黑體" w:eastAsia="微軟正黑體" w:hAnsi="微軟正黑體"/>
-        </w:rPr>
-      </w:pPr>
-      <w:r>
-        <w:rPr>
-          <w:rFonts w:ascii="微軟正黑體" w:eastAsia="微軟正黑體" w:hAnsi="微軟正黑體"/>
-        </w:rPr>
-        <w:t xml:space="preserve">            &lt;div style="border: 1px solid black; padding: </w:t>
-      </w:r>
-      <w:proofErr w:type="gramStart"/>
-      <w:r>
-        <w:rPr>
-          <w:rFonts w:ascii="微軟正黑體" w:eastAsia="微軟正黑體" w:hAnsi="微軟正黑體"/>
-        </w:rPr>
-        <w:t>10px;</w:t>
-      </w:r>
-      <w:proofErr w:type="gramEnd"/>
-      <w:r>
-        <w:rPr>
-          <w:rFonts w:ascii="微軟正黑體" w:eastAsia="微軟正黑體" w:hAnsi="微軟正黑體"/>
-        </w:rPr>
-        <w:t>"&gt;</w:t>
-      </w:r>
-    </w:p>
-    <w:p>
-      <w:pPr>
-        <w:adjustRightInd w:val="0"/>
-        <w:snapToGrid w:val="0"/>
-        <w:rPr>
-          <w:rFonts w:ascii="微軟正黑體" w:eastAsia="微軟正黑體" w:hAnsi="微軟正黑體"/>
-        </w:rPr>
-      </w:pPr>
-      <w:r>
-        <w:rPr>
-          <w:rFonts w:ascii="微軟正黑體" w:eastAsia="微軟正黑體" w:hAnsi="微軟正黑體" w:hint="eastAsia"/>
-        </w:rPr>
-        <w:t xml:space="preserve">                &lt;h3&gt;測試 2: 搜尋功能 (XSS 測試)&lt;/h3&gt;</w:t>
-      </w:r>
-    </w:p>
-    <w:p>
-      <w:pPr>
-        <w:adjustRightInd w:val="0"/>
-        <w:snapToGrid w:val="0"/>
-        <w:rPr>
-          <w:rFonts w:ascii="微軟正黑體" w:eastAsia="微軟正黑體" w:hAnsi="微軟正黑體"/>
-        </w:rPr>
-      </w:pPr>
-      <w:r>
-        <w:rPr>
-          <w:rFonts w:ascii="微軟正黑體" w:eastAsia="微軟正黑體" w:hAnsi="微軟正黑體"/>
-        </w:rPr>
-        <w:t xml:space="preserve">                &lt;form action="/search" method="get"&gt;</w:t>
-      </w:r>
-    </w:p>
-    <w:p>
-      <w:pPr>
-        <w:adjustRightInd w:val="0"/>
-        <w:snapToGrid w:val="0"/>
-        <w:rPr>
-          <w:rFonts w:ascii="微軟正黑體" w:eastAsia="微軟正黑體" w:hAnsi="微軟正黑體"/>
-        </w:rPr>
-      </w:pPr>
-      <w:r>
-        <w:rPr>
-          <w:rFonts w:ascii="微軟正黑體" w:eastAsia="微軟正黑體" w:hAnsi="微軟正黑體" w:hint="eastAsia"/>
-        </w:rPr>
-        <w:t xml:space="preserve">                    關鍵字: &lt;input type="text" name="q"&gt;</w:t>
-      </w:r>
-    </w:p>
-    <w:p>
-      <w:pPr>
-        <w:adjustRightInd w:val="0"/>
-        <w:snapToGrid w:val="0"/>
-        <w:rPr>
-          <w:rFonts w:ascii="微軟正黑體" w:eastAsia="微軟正黑體" w:hAnsi="微軟正黑體"/>
-        </w:rPr>
-      </w:pPr>
-      <w:r>
-        <w:rPr>
-          <w:rFonts w:ascii="微軟正黑體" w:eastAsia="微軟正黑體" w:hAnsi="微軟正黑體" w:hint="eastAsia"/>
-        </w:rPr>
-        <w:t xml:space="preserve">                    &lt;input type="submit" value="搜尋"&gt;</w:t>
-      </w:r>
-    </w:p>
-    <w:p>
-      <w:pPr>
-        <w:adjustRightInd w:val="0"/>
-        <w:snapToGrid w:val="0"/>
-        <w:rPr>
-          <w:rFonts w:ascii="微軟正黑體" w:eastAsia="微軟正黑體" w:hAnsi="微軟正黑體"/>
-        </w:rPr>
-      </w:pPr>
-      <w:r>
-        <w:rPr>
-          <w:rFonts w:ascii="微軟正黑體" w:eastAsia="微軟正黑體" w:hAnsi="微軟正黑體"/>
-        </w:rPr>
-        <w:t xml:space="preserve">                &lt;/form&gt;</w:t>
-      </w:r>
-    </w:p>
-    <w:p>
-      <w:pPr>
-        <w:adjustRightInd w:val="0"/>
-        <w:snapToGrid w:val="0"/>
-        <w:rPr>
-          <w:rFonts w:ascii="微軟正黑體" w:eastAsia="微軟正黑體" w:hAnsi="微軟正黑體"/>
-        </w:rPr>
-      </w:pPr>
-      <w:r>
-        <w:rPr>
-          <w:rFonts w:ascii="微軟正黑體" w:eastAsia="微軟正黑體" w:hAnsi="微軟正黑體"/>
-        </w:rPr>
-        <w:t xml:space="preserve">            &lt;/div&gt;</w:t>
-      </w:r>
-    </w:p>
-    <w:p>
-      <w:pPr>
-        <w:adjustRightInd w:val="0"/>
-        <w:snapToGrid w:val="0"/>
-        <w:rPr>
-          <w:rFonts w:ascii="微軟正黑體" w:eastAsia="微軟正黑體" w:hAnsi="微軟正黑體"/>
-        </w:rPr>
-      </w:pPr>
-      <w:r>
-        <w:rPr>
-          <w:rFonts w:ascii="微軟正黑體" w:eastAsia="微軟正黑體" w:hAnsi="微軟正黑體"/>
-        </w:rPr>
-        <w:t xml:space="preserve">        &lt;/body&gt;</w:t>
-      </w:r>
-    </w:p>
-    <w:p>
-      <w:pPr>
-        <w:adjustRightInd w:val="0"/>
-        <w:snapToGrid w:val="0"/>
-        <w:rPr>
-          <w:rFonts w:ascii="微軟正黑體" w:eastAsia="微軟正黑體" w:hAnsi="微軟正黑體"/>
-        </w:rPr>
-      </w:pPr>
-      <w:r>
-        <w:rPr>
-          <w:rFonts w:ascii="微軟正黑體" w:eastAsia="微軟正黑體" w:hAnsi="微軟正黑體"/>
-        </w:rPr>
-        <w:t xml:space="preserve">    &lt;/html&gt;</w:t>
-      </w:r>
-    </w:p>
-    <w:p>
-      <w:pPr>
-        <w:adjustRightInd w:val="0"/>
-        <w:snapToGrid w:val="0"/>
-        <w:rPr>
-          <w:rFonts w:ascii="微軟正黑體" w:eastAsia="微軟正黑體" w:hAnsi="微軟正黑體"/>
-        </w:rPr>
-      </w:pPr>
-      <w:r>
-        <w:rPr>
-          <w:rFonts w:ascii="微軟正黑體" w:eastAsia="微軟正黑體" w:hAnsi="微軟正黑體"/>
-        </w:rPr>
-        <w:t xml:space="preserve">    """</w:t>
-      </w:r>
-    </w:p>
-    <w:p>
-      <w:pPr>
-        <w:adjustRightInd w:val="0"/>
-        <w:snapToGrid w:val="0"/>
-        <w:rPr>
-          <w:rFonts w:ascii="微軟正黑體" w:eastAsia="微軟正黑體" w:hAnsi="微軟正黑體"/>
-        </w:rPr>
-      </w:pPr>
-    </w:p>
-    <w:p>
-      <w:pPr>
-        <w:adjustRightInd w:val="0"/>
-        <w:snapToGrid w:val="0"/>
-        <w:rPr>
-          <w:rFonts w:ascii="微軟正黑體" w:eastAsia="微軟正黑體" w:hAnsi="微軟正黑體"/>
-        </w:rPr>
-      </w:pPr>
-      <w:r>
-        <w:rPr>
-          <w:rFonts w:ascii="微軟正黑體" w:eastAsia="微軟正黑體" w:hAnsi="微軟正黑體" w:hint="eastAsia"/>
-        </w:rPr>
-        <w:t># 測試 1 的後端：當收到特定字串時回傳 SQL 錯誤訊息</w:t>
-      </w:r>
-    </w:p>
-    <w:p>
-      <w:pPr>
-        <w:adjustRightInd w:val="0"/>
-        <w:snapToGrid w:val="0"/>
-        <w:rPr>
-          <w:rFonts w:ascii="微軟正黑體" w:eastAsia="微軟正黑體" w:hAnsi="微軟正黑體"/>
-        </w:rPr>
-      </w:pPr>
-      <w:proofErr w:type="gramStart"/>
-      <w:r>
-        <w:rPr>
-          <w:rFonts w:ascii="微軟正黑體" w:eastAsia="微軟正黑體" w:hAnsi="微軟正黑體"/>
-        </w:rPr>
-        <w:t>@</w:t>
-      </w:r>
-      <w:proofErr w:type="spellStart"/>
-      <w:r>
-        <w:rPr>
-          <w:rFonts w:ascii="微軟正黑體" w:eastAsia="微軟正黑體" w:hAnsi="微軟正黑體"/>
-        </w:rPr>
-        <w:t>app.post</w:t>
-      </w:r>
-      <w:proofErr w:type="spellEnd"/>
-      <w:r>
-        <w:rPr>
-          <w:rFonts w:ascii="微軟正黑體" w:eastAsia="微軟正黑體" w:hAnsi="微軟正黑體"/>
-        </w:rPr>
-        <w:t>(</w:t>
-      </w:r>
-      <w:proofErr w:type="gramEnd"/>
-      <w:r>
-        <w:rPr>
-          <w:rFonts w:ascii="微軟正黑體" w:eastAsia="微軟正黑體" w:hAnsi="微軟正黑體"/>
-        </w:rPr>
-        <w:t>"/login")</w:t>
-      </w:r>
-    </w:p>
-    <w:p>
-      <w:pPr>
-        <w:adjustRightInd w:val="0"/>
-        <w:snapToGrid w:val="0"/>
-        <w:rPr>
-          <w:rFonts w:ascii="微軟正黑體" w:eastAsia="微軟正黑體" w:hAnsi="微軟正黑體"/>
-        </w:rPr>
-      </w:pPr>
-      <w:proofErr w:type="spellStart"/>
-      <w:proofErr w:type="gramStart"/>
-      <w:r>
-        <w:rPr>
-          <w:rFonts w:ascii="微軟正黑體" w:eastAsia="微軟正黑體" w:hAnsi="微軟正黑體"/>
-        </w:rPr>
-        <w:t>async</w:t>
-      </w:r>
-      <w:proofErr w:type="spellEnd"/>
-      <w:proofErr w:type="gramEnd"/>
-      <w:r>
-        <w:rPr>
-          <w:rFonts w:ascii="微軟正黑體" w:eastAsia="微軟正黑體" w:hAnsi="微軟正黑體"/>
-        </w:rPr>
-        <w:t xml:space="preserve"> </w:t>
-      </w:r>
-      <w:proofErr w:type="spellStart"/>
-      <w:r>
-        <w:rPr>
-          <w:rFonts w:ascii="微軟正黑體" w:eastAsia="微軟正黑體" w:hAnsi="微軟正黑體"/>
-        </w:rPr>
-        <w:t>def</w:t>
-      </w:r>
-      <w:proofErr w:type="spellEnd"/>
-      <w:r>
-        <w:rPr>
-          <w:rFonts w:ascii="微軟正黑體" w:eastAsia="微軟正黑體" w:hAnsi="微軟正黑體"/>
-        </w:rPr>
-        <w:t xml:space="preserve"> login(username: </w:t>
-      </w:r>
-      <w:proofErr w:type="spellStart"/>
-      <w:r>
-        <w:rPr>
-          <w:rFonts w:ascii="微軟正黑體" w:eastAsia="微軟正黑體" w:hAnsi="微軟正黑體"/>
-        </w:rPr>
-        <w:t>str</w:t>
-      </w:r>
-      <w:proofErr w:type="spellEnd"/>
-      <w:r>
-        <w:rPr>
-          <w:rFonts w:ascii="微軟正黑體" w:eastAsia="微軟正黑體" w:hAnsi="微軟正黑體"/>
-        </w:rPr>
-        <w:t xml:space="preserve"> = Form(...), password: </w:t>
-      </w:r>
-      <w:proofErr w:type="spellStart"/>
-      <w:r>
-        <w:rPr>
-          <w:rFonts w:ascii="微軟正黑體" w:eastAsia="微軟正黑體" w:hAnsi="微軟正黑體"/>
-        </w:rPr>
-        <w:t>str</w:t>
-      </w:r>
-      <w:proofErr w:type="spellEnd"/>
-      <w:r>
-        <w:rPr>
-          <w:rFonts w:ascii="微軟正黑體" w:eastAsia="微軟正黑體" w:hAnsi="微軟正黑體"/>
-        </w:rPr>
-        <w:t xml:space="preserve"> = Form(...)):</w:t>
-      </w:r>
-    </w:p>
-    <w:p>
-      <w:pPr>
-        <w:adjustRightInd w:val="0"/>
-        <w:snapToGrid w:val="0"/>
-        <w:rPr>
-          <w:rFonts w:ascii="微軟正黑體" w:eastAsia="微軟正黑體" w:hAnsi="微軟正黑體"/>
-        </w:rPr>
-      </w:pPr>
-      <w:r>
-        <w:rPr>
-          <w:rFonts w:ascii="微軟正黑體" w:eastAsia="微軟正黑體" w:hAnsi="微軟正黑體" w:hint="eastAsia"/>
-        </w:rPr>
-        <w:t xml:space="preserve">    # 故意偵測單引號，並回傳資料庫錯誤訊息，讓掃描器偵測</w:t>
-      </w:r>
-    </w:p>
-    <w:p>
-      <w:pPr>
-        <w:adjustRightInd w:val="0"/>
-        <w:snapToGrid w:val="0"/>
-        <w:rPr>
-          <w:rFonts w:ascii="微軟正黑體" w:eastAsia="微軟正黑體" w:hAnsi="微軟正黑體"/>
-        </w:rPr>
-      </w:pPr>
-      <w:r>
-        <w:rPr>
-          <w:rFonts w:ascii="微軟正黑體" w:eastAsia="微軟正黑體" w:hAnsi="微軟正黑體"/>
-        </w:rPr>
-        <w:t xml:space="preserve">    if "'" in username or "'" in password:</w:t>
-      </w:r>
-    </w:p>
-    <w:p>
-      <w:pPr>
-        <w:adjustRightInd w:val="0"/>
-        <w:snapToGrid w:val="0"/>
-        <w:rPr>
-          <w:rFonts w:ascii="微軟正黑體" w:eastAsia="微軟正黑體" w:hAnsi="微軟正黑體"/>
-        </w:rPr>
-      </w:pPr>
-      <w:r>
-        <w:rPr>
-          <w:rFonts w:ascii="微軟正黑體" w:eastAsia="微軟正黑體" w:hAnsi="微軟正黑體"/>
-        </w:rPr>
-        <w:t xml:space="preserve">        </w:t>
-      </w:r>
-      <w:proofErr w:type="gramStart"/>
-      <w:r>
-        <w:rPr>
-          <w:rFonts w:ascii="微軟正黑體" w:eastAsia="微軟正黑體" w:hAnsi="微軟正黑體"/>
-        </w:rPr>
-        <w:t>return</w:t>
-      </w:r>
-      <w:proofErr w:type="gramEnd"/>
-      <w:r>
-        <w:rPr>
-          <w:rFonts w:ascii="微軟正黑體" w:eastAsia="微軟正黑體" w:hAnsi="微軟正黑體"/>
-        </w:rPr>
-        <w:t xml:space="preserve"> </w:t>
-      </w:r>
-      <w:proofErr w:type="spellStart"/>
-      <w:r>
-        <w:rPr>
-          <w:rFonts w:ascii="微軟正黑體" w:eastAsia="微軟正黑體" w:hAnsi="微軟正黑體"/>
-        </w:rPr>
-        <w:t>HTMLResponse</w:t>
-      </w:r>
-      <w:proofErr w:type="spellEnd"/>
-      <w:r>
-        <w:rPr>
-          <w:rFonts w:ascii="微軟正黑體" w:eastAsia="微軟正黑體" w:hAnsi="微軟正黑體"/>
-        </w:rPr>
-        <w:t xml:space="preserve">(content="Internal Server Error: You have an error in your SQL syntax; check the manual that corresponds to your MySQL server version", </w:t>
-      </w:r>
-      <w:proofErr w:type="spellStart"/>
-      <w:r>
-        <w:rPr>
-          <w:rFonts w:ascii="微軟正黑體" w:eastAsia="微軟正黑體" w:hAnsi="微軟正黑體"/>
-        </w:rPr>
-        <w:t>status_code</w:t>
-      </w:r>
-      <w:proofErr w:type="spellEnd"/>
-      <w:r>
-        <w:rPr>
-          <w:rFonts w:ascii="微軟正黑體" w:eastAsia="微軟正黑體" w:hAnsi="微軟正黑體"/>
-        </w:rPr>
-        <w:t>=500)</w:t>
-      </w:r>
-    </w:p>
-    <w:p>
-      <w:pPr>
-        <w:adjustRightInd w:val="0"/>
-        <w:snapToGrid w:val="0"/>
-        <w:rPr>
-          <w:rFonts w:ascii="微軟正黑體" w:eastAsia="微軟正黑體" w:hAnsi="微軟正黑體"/>
-        </w:rPr>
-      </w:pPr>
-      <w:r>
-        <w:rPr>
-          <w:rFonts w:ascii="微軟正黑體" w:eastAsia="微軟正黑體" w:hAnsi="微軟正黑體"/>
-        </w:rPr>
-        <w:t xml:space="preserve">    </w:t>
-      </w:r>
-      <w:proofErr w:type="gramStart"/>
-      <w:r>
-        <w:rPr>
-          <w:rFonts w:ascii="微軟正黑體" w:eastAsia="微軟正黑體" w:hAnsi="微軟正黑體"/>
-        </w:rPr>
-        <w:t>return</w:t>
-      </w:r>
-      <w:proofErr w:type="gramEnd"/>
-      <w:r>
-        <w:rPr>
-          <w:rFonts w:ascii="微軟正黑體" w:eastAsia="微軟正黑體" w:hAnsi="微軟正黑體"/>
-        </w:rPr>
-        <w:t xml:space="preserve"> {"message": "Login Failed"}</w:t>
-      </w:r>
-    </w:p>
-    <w:p>
-      <w:pPr>
-        <w:adjustRightInd w:val="0"/>
-        <w:snapToGrid w:val="0"/>
-        <w:rPr>
-          <w:rFonts w:ascii="微軟正黑體" w:eastAsia="微軟正黑體" w:hAnsi="微軟正黑體"/>
-        </w:rPr>
-      </w:pPr>
-    </w:p>
-    <w:p>
-      <w:pPr>
-        <w:adjustRightInd w:val="0"/>
-        <w:snapToGrid w:val="0"/>
-        <w:rPr>
-          <w:rFonts w:ascii="微軟正黑體" w:eastAsia="微軟正黑體" w:hAnsi="微軟正黑體"/>
-        </w:rPr>
-      </w:pPr>
-      <w:r>
-        <w:rPr>
-          <w:rFonts w:ascii="微軟正黑體" w:eastAsia="微軟正黑體" w:hAnsi="微軟正黑體" w:hint="eastAsia"/>
-        </w:rPr>
-        <w:t># 測試 2 的後端：將輸入直接反射回頁面（XSS 典型特徵）</w:t>
-      </w:r>
-    </w:p>
-    <w:p>
-      <w:pPr>
-        <w:adjustRightInd w:val="0"/>
-        <w:snapToGrid w:val="0"/>
-        <w:rPr>
-          <w:rFonts w:ascii="微軟正黑體" w:eastAsia="微軟正黑體" w:hAnsi="微軟正黑體"/>
-        </w:rPr>
-      </w:pPr>
-      <w:proofErr w:type="gramStart"/>
-      <w:r>
-        <w:rPr>
-          <w:rFonts w:ascii="微軟正黑體" w:eastAsia="微軟正黑體" w:hAnsi="微軟正黑體"/>
-        </w:rPr>
-        <w:lastRenderedPageBreak/>
-        <w:t>@</w:t>
-      </w:r>
-      <w:proofErr w:type="spellStart"/>
-      <w:r>
-        <w:rPr>
-          <w:rFonts w:ascii="微軟正黑體" w:eastAsia="微軟正黑體" w:hAnsi="微軟正黑體"/>
-        </w:rPr>
-        <w:t>app.get</w:t>
-      </w:r>
-      <w:proofErr w:type="spellEnd"/>
-      <w:r>
-        <w:rPr>
-          <w:rFonts w:ascii="微軟正黑體" w:eastAsia="微軟正黑體" w:hAnsi="微軟正黑體"/>
-        </w:rPr>
-        <w:t>(</w:t>
-      </w:r>
-      <w:proofErr w:type="gramEnd"/>
-      <w:r>
-        <w:rPr>
-          <w:rFonts w:ascii="微軟正黑體" w:eastAsia="微軟正黑體" w:hAnsi="微軟正黑體"/>
-        </w:rPr>
-        <w:t>"/search")</w:t>
-      </w:r>
-    </w:p>
-    <w:p>
-      <w:pPr>
-        <w:adjustRightInd w:val="0"/>
-        <w:snapToGrid w:val="0"/>
-        <w:rPr>
-          <w:rFonts w:ascii="微軟正黑體" w:eastAsia="微軟正黑體" w:hAnsi="微軟正黑體"/>
-        </w:rPr>
-      </w:pPr>
-      <w:proofErr w:type="spellStart"/>
-      <w:proofErr w:type="gramStart"/>
-      <w:r>
-        <w:rPr>
-          <w:rFonts w:ascii="微軟正黑體" w:eastAsia="微軟正黑體" w:hAnsi="微軟正黑體"/>
-        </w:rPr>
-        <w:t>async</w:t>
-      </w:r>
-      <w:proofErr w:type="spellEnd"/>
-      <w:proofErr w:type="gramEnd"/>
-      <w:r>
-        <w:rPr>
-          <w:rFonts w:ascii="微軟正黑體" w:eastAsia="微軟正黑體" w:hAnsi="微軟正黑體"/>
-        </w:rPr>
-        <w:t xml:space="preserve"> </w:t>
-      </w:r>
-      <w:proofErr w:type="spellStart"/>
-      <w:r>
-        <w:rPr>
-          <w:rFonts w:ascii="微軟正黑體" w:eastAsia="微軟正黑體" w:hAnsi="微軟正黑體"/>
-        </w:rPr>
-        <w:t>def</w:t>
-      </w:r>
-      <w:proofErr w:type="spellEnd"/>
-      <w:r>
-        <w:rPr>
-          <w:rFonts w:ascii="微軟正黑體" w:eastAsia="微軟正黑體" w:hAnsi="微軟正黑體"/>
-        </w:rPr>
-        <w:t xml:space="preserve"> search(q: </w:t>
-      </w:r>
-      <w:proofErr w:type="spellStart"/>
-      <w:r>
-        <w:rPr>
-          <w:rFonts w:ascii="微軟正黑體" w:eastAsia="微軟正黑體" w:hAnsi="微軟正黑體"/>
-        </w:rPr>
-        <w:t>str</w:t>
-      </w:r>
-      <w:proofErr w:type="spellEnd"/>
-      <w:r>
-        <w:rPr>
-          <w:rFonts w:ascii="微軟正黑體" w:eastAsia="微軟正黑體" w:hAnsi="微軟正黑體"/>
-        </w:rPr>
-        <w:t xml:space="preserve"> = ""):</w:t>
-      </w:r>
-    </w:p>
-    <w:p>
-      <w:pPr>
-        <w:adjustRightInd w:val="0"/>
-        <w:snapToGrid w:val="0"/>
-        <w:rPr>
-          <w:rFonts w:ascii="微軟正黑體" w:eastAsia="微軟正黑體" w:hAnsi="微軟正黑體"/>
-        </w:rPr>
-      </w:pPr>
-      <w:r>
-        <w:rPr>
-          <w:rFonts w:ascii="微軟正黑體" w:eastAsia="微軟正黑體" w:hAnsi="微軟正黑體" w:hint="eastAsia"/>
-        </w:rPr>
-        <w:t xml:space="preserve">    # 故意不進行任何過濾，直接把使用者的輸入填回 HTML</w:t>
-      </w:r>
-    </w:p>
-    <w:p>
-      <w:pPr>
-        <w:adjustRightInd w:val="0"/>
-        <w:snapToGrid w:val="0"/>
-        <w:rPr>
-          <w:rFonts w:ascii="微軟正黑體" w:eastAsia="微軟正黑體" w:hAnsi="微軟正黑體"/>
-        </w:rPr>
-      </w:pPr>
-      <w:r>
-        <w:rPr>
-          <w:rFonts w:ascii="微軟正黑體" w:eastAsia="微軟正黑體" w:hAnsi="微軟正黑體" w:hint="eastAsia"/>
-        </w:rPr>
-        <w:t xml:space="preserve">    content = f"&lt;h1&gt;搜尋結果&lt;/h1&gt;&lt;p&gt;你搜尋的是: {</w:t>
-      </w:r>
-      <w:proofErr w:type="gramStart"/>
-      <w:r>
-        <w:rPr>
-          <w:rFonts w:ascii="微軟正黑體" w:eastAsia="微軟正黑體" w:hAnsi="微軟正黑體" w:hint="eastAsia"/>
-        </w:rPr>
-        <w:t>q</w:t>
-      </w:r>
-      <w:proofErr w:type="gramEnd"/>
-      <w:r>
-        <w:rPr>
-          <w:rFonts w:ascii="微軟正黑體" w:eastAsia="微軟正黑體" w:hAnsi="微軟正黑體" w:hint="eastAsia"/>
-        </w:rPr>
-        <w:t>}&lt;/p&gt;"</w:t>
-      </w:r>
-    </w:p>
-    <w:p>
-      <w:pPr>
-        <w:adjustRightInd w:val="0"/>
-        <w:snapToGrid w:val="0"/>
-        <w:rPr>
-          <w:rFonts w:ascii="微軟正黑體" w:eastAsia="微軟正黑體" w:hAnsi="微軟正黑體"/>
-        </w:rPr>
-      </w:pPr>
-      <w:r>
-        <w:rPr>
-          <w:rFonts w:ascii="微軟正黑體" w:eastAsia="微軟正黑體" w:hAnsi="微軟正黑體"/>
-        </w:rPr>
-        <w:t xml:space="preserve">    </w:t>
-      </w:r>
-      <w:proofErr w:type="gramStart"/>
-      <w:r>
-        <w:rPr>
-          <w:rFonts w:ascii="微軟正黑體" w:eastAsia="微軟正黑體" w:hAnsi="微軟正黑體"/>
-        </w:rPr>
-        <w:t>return</w:t>
-      </w:r>
-      <w:proofErr w:type="gramEnd"/>
-      <w:r>
-        <w:rPr>
-          <w:rFonts w:ascii="微軟正黑體" w:eastAsia="微軟正黑體" w:hAnsi="微軟正黑體"/>
-        </w:rPr>
-        <w:t xml:space="preserve"> </w:t>
-      </w:r>
-      <w:proofErr w:type="spellStart"/>
-      <w:r>
-        <w:rPr>
-          <w:rFonts w:ascii="微軟正黑體" w:eastAsia="微軟正黑體" w:hAnsi="微軟正黑體"/>
-        </w:rPr>
-        <w:t>HTMLResponse</w:t>
-      </w:r>
-      <w:proofErr w:type="spellEnd"/>
-      <w:r>
-        <w:rPr>
-          <w:rFonts w:ascii="微軟正黑體" w:eastAsia="微軟正黑體" w:hAnsi="微軟正黑體"/>
-        </w:rPr>
-        <w:t>(content=content)</w:t>
-      </w:r>
-    </w:p>
-    <w:p>
-      <w:pPr>
-        <w:adjustRightInd w:val="0"/>
-        <w:snapToGrid w:val="0"/>
-        <w:rPr>
-          <w:rFonts w:ascii="微軟正黑體" w:eastAsia="微軟正黑體" w:hAnsi="微軟正黑體"/>
-        </w:rPr>
-      </w:pPr>
-    </w:p>
-    <w:p>
-      <w:pPr>
-        <w:adjustRightInd w:val="0"/>
-        <w:snapToGrid w:val="0"/>
-        <w:rPr>
-          <w:rFonts w:ascii="微軟正黑體" w:eastAsia="微軟正黑體" w:hAnsi="微軟正黑體"/>
-        </w:rPr>
-      </w:pPr>
-      <w:proofErr w:type="gramStart"/>
-      <w:r>
-        <w:rPr>
-          <w:rFonts w:ascii="微軟正黑體" w:eastAsia="微軟正黑體" w:hAnsi="微軟正黑體"/>
-        </w:rPr>
-        <w:t>if</w:t>
-      </w:r>
-      <w:proofErr w:type="gramEnd"/>
-      <w:r>
-        <w:rPr>
-          <w:rFonts w:ascii="微軟正黑體" w:eastAsia="微軟正黑體" w:hAnsi="微軟正黑體"/>
-        </w:rPr>
-        <w:t xml:space="preserve"> __name__ == "__main__":</w:t>
-      </w:r>
-    </w:p>
-    <w:p>
-      <w:pPr>
-        <w:adjustRightInd w:val="0"/>
-        <w:snapToGrid w:val="0"/>
-        <w:rPr>
-          <w:rFonts w:ascii="微軟正黑體" w:eastAsia="微軟正黑體" w:hAnsi="微軟正黑體"/>
-        </w:rPr>
-      </w:pPr>
-      <w:r>
-        <w:rPr>
-          <w:rFonts w:ascii="微軟正黑體" w:eastAsia="微軟正黑體" w:hAnsi="微軟正黑體"/>
-        </w:rPr>
-        <w:t xml:space="preserve">    </w:t>
-      </w:r>
-      <w:proofErr w:type="gramStart"/>
-      <w:r>
-        <w:rPr>
-          <w:rFonts w:ascii="微軟正黑體" w:eastAsia="微軟正黑體" w:hAnsi="微軟正黑體"/>
-        </w:rPr>
-        <w:t>import</w:t>
-      </w:r>
-      <w:proofErr w:type="gramEnd"/>
-      <w:r>
-        <w:rPr>
-          <w:rFonts w:ascii="微軟正黑體" w:eastAsia="微軟正黑體" w:hAnsi="微軟正黑體"/>
-        </w:rPr>
-        <w:t xml:space="preserve"> </w:t>
-      </w:r>
-      <w:proofErr w:type="spellStart"/>
-      <w:r>
-        <w:rPr>
-          <w:rFonts w:ascii="微軟正黑體" w:eastAsia="微軟正黑體" w:hAnsi="微軟正黑體"/>
-        </w:rPr>
-        <w:t>uvicorn</w:t>
-      </w:r>
-      <w:proofErr w:type="spellEnd"/>
-    </w:p>
-    <w:p>
-      <w:pPr>
-        <w:adjustRightInd w:val="0"/>
-        <w:snapToGrid w:val="0"/>
-        <w:rPr>
-          <w:rFonts w:ascii="微軟正黑體" w:eastAsia="微軟正黑體" w:hAnsi="微軟正黑體"/>
-        </w:rPr>
-      </w:pPr>
-      <w:r>
-        <w:rPr>
-          <w:rFonts w:ascii="微軟正黑體" w:eastAsia="微軟正黑體" w:hAnsi="微軟正黑體" w:hint="eastAsia"/>
-        </w:rPr>
-        <w:t xml:space="preserve">    # 啟動伺服器在 http://127.0.0.1:8000</w:t>
-      </w:r>
-    </w:p>
-    <w:p>
-      <w:pPr>
-        <w:adjustRightInd w:val="0"/>
-        <w:snapToGrid w:val="0"/>
-        <w:rPr>
-          <w:rFonts w:ascii="微軟正黑體" w:eastAsia="微軟正黑體" w:hAnsi="微軟正黑體"/>
-        </w:rPr>
-      </w:pPr>
-      <w:r>
-        <w:rPr>
-          <w:rFonts w:ascii="微軟正黑體" w:eastAsia="微軟正黑體" w:hAnsi="微軟正黑體"/>
-        </w:rPr>
-        <w:t xml:space="preserve">    </w:t>
-      </w:r>
-      <w:proofErr w:type="spellStart"/>
-      <w:proofErr w:type="gramStart"/>
-      <w:r>
-        <w:rPr>
-          <w:rFonts w:ascii="微軟正黑體" w:eastAsia="微軟正黑體" w:hAnsi="微軟正黑體"/>
-        </w:rPr>
-        <w:t>uvicorn.run</w:t>
-      </w:r>
-      <w:proofErr w:type="spellEnd"/>
-      <w:r>
-        <w:rPr>
-          <w:rFonts w:ascii="微軟正黑體" w:eastAsia="微軟正黑體" w:hAnsi="微軟正黑體"/>
-        </w:rPr>
-        <w:t>(</w:t>
-      </w:r>
-      <w:proofErr w:type="gramEnd"/>
-      <w:r>
-        <w:rPr>
-          <w:rFonts w:ascii="微軟正黑體" w:eastAsia="微軟正黑體" w:hAnsi="微軟正黑體"/>
-        </w:rPr>
-        <w:t>app, host="127.0.0.1", port=8000)</w:t>
-      </w:r>
-    </w:p>
-    <w:p>
-      <w:pPr>
-        <w:adjustRightInd w:val="0"/>
-        <w:snapToGrid w:val="0"/>
-        <w:rPr>
-          <w:rFonts w:ascii="微軟正黑體" w:eastAsia="微軟正黑體" w:hAnsi="微軟正黑體"/>
-        </w:rPr>
-      </w:pPr>
-      <w:r>
-        <w:rPr>
-          <w:rFonts w:ascii="微軟正黑體" w:eastAsia="微軟正黑體" w:hAnsi="微軟正黑體"/>
-        </w:rPr>
-        <w:t>-----</w:t>
-      </w:r>
-    </w:p>
-    <w:p>
-      <w:pPr>
-        <w:adjustRightInd w:val="0"/>
-        <w:snapToGrid w:val="0"/>
-        <w:rPr>
-          <w:rFonts w:ascii="微軟正黑體" w:eastAsia="微軟正黑體" w:hAnsi="微軟正黑體"/>
-        </w:rPr>
-      </w:pPr>
-    </w:p>
-    <w:p>
-      <w:pPr>
-        <w:adjustRightInd w:val="0"/>
-        <w:snapToGrid w:val="0"/>
-        <w:rPr>
-          <w:rFonts w:ascii="微軟正黑體" w:eastAsia="微軟正黑體" w:hAnsi="微軟正黑體"/>
-        </w:rPr>
-      </w:pPr>
-      <w:r>
-        <w:rPr>
-          <w:rFonts w:ascii="微軟正黑體" w:eastAsia="微軟正黑體" w:hAnsi="微軟正黑體" w:hint="eastAsia"/>
-        </w:rPr>
-        <w:t>如何進行測試？</w:t>
-      </w:r>
-    </w:p>
-    <w:p>
-      <w:pPr>
-        <w:adjustRightInd w:val="0"/>
-        <w:snapToGrid w:val="0"/>
-        <w:rPr>
-          <w:rFonts w:ascii="微軟正黑體" w:eastAsia="微軟正黑體" w:hAnsi="微軟正黑體"/>
-        </w:rPr>
-      </w:pPr>
-      <w:r>
-        <w:rPr>
-          <w:rFonts w:ascii="微軟正黑體" w:eastAsia="微軟正黑體" w:hAnsi="微軟正黑體" w:hint="eastAsia"/>
-        </w:rPr>
-        <w:t>啟動實驗環境：</w:t>
-      </w:r>
-    </w:p>
-    <w:p>
-      <w:pPr>
-        <w:adjustRightInd w:val="0"/>
-        <w:snapToGrid w:val="0"/>
-        <w:rPr>
-          <w:rFonts w:ascii="微軟正黑體" w:eastAsia="微軟正黑體" w:hAnsi="微軟正黑體"/>
-        </w:rPr>
-      </w:pPr>
-      <w:r>
-        <w:rPr>
-          <w:rFonts w:ascii="微軟正黑體" w:eastAsia="微軟正黑體" w:hAnsi="微軟正黑體" w:hint="eastAsia"/>
-        </w:rPr>
-        <w:t>執行 python vulnerable_lab.py。你會看到伺服器啟動在 http://127.0.0.1:8000。</w:t>
-      </w:r>
-    </w:p>
-    <w:p>
-      <w:pPr>
-        <w:adjustRightInd w:val="0"/>
-        <w:snapToGrid w:val="0"/>
-        <w:rPr>
-          <w:rFonts w:ascii="微軟正黑體" w:eastAsia="微軟正黑體" w:hAnsi="微軟正黑體"/>
-        </w:rPr>
-      </w:pPr>
-    </w:p>
-    <w:p>
-      <w:pPr>
-        <w:adjustRightInd w:val="0"/>
-        <w:snapToGrid w:val="0"/>
-        <w:rPr>
-          <w:rFonts w:ascii="微軟正黑體" w:eastAsia="微軟正黑體" w:hAnsi="微軟正黑體"/>
-        </w:rPr>
-      </w:pPr>
-      <w:r>
-        <w:rPr>
-          <w:rFonts w:ascii="微軟正黑體" w:eastAsia="微軟正黑體" w:hAnsi="微軟正黑體" w:hint="eastAsia"/>
-        </w:rPr>
-        <w:t>修改掃描器目標：</w:t>
-      </w:r>
-    </w:p>
-    <w:p>
-      <w:pPr>
-        <w:adjustRightInd w:val="0"/>
-        <w:snapToGrid w:val="0"/>
-        <w:rPr>
-          <w:rFonts w:ascii="微軟正黑體" w:eastAsia="微軟正黑體" w:hAnsi="微軟正黑體"/>
-        </w:rPr>
-      </w:pPr>
-      <w:r>
-        <w:rPr>
-          <w:rFonts w:ascii="微軟正黑體" w:eastAsia="微軟正黑體" w:hAnsi="微軟正黑體" w:hint="eastAsia"/>
-        </w:rPr>
-        <w:t>打開你的 crawler.py，將最底部的 target 修改為：</w:t>
-      </w:r>
-    </w:p>
-    <w:p>
-      <w:pPr>
-        <w:adjustRightInd w:val="0"/>
-        <w:snapToGrid w:val="0"/>
-        <w:rPr>
-          <w:rFonts w:ascii="微軟正黑體" w:eastAsia="微軟正黑體" w:hAnsi="微軟正黑體"/>
-        </w:rPr>
-      </w:pPr>
-    </w:p>
-    <w:p>
-      <w:pPr>
-        <w:adjustRightInd w:val="0"/>
-        <w:snapToGrid w:val="0"/>
-        <w:rPr>
-          <w:rFonts w:ascii="微軟正黑體" w:eastAsia="微軟正黑體" w:hAnsi="微軟正黑體"/>
-        </w:rPr>
-      </w:pPr>
-      <w:r>
-        <w:rPr>
-          <w:rFonts w:ascii="微軟正黑體" w:eastAsia="微軟正黑體" w:hAnsi="微軟正黑體"/>
-        </w:rPr>
-        <w:t>Python</w:t>
-      </w:r>
-    </w:p>
-    <w:p>
-      <w:pPr>
-        <w:adjustRightInd w:val="0"/>
-        <w:snapToGrid w:val="0"/>
-        <w:rPr>
-          <w:rFonts w:ascii="微軟正黑體" w:eastAsia="微軟正黑體" w:hAnsi="微軟正黑體"/>
-        </w:rPr>
-      </w:pPr>
-      <w:proofErr w:type="gramStart"/>
-      <w:r>
-        <w:rPr>
-          <w:rFonts w:ascii="微軟正黑體" w:eastAsia="微軟正黑體" w:hAnsi="微軟正黑體"/>
-        </w:rPr>
-        <w:t>target</w:t>
-      </w:r>
-      <w:proofErr w:type="gramEnd"/>
-      <w:r>
-        <w:rPr>
-          <w:rFonts w:ascii="微軟正黑體" w:eastAsia="微軟正黑體" w:hAnsi="微軟正黑體"/>
-        </w:rPr>
-        <w:t xml:space="preserve"> = "http://127.0.0.1:8000"</w:t>
-      </w:r>
-    </w:p>
-    <w:p>
-      <w:pPr>
-        <w:adjustRightInd w:val="0"/>
-        <w:snapToGrid w:val="0"/>
-        <w:rPr>
-          <w:rFonts w:ascii="微軟正黑體" w:eastAsia="微軟正黑體" w:hAnsi="微軟正黑體"/>
-        </w:rPr>
-      </w:pPr>
-    </w:p>
-    <w:p>
-      <w:pPr>
-        <w:adjustRightInd w:val="0"/>
-        <w:snapToGrid w:val="0"/>
-        <w:rPr>
-          <w:rFonts w:ascii="微軟正黑體" w:eastAsia="微軟正黑體" w:hAnsi="微軟正黑體"/>
-        </w:rPr>
-      </w:pPr>
-      <w:r>
-        <w:rPr>
-          <w:rFonts w:ascii="微軟正黑體" w:eastAsia="微軟正黑體" w:hAnsi="微軟正黑體" w:hint="eastAsia"/>
-        </w:rPr>
-        <w:t>執行掃描：</w:t>
-      </w:r>
-    </w:p>
-    <w:p>
-      <w:pPr>
-        <w:adjustRightInd w:val="0"/>
-        <w:snapToGrid w:val="0"/>
-        <w:rPr>
-          <w:rFonts w:ascii="微軟正黑體" w:eastAsia="微軟正黑體" w:hAnsi="微軟正黑體"/>
-        </w:rPr>
-      </w:pPr>
-      <w:r>
-        <w:rPr>
-          <w:rFonts w:ascii="微軟正黑體" w:eastAsia="微軟正黑體" w:hAnsi="微軟正黑體" w:hint="eastAsia"/>
-        </w:rPr>
-        <w:t>執行 python crawler.py。</w:t>
-      </w:r>
-    </w:p>
-    <w:p>
-      <w:pPr>
-        <w:adjustRightInd w:val="0"/>
-        <w:snapToGrid w:val="0"/>
-        <w:rPr>
-          <w:rFonts w:ascii="微軟正黑體" w:eastAsia="微軟正黑體" w:hAnsi="微軟正黑體"/>
-        </w:rPr>
-      </w:pPr>
-    </w:p>
-    <w:p>
-      <w:pPr>
-        <w:adjustRightInd w:val="0"/>
-        <w:snapToGrid w:val="0"/>
-        <w:rPr>
-          <w:rFonts w:ascii="微軟正黑體" w:eastAsia="微軟正黑體" w:hAnsi="微軟正黑體"/>
-        </w:rPr>
-      </w:pPr>
-      <w:r>
-        <w:rPr>
-          <w:rFonts w:ascii="微軟正黑體" w:eastAsia="微軟正黑體" w:hAnsi="微軟正黑體" w:hint="eastAsia"/>
-        </w:rPr>
-        <w:t>預期的掃描結果：</w:t>
-      </w:r>
-    </w:p>
-    <w:p>
-      <w:pPr>
-        <w:adjustRightInd w:val="0"/>
-        <w:snapToGrid w:val="0"/>
-        <w:rPr>
-          <w:rFonts w:ascii="微軟正黑體" w:eastAsia="微軟正黑體" w:hAnsi="微軟正黑體"/>
-        </w:rPr>
-      </w:pPr>
-      <w:r>
-        <w:rPr>
-          <w:rFonts w:ascii="微軟正黑體" w:eastAsia="微軟正黑體" w:hAnsi="微軟正黑體" w:hint="eastAsia"/>
-        </w:rPr>
-        <w:t>如果一切正常，你的 crawler.py 會在終端機輸出類似以下的結果：</w:t>
-      </w:r>
-    </w:p>
-    <w:p>
-      <w:pPr>
-        <w:adjustRightInd w:val="0"/>
-        <w:snapToGrid w:val="0"/>
-        <w:rPr>
-          <w:rFonts w:ascii="微軟正黑體" w:eastAsia="微軟正黑體" w:hAnsi="微軟正黑體"/>
-        </w:rPr>
-      </w:pPr>
-    </w:p>
-    <w:p>
-      <w:pPr>
-        <w:adjustRightInd w:val="0"/>
-        <w:snapToGrid w:val="0"/>
-        <w:rPr>
-          <w:rFonts w:ascii="微軟正黑體" w:eastAsia="微軟正黑體" w:hAnsi="微軟正黑體"/>
-        </w:rPr>
-      </w:pPr>
-      <w:r>
-        <w:rPr>
-          <w:rFonts w:ascii="微軟正黑體" w:eastAsia="微軟正黑體" w:hAnsi="微軟正黑體" w:hint="eastAsia"/>
-        </w:rPr>
-        <w:t>XSS 測試：因為 vulnerable_lab.py 的 /search 路由會直接顯示你的 Payload，</w:t>
-      </w:r>
-      <w:proofErr w:type="spellStart"/>
-      <w:r>
-        <w:rPr>
-          <w:rFonts w:ascii="微軟正黑體" w:eastAsia="微軟正黑體" w:hAnsi="微軟正黑體" w:hint="eastAsia"/>
-        </w:rPr>
-        <w:t>scan_xss</w:t>
-      </w:r>
-      <w:proofErr w:type="spellEnd"/>
-      <w:r>
-        <w:rPr>
-          <w:rFonts w:ascii="微軟正黑體" w:eastAsia="微軟正黑體" w:hAnsi="微軟正黑體" w:hint="eastAsia"/>
-        </w:rPr>
-        <w:t xml:space="preserve"> 會在回傳內容中找到 &lt;script&gt;alert('</w:t>
-      </w:r>
-      <w:proofErr w:type="spellStart"/>
-      <w:r>
-        <w:rPr>
-          <w:rFonts w:ascii="微軟正黑體" w:eastAsia="微軟正黑體" w:hAnsi="微軟正黑體" w:hint="eastAsia"/>
-        </w:rPr>
-        <w:t>xss</w:t>
-      </w:r>
-      <w:proofErr w:type="spellEnd"/>
-      <w:r>
-        <w:rPr>
-          <w:rFonts w:ascii="微軟正黑體" w:eastAsia="微軟正黑體" w:hAnsi="微軟正黑體" w:hint="eastAsia"/>
-        </w:rPr>
-        <w:t>')&lt;/script&gt;，並觸發 [!!!] 發現 XSS 漏洞。</w:t>
-      </w:r>
-    </w:p>
-    <w:p>
-      <w:pPr>
-        <w:adjustRightInd w:val="0"/>
-        <w:snapToGrid w:val="0"/>
-        <w:rPr>
-          <w:rFonts w:ascii="微軟正黑體" w:eastAsia="微軟正黑體" w:hAnsi="微軟正黑體"/>
-        </w:rPr>
-      </w:pPr>
-    </w:p>
-    <w:p>
-      <w:pPr>
-        <w:adjustRightInd w:val="0"/>
-        <w:snapToGrid w:val="0"/>
-        <w:rPr>
-          <w:rFonts w:ascii="微軟正黑體" w:eastAsia="微軟正黑體" w:hAnsi="微軟正黑體"/>
-        </w:rPr>
-      </w:pPr>
-      <w:proofErr w:type="spellStart"/>
-      <w:r>
-        <w:rPr>
-          <w:rFonts w:ascii="微軟正黑體" w:eastAsia="微軟正黑體" w:hAnsi="微軟正黑體" w:hint="eastAsia"/>
-        </w:rPr>
-        <w:lastRenderedPageBreak/>
-        <w:t>SQLi</w:t>
-      </w:r>
-      <w:proofErr w:type="spellEnd"/>
-      <w:r>
-        <w:rPr>
-          <w:rFonts w:ascii="微軟正黑體" w:eastAsia="微軟正黑體" w:hAnsi="微軟正黑體" w:hint="eastAsia"/>
-        </w:rPr>
-        <w:t xml:space="preserve"> 測試：因為 /login 路由在收到包含 ' 的輸入時會回傳 You have an error in your SQL syntax，這正好符合 crawler.py 裡的 </w:t>
-      </w:r>
-      <w:proofErr w:type="spellStart"/>
-      <w:r>
-        <w:rPr>
-          <w:rFonts w:ascii="微軟正黑體" w:eastAsia="微軟正黑體" w:hAnsi="微軟正黑體" w:hint="eastAsia"/>
-        </w:rPr>
-        <w:t>db_errors</w:t>
-      </w:r>
-      <w:proofErr w:type="spellEnd"/>
-      <w:r>
-        <w:rPr>
-          <w:rFonts w:ascii="微軟正黑體" w:eastAsia="微軟正黑體" w:hAnsi="微軟正黑體" w:hint="eastAsia"/>
-        </w:rPr>
-        <w:t xml:space="preserve"> 關鍵字，從而觸發 [!!!] 發現 SQL 注入漏洞。</w:t>
-      </w:r>
-    </w:p>
-    <w:p>
-      <w:pPr>
-        <w:adjustRightInd w:val="0"/>
-        <w:snapToGrid w:val="0"/>
-        <w:rPr>
-          <w:rFonts w:ascii="微軟正黑體" w:eastAsia="微軟正黑體" w:hAnsi="微軟正黑體"/>
-        </w:rPr>
-      </w:pPr>
-    </w:p>
-    <w:p>
-      <w:pPr>
-        <w:adjustRightInd w:val="0"/>
-        <w:snapToGrid w:val="0"/>
-        <w:rPr>
-          <w:rFonts w:ascii="微軟正黑體" w:eastAsia="微軟正黑體" w:hAnsi="微軟正黑體"/>
-        </w:rPr>
-      </w:pPr>
-      <w:r>
-        <w:rPr>
-          <w:rFonts w:ascii="微軟正黑體" w:eastAsia="微軟正黑體" w:hAnsi="微軟正黑體" w:hint="eastAsia"/>
-        </w:rPr>
-        <w:t>這樣你就可以在完全安全的環境下，驗證你的自動化掃描邏輯是否正確運作了！</w:t>
-      </w:r>
     </w:p>
     <w:sectPr>
       <w:pgSz w:w="11906" w:h="16838"/>
